--- a/templates/submittals/04_Submittal_Package_Combined.docx
+++ b/templates/submittals/04_Submittal_Package_Combined.docx
@@ -7,6 +7,7 @@
         <w:rPr>
           <w:rFonts w:ascii="Calibri" w:hAnsi="Calibri"/>
           <w:b/>
+          <w:color w:val="000000"/>
           <w:sz w:val="22"/>
         </w:rPr>
         <w:t>[Company Name]</w:t>
@@ -17,6 +18,7 @@
         <w:rPr>
           <w:rFonts w:ascii="Calibri" w:hAnsi="Calibri"/>
           <w:b w:val="0"/>
+          <w:color w:val="000000"/>
           <w:sz w:val="18"/>
         </w:rPr>
         <w:t>[Street Address]</w:t>
@@ -27,6 +29,7 @@
         <w:rPr>
           <w:rFonts w:ascii="Calibri" w:hAnsi="Calibri"/>
           <w:b w:val="0"/>
+          <w:color w:val="000000"/>
           <w:sz w:val="18"/>
         </w:rPr>
         <w:t>[City, State ZIP]</w:t>
@@ -37,6 +40,7 @@
         <w:rPr>
           <w:rFonts w:ascii="Calibri" w:hAnsi="Calibri"/>
           <w:b w:val="0"/>
+          <w:color w:val="000000"/>
           <w:sz w:val="18"/>
         </w:rPr>
         <w:t>[Phone]</w:t>
@@ -47,26 +51,11 @@
         <w:rPr>
           <w:rFonts w:ascii="Calibri" w:hAnsi="Calibri"/>
           <w:b w:val="0"/>
+          <w:color w:val="0563C1"/>
           <w:sz w:val="18"/>
+          <w:u w:val="single"/>
         </w:rPr>
         <w:t>[Website]</w:t>
-      </w:r>
-    </w:p>
-    <w:p>
-      <w:pPr>
-        <w:pBdr>
-          <w:bottom w:val="single" w:sz="6" w:space="1" w:color="1F3A5F"/>
-        </w:pBdr>
-      </w:pPr>
-    </w:p>
-    <w:p>
-      <w:r>
-        <w:rPr>
-          <w:rFonts w:ascii="Calibri" w:hAnsi="Calibri"/>
-          <w:b w:val="0"/>
-          <w:sz w:val="18"/>
-        </w:rPr>
-        <w:t>Complete submittal package - bound for transmittal to the A/E. Sequence: (1) Transmittal cover, (2) Submittal Cover Sheet, (3) Submittal Index, followed by the product data / shop drawings / samples themselves.</w:t>
       </w:r>
     </w:p>
     <w:p/>
@@ -78,8 +67,8 @@
         <w:rPr>
           <w:rFonts w:ascii="Calibri" w:hAnsi="Calibri"/>
           <w:b/>
-          <w:color w:val="1F3A5F"/>
-          <w:sz w:val="32"/>
+          <w:color w:val="000000"/>
+          <w:sz w:val="40"/>
         </w:rPr>
         <w:t>TRANSMITTAL</w:t>
       </w:r>
@@ -87,10 +76,17 @@
     <w:p/>
     <w:tbl>
       <w:tblPr>
-        <w:tblStyle w:val="LightList-Accent1"/>
         <w:tblW w:type="auto" w:w="0"/>
         <w:tblLayout w:type="fixed"/>
         <w:tblLook w:firstColumn="1" w:firstRow="1" w:lastColumn="0" w:lastRow="0" w:noHBand="0" w:noVBand="1" w:val="04A0"/>
+        <w:tblBorders>
+          <w:top w:val="single" w:sz="4" w:space="0" w:color="7F7F7F"/>
+          <w:left w:val="single" w:sz="4" w:space="0" w:color="7F7F7F"/>
+          <w:bottom w:val="single" w:sz="4" w:space="0" w:color="7F7F7F"/>
+          <w:right w:val="single" w:sz="4" w:space="0" w:color="7F7F7F"/>
+          <w:insideH w:val="single" w:sz="4" w:space="0" w:color="7F7F7F"/>
+          <w:insideV w:val="single" w:sz="4" w:space="0" w:color="7F7F7F"/>
+        </w:tblBorders>
       </w:tblPr>
       <w:tblGrid>
         <w:gridCol w:w="5112"/>
@@ -100,7 +96,7 @@
         <w:tc>
           <w:tcPr>
             <w:tcW w:type="dxa" w:w="1440"/>
-            <w:shd w:val="clear" w:color="auto" w:fill="1F3A5F"/>
+            <w:shd w:val="clear" w:color="auto" w:fill="DAE3F3"/>
           </w:tcPr>
           <w:p>
             <w:r/>
@@ -108,8 +104,8 @@
               <w:rPr>
                 <w:rFonts w:ascii="Calibri" w:hAnsi="Calibri"/>
                 <w:b/>
-                <w:color w:val="FFFFFF"/>
-                <w:sz w:val="18"/>
+                <w:color w:val="000000"/>
+                <w:sz w:val="20"/>
               </w:rPr>
               <w:t>DATE:</w:t>
             </w:r>
@@ -117,7 +113,7 @@
         </w:tc>
         <w:tc>
           <w:tcPr>
-            <w:tcW w:type="dxa" w:w="8640"/>
+            <w:tcW w:type="dxa" w:w="8784"/>
           </w:tcPr>
           <w:p>
             <w:r/>
@@ -125,6 +121,7 @@
               <w:rPr>
                 <w:rFonts w:ascii="Calibri" w:hAnsi="Calibri"/>
                 <w:b w:val="0"/>
+                <w:color w:val="000000"/>
                 <w:sz w:val="20"/>
               </w:rPr>
               <w:t>[YYYY-MM-DD]</w:t>
@@ -136,10 +133,17 @@
     <w:p/>
     <w:tbl>
       <w:tblPr>
-        <w:tblStyle w:val="LightGrid-Accent1"/>
         <w:tblW w:type="auto" w:w="0"/>
         <w:tblLayout w:type="fixed"/>
         <w:tblLook w:firstColumn="1" w:firstRow="1" w:lastColumn="0" w:lastRow="0" w:noHBand="0" w:noVBand="1" w:val="04A0"/>
+        <w:tblBorders>
+          <w:top w:val="single" w:sz="4" w:space="0" w:color="7F7F7F"/>
+          <w:left w:val="single" w:sz="4" w:space="0" w:color="7F7F7F"/>
+          <w:bottom w:val="single" w:sz="4" w:space="0" w:color="7F7F7F"/>
+          <w:right w:val="single" w:sz="4" w:space="0" w:color="7F7F7F"/>
+          <w:insideH w:val="single" w:sz="4" w:space="0" w:color="7F7F7F"/>
+          <w:insideV w:val="single" w:sz="4" w:space="0" w:color="7F7F7F"/>
+        </w:tblBorders>
       </w:tblPr>
       <w:tblGrid>
         <w:gridCol w:w="2556"/>
@@ -150,8 +154,8 @@
       <w:tr>
         <w:tc>
           <w:tcPr>
-            <w:tcW w:type="dxa" w:w="1008"/>
-            <w:shd w:val="clear" w:color="auto" w:fill="1F3A5F"/>
+            <w:tcW w:type="dxa" w:w="1296"/>
+            <w:shd w:val="clear" w:color="auto" w:fill="DAE3F3"/>
           </w:tcPr>
           <w:p>
             <w:r/>
@@ -159,8 +163,8 @@
               <w:rPr>
                 <w:rFonts w:ascii="Calibri" w:hAnsi="Calibri"/>
                 <w:b/>
-                <w:color w:val="FFFFFF"/>
-                <w:sz w:val="18"/>
+                <w:color w:val="000000"/>
+                <w:sz w:val="20"/>
               </w:rPr>
               <w:t>TO:</w:t>
             </w:r>
@@ -176,6 +180,7 @@
               <w:rPr>
                 <w:rFonts w:ascii="Calibri" w:hAnsi="Calibri"/>
                 <w:b w:val="0"/>
+                <w:color w:val="000000"/>
                 <w:sz w:val="20"/>
               </w:rPr>
               <w:t>[Recipient Firm]</w:t>
@@ -184,8 +189,8 @@
         </w:tc>
         <w:tc>
           <w:tcPr>
-            <w:tcW w:type="dxa" w:w="1008"/>
-            <w:shd w:val="clear" w:color="auto" w:fill="1F3A5F"/>
+            <w:tcW w:type="dxa" w:w="1440"/>
+            <w:shd w:val="clear" w:color="auto" w:fill="DAE3F3"/>
           </w:tcPr>
           <w:p>
             <w:r/>
@@ -193,8 +198,8 @@
               <w:rPr>
                 <w:rFonts w:ascii="Calibri" w:hAnsi="Calibri"/>
                 <w:b/>
-                <w:color w:val="FFFFFF"/>
-                <w:sz w:val="18"/>
+                <w:color w:val="000000"/>
+                <w:sz w:val="20"/>
               </w:rPr>
               <w:t>VIA:</w:t>
             </w:r>
@@ -202,7 +207,7 @@
         </w:tc>
         <w:tc>
           <w:tcPr>
-            <w:tcW w:type="dxa" w:w="3888"/>
+            <w:tcW w:type="dxa" w:w="3168"/>
           </w:tcPr>
           <w:p>
             <w:r/>
@@ -210,9 +215,10 @@
               <w:rPr>
                 <w:rFonts w:ascii="Calibri" w:hAnsi="Calibri"/>
                 <w:b w:val="0"/>
-                <w:sz w:val="18"/>
+                <w:color w:val="000000"/>
+                <w:sz w:val="20"/>
               </w:rPr>
-              <w:t>[ ] U.S. MAIL</w:t>
+              <w:t>U.S. MAIL</w:t>
             </w:r>
           </w:p>
         </w:tc>
@@ -220,8 +226,8 @@
       <w:tr>
         <w:tc>
           <w:tcPr>
-            <w:tcW w:type="dxa" w:w="1008"/>
-            <w:shd w:val="clear" w:color="auto" w:fill="1F3A5F"/>
+            <w:tcW w:type="dxa" w:w="1296"/>
+            <w:shd w:val="clear" w:color="auto" w:fill="DAE3F3"/>
           </w:tcPr>
           <w:p>
             <w:r/>
@@ -229,8 +235,8 @@
               <w:rPr>
                 <w:rFonts w:ascii="Calibri" w:hAnsi="Calibri"/>
                 <w:b/>
-                <w:color w:val="FFFFFF"/>
-                <w:sz w:val="18"/>
+                <w:color w:val="000000"/>
+                <w:sz w:val="20"/>
               </w:rPr>
               <w:t>ATTN:</w:t>
             </w:r>
@@ -246,6 +252,7 @@
               <w:rPr>
                 <w:rFonts w:ascii="Calibri" w:hAnsi="Calibri"/>
                 <w:b w:val="0"/>
+                <w:color w:val="000000"/>
                 <w:sz w:val="20"/>
               </w:rPr>
               <w:t>[Recipient Name]</w:t>
@@ -254,15 +261,7 @@
         </w:tc>
         <w:tc>
           <w:tcPr>
-            <w:tcW w:type="dxa" w:w="1008"/>
-          </w:tcPr>
-          <w:p>
-            <w:r/>
-          </w:p>
-        </w:tc>
-        <w:tc>
-          <w:tcPr>
-            <w:tcW w:type="dxa" w:w="3888"/>
+            <w:tcW w:type="dxa" w:w="1440"/>
           </w:tcPr>
           <w:p>
             <w:r/>
@@ -270,9 +269,26 @@
               <w:rPr>
                 <w:rFonts w:ascii="Calibri" w:hAnsi="Calibri"/>
                 <w:b w:val="0"/>
-                <w:sz w:val="18"/>
+                <w:color w:val="000000"/>
+                <w:sz w:val="20"/>
               </w:rPr>
-              <w:t>[ ] HAND DELIVERED</w:t>
+            </w:r>
+          </w:p>
+        </w:tc>
+        <w:tc>
+          <w:tcPr>
+            <w:tcW w:type="dxa" w:w="3168"/>
+          </w:tcPr>
+          <w:p>
+            <w:r/>
+            <w:r>
+              <w:rPr>
+                <w:rFonts w:ascii="Calibri" w:hAnsi="Calibri"/>
+                <w:b w:val="0"/>
+                <w:color w:val="000000"/>
+                <w:sz w:val="20"/>
+              </w:rPr>
+              <w:t>HAND DELIVERED</w:t>
             </w:r>
           </w:p>
         </w:tc>
@@ -280,10 +296,18 @@
       <w:tr>
         <w:tc>
           <w:tcPr>
-            <w:tcW w:type="dxa" w:w="1008"/>
+            <w:tcW w:type="dxa" w:w="1296"/>
           </w:tcPr>
           <w:p>
             <w:r/>
+            <w:r>
+              <w:rPr>
+                <w:rFonts w:ascii="Calibri" w:hAnsi="Calibri"/>
+                <w:b w:val="0"/>
+                <w:color w:val="000000"/>
+                <w:sz w:val="20"/>
+              </w:rPr>
+            </w:r>
           </w:p>
         </w:tc>
         <w:tc>
@@ -296,6 +320,7 @@
               <w:rPr>
                 <w:rFonts w:ascii="Calibri" w:hAnsi="Calibri"/>
                 <w:b w:val="0"/>
+                <w:color w:val="000000"/>
                 <w:sz w:val="20"/>
               </w:rPr>
               <w:t>[Street Address]</w:t>
@@ -304,15 +329,7 @@
         </w:tc>
         <w:tc>
           <w:tcPr>
-            <w:tcW w:type="dxa" w:w="1008"/>
-          </w:tcPr>
-          <w:p>
-            <w:r/>
-          </w:p>
-        </w:tc>
-        <w:tc>
-          <w:tcPr>
-            <w:tcW w:type="dxa" w:w="3888"/>
+            <w:tcW w:type="dxa" w:w="1440"/>
           </w:tcPr>
           <w:p>
             <w:r/>
@@ -320,9 +337,26 @@
               <w:rPr>
                 <w:rFonts w:ascii="Calibri" w:hAnsi="Calibri"/>
                 <w:b w:val="0"/>
-                <w:sz w:val="18"/>
+                <w:color w:val="000000"/>
+                <w:sz w:val="20"/>
               </w:rPr>
-              <w:t>[ ] LOCAL DELIVERY</w:t>
+            </w:r>
+          </w:p>
+        </w:tc>
+        <w:tc>
+          <w:tcPr>
+            <w:tcW w:type="dxa" w:w="3168"/>
+          </w:tcPr>
+          <w:p>
+            <w:r/>
+            <w:r>
+              <w:rPr>
+                <w:rFonts w:ascii="Calibri" w:hAnsi="Calibri"/>
+                <w:b w:val="0"/>
+                <w:color w:val="000000"/>
+                <w:sz w:val="20"/>
+              </w:rPr>
+              <w:t>LOCAL DELIVERY</w:t>
             </w:r>
           </w:p>
         </w:tc>
@@ -330,10 +364,18 @@
       <w:tr>
         <w:tc>
           <w:tcPr>
-            <w:tcW w:type="dxa" w:w="1008"/>
+            <w:tcW w:type="dxa" w:w="1296"/>
           </w:tcPr>
           <w:p>
             <w:r/>
+            <w:r>
+              <w:rPr>
+                <w:rFonts w:ascii="Calibri" w:hAnsi="Calibri"/>
+                <w:b w:val="0"/>
+                <w:color w:val="000000"/>
+                <w:sz w:val="20"/>
+              </w:rPr>
+            </w:r>
           </w:p>
         </w:tc>
         <w:tc>
@@ -346,6 +388,7 @@
               <w:rPr>
                 <w:rFonts w:ascii="Calibri" w:hAnsi="Calibri"/>
                 <w:b w:val="0"/>
+                <w:color w:val="000000"/>
                 <w:sz w:val="20"/>
               </w:rPr>
               <w:t>[City, State ZIP]</w:t>
@@ -354,15 +397,7 @@
         </w:tc>
         <w:tc>
           <w:tcPr>
-            <w:tcW w:type="dxa" w:w="1008"/>
-          </w:tcPr>
-          <w:p>
-            <w:r/>
-          </w:p>
-        </w:tc>
-        <w:tc>
-          <w:tcPr>
-            <w:tcW w:type="dxa" w:w="3888"/>
+            <w:tcW w:type="dxa" w:w="1440"/>
           </w:tcPr>
           <w:p>
             <w:r/>
@@ -370,9 +405,26 @@
               <w:rPr>
                 <w:rFonts w:ascii="Calibri" w:hAnsi="Calibri"/>
                 <w:b w:val="0"/>
-                <w:sz w:val="18"/>
+                <w:color w:val="000000"/>
+                <w:sz w:val="20"/>
               </w:rPr>
-              <w:t>[ ] OVERNIGHT SHIPMENT</w:t>
+            </w:r>
+          </w:p>
+        </w:tc>
+        <w:tc>
+          <w:tcPr>
+            <w:tcW w:type="dxa" w:w="3168"/>
+          </w:tcPr>
+          <w:p>
+            <w:r/>
+            <w:r>
+              <w:rPr>
+                <w:rFonts w:ascii="Calibri" w:hAnsi="Calibri"/>
+                <w:b w:val="0"/>
+                <w:color w:val="000000"/>
+                <w:sz w:val="20"/>
+              </w:rPr>
+              <w:t>OVERNIGHT SHIPMENT</w:t>
             </w:r>
           </w:p>
         </w:tc>
@@ -380,10 +432,18 @@
       <w:tr>
         <w:tc>
           <w:tcPr>
-            <w:tcW w:type="dxa" w:w="1008"/>
+            <w:tcW w:type="dxa" w:w="1296"/>
           </w:tcPr>
           <w:p>
             <w:r/>
+            <w:r>
+              <w:rPr>
+                <w:rFonts w:ascii="Calibri" w:hAnsi="Calibri"/>
+                <w:b w:val="0"/>
+                <w:color w:val="000000"/>
+                <w:sz w:val="20"/>
+              </w:rPr>
+            </w:r>
           </w:p>
         </w:tc>
         <w:tc>
@@ -392,19 +452,39 @@
           </w:tcPr>
           <w:p>
             <w:r/>
+            <w:r>
+              <w:rPr>
+                <w:rFonts w:ascii="Calibri" w:hAnsi="Calibri"/>
+                <w:b w:val="0"/>
+                <w:color w:val="000000"/>
+                <w:sz w:val="20"/>
+              </w:rPr>
+            </w:r>
           </w:p>
         </w:tc>
         <w:tc>
           <w:tcPr>
-            <w:tcW w:type="dxa" w:w="1008"/>
+            <w:tcW w:type="dxa" w:w="1440"/>
           </w:tcPr>
           <w:p>
+            <w:pPr>
+              <w:jc w:val="center"/>
+            </w:pPr>
             <w:r/>
+            <w:r>
+              <w:rPr>
+                <w:rFonts w:ascii="Calibri" w:hAnsi="Calibri"/>
+                <w:b/>
+                <w:color w:val="000000"/>
+                <w:sz w:val="20"/>
+              </w:rPr>
+              <w:t>x</w:t>
+            </w:r>
           </w:p>
         </w:tc>
         <w:tc>
           <w:tcPr>
-            <w:tcW w:type="dxa" w:w="3888"/>
+            <w:tcW w:type="dxa" w:w="3168"/>
           </w:tcPr>
           <w:p>
             <w:r/>
@@ -412,9 +492,82 @@
               <w:rPr>
                 <w:rFonts w:ascii="Calibri" w:hAnsi="Calibri"/>
                 <w:b w:val="0"/>
-                <w:sz w:val="18"/>
+                <w:color w:val="000000"/>
+                <w:sz w:val="20"/>
               </w:rPr>
-              <w:t>[X] EMAIL</w:t>
+              <w:t>Email</w:t>
+            </w:r>
+          </w:p>
+        </w:tc>
+      </w:tr>
+      <w:tr>
+        <w:tc>
+          <w:tcPr>
+            <w:tcW w:type="dxa" w:w="1296"/>
+            <w:shd w:val="clear" w:color="auto" w:fill="DAE3F3"/>
+          </w:tcPr>
+          <w:p>
+            <w:r/>
+            <w:r>
+              <w:rPr>
+                <w:rFonts w:ascii="Calibri" w:hAnsi="Calibri"/>
+                <w:b/>
+                <w:color w:val="000000"/>
+                <w:sz w:val="20"/>
+              </w:rPr>
+              <w:t>PROJECT:</w:t>
+            </w:r>
+          </w:p>
+        </w:tc>
+        <w:tc>
+          <w:tcPr>
+            <w:tcW w:type="dxa" w:w="4320"/>
+          </w:tcPr>
+          <w:p>
+            <w:r/>
+            <w:r>
+              <w:rPr>
+                <w:rFonts w:ascii="Calibri" w:hAnsi="Calibri"/>
+                <w:b w:val="0"/>
+                <w:color w:val="000000"/>
+                <w:sz w:val="20"/>
+              </w:rPr>
+              <w:t>[Project Name]</w:t>
+            </w:r>
+          </w:p>
+        </w:tc>
+        <w:tc>
+          <w:tcPr>
+            <w:tcW w:type="dxa" w:w="1440"/>
+            <w:shd w:val="clear" w:color="auto" w:fill="DAE3F3"/>
+          </w:tcPr>
+          <w:p>
+            <w:r/>
+            <w:r>
+              <w:rPr>
+                <w:rFonts w:ascii="Calibri" w:hAnsi="Calibri"/>
+                <w:b/>
+                <w:color w:val="000000"/>
+                <w:sz w:val="20"/>
+              </w:rPr>
+              <w:t>PROJECT #</w:t>
+            </w:r>
+          </w:p>
+        </w:tc>
+        <w:tc>
+          <w:tcPr>
+            <w:tcW w:type="dxa" w:w="3168"/>
+          </w:tcPr>
+          <w:p>
+            <w:r/>
+            <w:r>
+              <w:rPr>
+                <w:rFonts w:ascii="Calibri" w:hAnsi="Calibri"/>
+                <w:b w:val="0"/>
+                <w:color w:val="000000"/>
+                <w:sz w:val="20"/>
+              </w:rPr>
+              <w:t>[Project #]</w:t>
             </w:r>
           </w:p>
         </w:tc>
@@ -423,20 +576,30 @@
     <w:p/>
     <w:tbl>
       <w:tblPr>
-        <w:tblStyle w:val="LightList-Accent1"/>
         <w:tblW w:type="auto" w:w="0"/>
         <w:tblLayout w:type="fixed"/>
         <w:tblLook w:firstColumn="1" w:firstRow="1" w:lastColumn="0" w:lastRow="0" w:noHBand="0" w:noVBand="1" w:val="04A0"/>
+        <w:tblBorders>
+          <w:top w:val="single" w:sz="4" w:space="0" w:color="7F7F7F"/>
+          <w:left w:val="single" w:sz="4" w:space="0" w:color="7F7F7F"/>
+          <w:bottom w:val="single" w:sz="4" w:space="0" w:color="7F7F7F"/>
+          <w:right w:val="single" w:sz="4" w:space="0" w:color="7F7F7F"/>
+          <w:insideH w:val="single" w:sz="4" w:space="0" w:color="7F7F7F"/>
+          <w:insideV w:val="single" w:sz="4" w:space="0" w:color="7F7F7F"/>
+        </w:tblBorders>
       </w:tblPr>
       <w:tblGrid>
-        <w:gridCol w:w="5112"/>
-        <w:gridCol w:w="5112"/>
+        <w:gridCol w:w="2045"/>
+        <w:gridCol w:w="2045"/>
+        <w:gridCol w:w="2045"/>
+        <w:gridCol w:w="2045"/>
+        <w:gridCol w:w="2045"/>
       </w:tblGrid>
       <w:tr>
         <w:tc>
           <w:tcPr>
             <w:tcW w:type="dxa" w:w="1728"/>
-            <w:shd w:val="clear" w:color="auto" w:fill="1F3A5F"/>
+            <w:shd w:val="clear" w:color="auto" w:fill="DAE3F3"/>
           </w:tcPr>
           <w:p>
             <w:r/>
@@ -444,16 +607,36 @@
               <w:rPr>
                 <w:rFonts w:ascii="Calibri" w:hAnsi="Calibri"/>
                 <w:b/>
-                <w:color w:val="FFFFFF"/>
-                <w:sz w:val="18"/>
+                <w:color w:val="000000"/>
+                <w:sz w:val="20"/>
               </w:rPr>
-              <w:t>PROJECT:</w:t>
+              <w:t>TRANSMITTED:</w:t>
             </w:r>
           </w:p>
         </w:tc>
         <w:tc>
           <w:tcPr>
-            <w:tcW w:type="dxa" w:w="8352"/>
+            <w:tcW w:type="dxa" w:w="576"/>
+          </w:tcPr>
+          <w:p>
+            <w:pPr>
+              <w:jc w:val="center"/>
+            </w:pPr>
+            <w:r/>
+            <w:r>
+              <w:rPr>
+                <w:rFonts w:ascii="Calibri" w:hAnsi="Calibri"/>
+                <w:b/>
+                <w:color w:val="000000"/>
+                <w:sz w:val="20"/>
+              </w:rPr>
+              <w:t>x</w:t>
+            </w:r>
+          </w:p>
+        </w:tc>
+        <w:tc>
+          <w:tcPr>
+            <w:tcW w:type="dxa" w:w="3024"/>
           </w:tcPr>
           <w:p>
             <w:r/>
@@ -461,9 +644,43 @@
               <w:rPr>
                 <w:rFonts w:ascii="Calibri" w:hAnsi="Calibri"/>
                 <w:b w:val="0"/>
+                <w:color w:val="000000"/>
                 <w:sz w:val="20"/>
               </w:rPr>
-              <w:t>[Project Name]</w:t>
+              <w:t>HEREWITH</w:t>
+            </w:r>
+          </w:p>
+        </w:tc>
+        <w:tc>
+          <w:tcPr>
+            <w:tcW w:type="dxa" w:w="576"/>
+          </w:tcPr>
+          <w:p>
+            <w:r/>
+            <w:r>
+              <w:rPr>
+                <w:rFonts w:ascii="Calibri" w:hAnsi="Calibri"/>
+                <w:b w:val="0"/>
+                <w:color w:val="000000"/>
+                <w:sz w:val="20"/>
+              </w:rPr>
+            </w:r>
+          </w:p>
+        </w:tc>
+        <w:tc>
+          <w:tcPr>
+            <w:tcW w:type="dxa" w:w="4320"/>
+          </w:tcPr>
+          <w:p>
+            <w:r/>
+            <w:r>
+              <w:rPr>
+                <w:rFonts w:ascii="Calibri" w:hAnsi="Calibri"/>
+                <w:b w:val="0"/>
+                <w:color w:val="000000"/>
+                <w:sz w:val="20"/>
+              </w:rPr>
+              <w:t>SEPARATELY</w:t>
             </w:r>
           </w:p>
         </w:tc>
@@ -472,7 +689,7 @@
         <w:tc>
           <w:tcPr>
             <w:tcW w:type="dxa" w:w="1728"/>
-            <w:shd w:val="clear" w:color="auto" w:fill="1F3A5F"/>
+            <w:shd w:val="clear" w:color="auto" w:fill="DAE3F3"/>
           </w:tcPr>
           <w:p>
             <w:r/>
@@ -480,16 +697,16 @@
               <w:rPr>
                 <w:rFonts w:ascii="Calibri" w:hAnsi="Calibri"/>
                 <w:b/>
-                <w:color w:val="FFFFFF"/>
-                <w:sz w:val="18"/>
+                <w:color w:val="000000"/>
+                <w:sz w:val="20"/>
               </w:rPr>
-              <w:t>PROJECT #:</w:t>
+              <w:t>ITEM:</w:t>
             </w:r>
           </w:p>
         </w:tc>
         <w:tc>
           <w:tcPr>
-            <w:tcW w:type="dxa" w:w="8352"/>
+            <w:tcW w:type="dxa" w:w="576"/>
           </w:tcPr>
           <w:p>
             <w:r/>
@@ -497,61 +714,15 @@
               <w:rPr>
                 <w:rFonts w:ascii="Calibri" w:hAnsi="Calibri"/>
                 <w:b w:val="0"/>
+                <w:color w:val="000000"/>
                 <w:sz w:val="20"/>
               </w:rPr>
-              <w:t>[Contract # / A&amp;E Project #]</w:t>
-            </w:r>
-          </w:p>
-        </w:tc>
-      </w:tr>
-    </w:tbl>
-    <w:p/>
-    <w:p>
-      <w:r>
-        <w:rPr>
-          <w:rFonts w:ascii="Calibri" w:hAnsi="Calibri"/>
-          <w:b/>
-          <w:color w:val="2E75B6"/>
-          <w:sz w:val="20"/>
-        </w:rPr>
-        <w:t>Transmitted</w:t>
-      </w:r>
-    </w:p>
-    <w:tbl>
-      <w:tblPr>
-        <w:tblStyle w:val="LightGrid-Accent1"/>
-        <w:tblW w:type="auto" w:w="0"/>
-        <w:tblLayout w:type="fixed"/>
-        <w:tblLook w:firstColumn="1" w:firstRow="1" w:lastColumn="0" w:lastRow="0" w:noHBand="0" w:noVBand="1" w:val="04A0"/>
-      </w:tblPr>
-      <w:tblGrid>
-        <w:gridCol w:w="2556"/>
-        <w:gridCol w:w="2556"/>
-        <w:gridCol w:w="2556"/>
-        <w:gridCol w:w="2556"/>
-      </w:tblGrid>
-      <w:tr>
-        <w:tc>
-          <w:tcPr>
-            <w:tcW w:type="dxa" w:w="1728"/>
-            <w:shd w:val="clear" w:color="auto" w:fill="1F3A5F"/>
-          </w:tcPr>
-          <w:p>
-            <w:r/>
-            <w:r>
-              <w:rPr>
-                <w:rFonts w:ascii="Calibri" w:hAnsi="Calibri"/>
-                <w:b/>
-                <w:color w:val="FFFFFF"/>
-                <w:sz w:val="18"/>
-              </w:rPr>
-              <w:t>TRANSMITTED:</w:t>
             </w:r>
           </w:p>
         </w:tc>
         <w:tc>
           <w:tcPr>
-            <w:tcW w:type="dxa" w:w="2736"/>
+            <w:tcW w:type="dxa" w:w="3024"/>
           </w:tcPr>
           <w:p>
             <w:r/>
@@ -559,15 +730,16 @@
               <w:rPr>
                 <w:rFonts w:ascii="Calibri" w:hAnsi="Calibri"/>
                 <w:b w:val="0"/>
-                <w:sz w:val="18"/>
+                <w:color w:val="000000"/>
+                <w:sz w:val="20"/>
               </w:rPr>
-              <w:t>[X] HEREWITH</w:t>
+              <w:t>ORIGINAL DRAWINGS</w:t>
             </w:r>
           </w:p>
         </w:tc>
         <w:tc>
           <w:tcPr>
-            <w:tcW w:type="dxa" w:w="2880"/>
+            <w:tcW w:type="dxa" w:w="576"/>
           </w:tcPr>
           <w:p>
             <w:r/>
@@ -575,14 +747,15 @@
               <w:rPr>
                 <w:rFonts w:ascii="Calibri" w:hAnsi="Calibri"/>
                 <w:b w:val="0"/>
-                <w:sz w:val="18"/>
+                <w:color w:val="000000"/>
+                <w:sz w:val="20"/>
               </w:rPr>
             </w:r>
           </w:p>
         </w:tc>
         <w:tc>
           <w:tcPr>
-            <w:tcW w:type="dxa" w:w="2880"/>
+            <w:tcW w:type="dxa" w:w="4320"/>
           </w:tcPr>
           <w:p>
             <w:r/>
@@ -590,77 +763,10 @@
               <w:rPr>
                 <w:rFonts w:ascii="Calibri" w:hAnsi="Calibri"/>
                 <w:b w:val="0"/>
-                <w:sz w:val="18"/>
+                <w:color w:val="000000"/>
+                <w:sz w:val="20"/>
               </w:rPr>
-              <w:t>[ ] SEPARATELY</w:t>
-            </w:r>
-          </w:p>
-        </w:tc>
-      </w:tr>
-      <w:tr>
-        <w:tc>
-          <w:tcPr>
-            <w:tcW w:type="dxa" w:w="1728"/>
-            <w:shd w:val="clear" w:color="auto" w:fill="1F3A5F"/>
-          </w:tcPr>
-          <w:p>
-            <w:r/>
-            <w:r>
-              <w:rPr>
-                <w:rFonts w:ascii="Calibri" w:hAnsi="Calibri"/>
-                <w:b/>
-                <w:color w:val="FFFFFF"/>
-                <w:sz w:val="18"/>
-              </w:rPr>
-              <w:t>ITEM:</w:t>
-            </w:r>
-          </w:p>
-        </w:tc>
-        <w:tc>
-          <w:tcPr>
-            <w:tcW w:type="dxa" w:w="2736"/>
-          </w:tcPr>
-          <w:p>
-            <w:r/>
-            <w:r>
-              <w:rPr>
-                <w:rFonts w:ascii="Calibri" w:hAnsi="Calibri"/>
-                <w:b w:val="0"/>
-                <w:sz w:val="18"/>
-              </w:rPr>
-              <w:t>[ ] ORIGINAL DRAWINGS</w:t>
-            </w:r>
-          </w:p>
-        </w:tc>
-        <w:tc>
-          <w:tcPr>
-            <w:tcW w:type="dxa" w:w="2880"/>
-          </w:tcPr>
-          <w:p>
-            <w:r/>
-            <w:r>
-              <w:rPr>
-                <w:rFonts w:ascii="Calibri" w:hAnsi="Calibri"/>
-                <w:b w:val="0"/>
-                <w:sz w:val="18"/>
-              </w:rPr>
-              <w:t>[ ] COPY OF LETTER</w:t>
-            </w:r>
-          </w:p>
-        </w:tc>
-        <w:tc>
-          <w:tcPr>
-            <w:tcW w:type="dxa" w:w="2880"/>
-          </w:tcPr>
-          <w:p>
-            <w:r/>
-            <w:r>
-              <w:rPr>
-                <w:rFonts w:ascii="Calibri" w:hAnsi="Calibri"/>
-                <w:b w:val="0"/>
-                <w:sz w:val="18"/>
-              </w:rPr>
-              <w:t>[X] SUBMITTALS</w:t>
+              <w:t>COPY OF LETTER</w:t>
             </w:r>
           </w:p>
         </w:tc>
@@ -676,14 +782,15 @@
               <w:rPr>
                 <w:rFonts w:ascii="Calibri" w:hAnsi="Calibri"/>
                 <w:b w:val="0"/>
-                <w:sz w:val="18"/>
+                <w:color w:val="000000"/>
+                <w:sz w:val="20"/>
               </w:rPr>
             </w:r>
           </w:p>
         </w:tc>
         <w:tc>
           <w:tcPr>
-            <w:tcW w:type="dxa" w:w="2736"/>
+            <w:tcW w:type="dxa" w:w="576"/>
           </w:tcPr>
           <w:p>
             <w:r/>
@@ -691,15 +798,15 @@
               <w:rPr>
                 <w:rFonts w:ascii="Calibri" w:hAnsi="Calibri"/>
                 <w:b w:val="0"/>
-                <w:sz w:val="18"/>
+                <w:color w:val="000000"/>
+                <w:sz w:val="20"/>
               </w:rPr>
-              <w:t>[ ] PRINTS</w:t>
             </w:r>
           </w:p>
         </w:tc>
         <w:tc>
           <w:tcPr>
-            <w:tcW w:type="dxa" w:w="2880"/>
+            <w:tcW w:type="dxa" w:w="3024"/>
           </w:tcPr>
           <w:p>
             <w:r/>
@@ -707,15 +814,16 @@
               <w:rPr>
                 <w:rFonts w:ascii="Calibri" w:hAnsi="Calibri"/>
                 <w:b w:val="0"/>
-                <w:sz w:val="18"/>
+                <w:color w:val="000000"/>
+                <w:sz w:val="20"/>
               </w:rPr>
-              <w:t>[ ] SPECIFICATIONS</w:t>
+              <w:t>PRINTS</w:t>
             </w:r>
           </w:p>
         </w:tc>
         <w:tc>
           <w:tcPr>
-            <w:tcW w:type="dxa" w:w="2880"/>
+            <w:tcW w:type="dxa" w:w="576"/>
           </w:tcPr>
           <w:p>
             <w:r/>
@@ -723,9 +831,26 @@
               <w:rPr>
                 <w:rFonts w:ascii="Calibri" w:hAnsi="Calibri"/>
                 <w:b w:val="0"/>
-                <w:sz w:val="18"/>
+                <w:color w:val="000000"/>
+                <w:sz w:val="20"/>
               </w:rPr>
-              <w:t>[ ] SAMPLES</w:t>
+            </w:r>
+          </w:p>
+        </w:tc>
+        <w:tc>
+          <w:tcPr>
+            <w:tcW w:type="dxa" w:w="4320"/>
+          </w:tcPr>
+          <w:p>
+            <w:r/>
+            <w:r>
+              <w:rPr>
+                <w:rFonts w:ascii="Calibri" w:hAnsi="Calibri"/>
+                <w:b w:val="0"/>
+                <w:color w:val="000000"/>
+                <w:sz w:val="20"/>
+              </w:rPr>
+              <w:t>SPECIFICATIONS</w:t>
             </w:r>
           </w:p>
         </w:tc>
@@ -741,14 +866,35 @@
               <w:rPr>
                 <w:rFonts w:ascii="Calibri" w:hAnsi="Calibri"/>
                 <w:b w:val="0"/>
-                <w:sz w:val="18"/>
+                <w:color w:val="000000"/>
+                <w:sz w:val="20"/>
               </w:rPr>
             </w:r>
           </w:p>
         </w:tc>
         <w:tc>
           <w:tcPr>
-            <w:tcW w:type="dxa" w:w="2736"/>
+            <w:tcW w:type="dxa" w:w="576"/>
+          </w:tcPr>
+          <w:p>
+            <w:pPr>
+              <w:jc w:val="center"/>
+            </w:pPr>
+            <w:r/>
+            <w:r>
+              <w:rPr>
+                <w:rFonts w:ascii="Calibri" w:hAnsi="Calibri"/>
+                <w:b/>
+                <w:color w:val="000000"/>
+                <w:sz w:val="20"/>
+              </w:rPr>
+              <w:t>x</w:t>
+            </w:r>
+          </w:p>
+        </w:tc>
+        <w:tc>
+          <w:tcPr>
+            <w:tcW w:type="dxa" w:w="3024"/>
           </w:tcPr>
           <w:p>
             <w:r/>
@@ -756,15 +902,16 @@
               <w:rPr>
                 <w:rFonts w:ascii="Calibri" w:hAnsi="Calibri"/>
                 <w:b w:val="0"/>
-                <w:sz w:val="18"/>
+                <w:color w:val="000000"/>
+                <w:sz w:val="20"/>
               </w:rPr>
-              <w:t>[ ] SPECIFICATIONS</w:t>
+              <w:t>SUBMITTALS</w:t>
             </w:r>
           </w:p>
         </w:tc>
         <w:tc>
           <w:tcPr>
-            <w:tcW w:type="dxa" w:w="2880"/>
+            <w:tcW w:type="dxa" w:w="576"/>
           </w:tcPr>
           <w:p>
             <w:r/>
@@ -772,15 +919,15 @@
               <w:rPr>
                 <w:rFonts w:ascii="Calibri" w:hAnsi="Calibri"/>
                 <w:b w:val="0"/>
-                <w:sz w:val="18"/>
+                <w:color w:val="000000"/>
+                <w:sz w:val="20"/>
               </w:rPr>
-              <w:t>[ ] OTHER</w:t>
             </w:r>
           </w:p>
         </w:tc>
         <w:tc>
           <w:tcPr>
-            <w:tcW w:type="dxa" w:w="2880"/>
+            <w:tcW w:type="dxa" w:w="4320"/>
           </w:tcPr>
           <w:p>
             <w:r/>
@@ -788,32 +935,29 @@
               <w:rPr>
                 <w:rFonts w:ascii="Calibri" w:hAnsi="Calibri"/>
                 <w:b w:val="0"/>
-                <w:sz w:val="18"/>
+                <w:color w:val="000000"/>
+                <w:sz w:val="20"/>
               </w:rPr>
+              <w:t>SAMPLES</w:t>
             </w:r>
           </w:p>
         </w:tc>
       </w:tr>
     </w:tbl>
     <w:p/>
-    <w:p>
-      <w:r>
-        <w:rPr>
-          <w:rFonts w:ascii="Calibri" w:hAnsi="Calibri"/>
-          <w:b/>
-          <w:color w:val="2E75B6"/>
-          <w:sz w:val="20"/>
-        </w:rPr>
-        <w:t>Items Transmitted</w:t>
-      </w:r>
-    </w:p>
     <w:tbl>
       <w:tblPr>
-        <w:tblStyle w:val="LightGrid-Accent1"/>
         <w:tblW w:type="auto" w:w="0"/>
-        <w:jc w:val="left"/>
         <w:tblLayout w:type="fixed"/>
         <w:tblLook w:firstColumn="1" w:firstRow="1" w:lastColumn="0" w:lastRow="0" w:noHBand="0" w:noVBand="1" w:val="04A0"/>
+        <w:tblBorders>
+          <w:top w:val="single" w:sz="4" w:space="0" w:color="7F7F7F"/>
+          <w:left w:val="single" w:sz="4" w:space="0" w:color="7F7F7F"/>
+          <w:bottom w:val="single" w:sz="4" w:space="0" w:color="7F7F7F"/>
+          <w:right w:val="single" w:sz="4" w:space="0" w:color="7F7F7F"/>
+          <w:insideH w:val="single" w:sz="4" w:space="0" w:color="7F7F7F"/>
+          <w:insideV w:val="single" w:sz="4" w:space="0" w:color="7F7F7F"/>
+        </w:tblBorders>
       </w:tblPr>
       <w:tblGrid>
         <w:gridCol w:w="3408"/>
@@ -824,7 +968,7 @@
         <w:tc>
           <w:tcPr>
             <w:tcW w:type="dxa" w:w="1440"/>
-            <w:shd w:val="clear" w:color="auto" w:fill="1F3A5F"/>
+            <w:shd w:val="clear" w:color="auto" w:fill="DAE3F3"/>
           </w:tcPr>
           <w:p>
             <w:r/>
@@ -832,17 +976,17 @@
               <w:rPr>
                 <w:rFonts w:ascii="Calibri" w:hAnsi="Calibri"/>
                 <w:b/>
-                <w:color w:val="FFFFFF"/>
-                <w:sz w:val="18"/>
+                <w:color w:val="000000"/>
+                <w:sz w:val="20"/>
               </w:rPr>
-              <w:t>Quantity</w:t>
+              <w:t>QUANTITY</w:t>
             </w:r>
           </w:p>
         </w:tc>
         <w:tc>
           <w:tcPr>
             <w:tcW w:type="dxa" w:w="1728"/>
-            <w:shd w:val="clear" w:color="auto" w:fill="1F3A5F"/>
+            <w:shd w:val="clear" w:color="auto" w:fill="DAE3F3"/>
           </w:tcPr>
           <w:p>
             <w:r/>
@@ -850,17 +994,17 @@
               <w:rPr>
                 <w:rFonts w:ascii="Calibri" w:hAnsi="Calibri"/>
                 <w:b/>
-                <w:color w:val="FFFFFF"/>
-                <w:sz w:val="18"/>
+                <w:color w:val="000000"/>
+                <w:sz w:val="20"/>
               </w:rPr>
-              <w:t>Dated</w:t>
+              <w:t>DATED</w:t>
             </w:r>
           </w:p>
         </w:tc>
         <w:tc>
           <w:tcPr>
-            <w:tcW w:type="dxa" w:w="6912"/>
-            <w:shd w:val="clear" w:color="auto" w:fill="1F3A5F"/>
+            <w:tcW w:type="dxa" w:w="7056"/>
+            <w:shd w:val="clear" w:color="auto" w:fill="DAE3F3"/>
           </w:tcPr>
           <w:p>
             <w:r/>
@@ -868,10 +1012,10 @@
               <w:rPr>
                 <w:rFonts w:ascii="Calibri" w:hAnsi="Calibri"/>
                 <w:b/>
-                <w:color w:val="FFFFFF"/>
-                <w:sz w:val="18"/>
+                <w:color w:val="000000"/>
+                <w:sz w:val="20"/>
               </w:rPr>
-              <w:t>Description</w:t>
+              <w:t>DESCRIPTION</w:t>
             </w:r>
           </w:p>
         </w:tc>
@@ -887,7 +1031,8 @@
               <w:rPr>
                 <w:rFonts w:ascii="Calibri" w:hAnsi="Calibri"/>
                 <w:b w:val="0"/>
-                <w:sz w:val="18"/>
+                <w:color w:val="000000"/>
+                <w:sz w:val="20"/>
               </w:rPr>
               <w:t>[#]</w:t>
             </w:r>
@@ -903,7 +1048,8 @@
               <w:rPr>
                 <w:rFonts w:ascii="Calibri" w:hAnsi="Calibri"/>
                 <w:b w:val="0"/>
-                <w:sz w:val="18"/>
+                <w:color w:val="000000"/>
+                <w:sz w:val="20"/>
               </w:rPr>
               <w:t>[YYYY-MM-DD]</w:t>
             </w:r>
@@ -911,7 +1057,7 @@
         </w:tc>
         <w:tc>
           <w:tcPr>
-            <w:tcW w:type="dxa" w:w="6912"/>
+            <w:tcW w:type="dxa" w:w="7056"/>
           </w:tcPr>
           <w:p>
             <w:r/>
@@ -919,7 +1065,8 @@
               <w:rPr>
                 <w:rFonts w:ascii="Calibri" w:hAnsi="Calibri"/>
                 <w:b w:val="0"/>
-                <w:sz w:val="18"/>
+                <w:color w:val="000000"/>
+                <w:sz w:val="20"/>
               </w:rPr>
               <w:t>[Description of the transmitted item / submittal package]</w:t>
             </w:r>
@@ -937,7 +1084,8 @@
               <w:rPr>
                 <w:rFonts w:ascii="Calibri" w:hAnsi="Calibri"/>
                 <w:b w:val="0"/>
-                <w:sz w:val="18"/>
+                <w:color w:val="000000"/>
+                <w:sz w:val="20"/>
               </w:rPr>
             </w:r>
           </w:p>
@@ -952,14 +1100,15 @@
               <w:rPr>
                 <w:rFonts w:ascii="Calibri" w:hAnsi="Calibri"/>
                 <w:b w:val="0"/>
-                <w:sz w:val="18"/>
+                <w:color w:val="000000"/>
+                <w:sz w:val="20"/>
               </w:rPr>
             </w:r>
           </w:p>
         </w:tc>
         <w:tc>
           <w:tcPr>
-            <w:tcW w:type="dxa" w:w="6912"/>
+            <w:tcW w:type="dxa" w:w="7056"/>
           </w:tcPr>
           <w:p>
             <w:r/>
@@ -967,7 +1116,8 @@
               <w:rPr>
                 <w:rFonts w:ascii="Calibri" w:hAnsi="Calibri"/>
                 <w:b w:val="0"/>
-                <w:sz w:val="18"/>
+                <w:color w:val="000000"/>
+                <w:sz w:val="20"/>
               </w:rPr>
             </w:r>
           </w:p>
@@ -984,7 +1134,8 @@
               <w:rPr>
                 <w:rFonts w:ascii="Calibri" w:hAnsi="Calibri"/>
                 <w:b w:val="0"/>
-                <w:sz w:val="18"/>
+                <w:color w:val="000000"/>
+                <w:sz w:val="20"/>
               </w:rPr>
             </w:r>
           </w:p>
@@ -999,14 +1150,15 @@
               <w:rPr>
                 <w:rFonts w:ascii="Calibri" w:hAnsi="Calibri"/>
                 <w:b w:val="0"/>
-                <w:sz w:val="18"/>
+                <w:color w:val="000000"/>
+                <w:sz w:val="20"/>
               </w:rPr>
             </w:r>
           </w:p>
         </w:tc>
         <w:tc>
           <w:tcPr>
-            <w:tcW w:type="dxa" w:w="6912"/>
+            <w:tcW w:type="dxa" w:w="7056"/>
           </w:tcPr>
           <w:p>
             <w:r/>
@@ -1014,8 +1166,116 @@
               <w:rPr>
                 <w:rFonts w:ascii="Calibri" w:hAnsi="Calibri"/>
                 <w:b w:val="0"/>
-                <w:sz w:val="18"/>
+                <w:color w:val="000000"/>
+                <w:sz w:val="20"/>
               </w:rPr>
+            </w:r>
+          </w:p>
+        </w:tc>
+      </w:tr>
+      <w:tr>
+        <w:tc>
+          <w:tcPr>
+            <w:tcW w:type="dxa" w:w="1440"/>
+          </w:tcPr>
+          <w:p>
+            <w:r/>
+            <w:r>
+              <w:rPr>
+                <w:rFonts w:ascii="Calibri" w:hAnsi="Calibri"/>
+                <w:b w:val="0"/>
+                <w:color w:val="000000"/>
+                <w:sz w:val="20"/>
+              </w:rPr>
+            </w:r>
+          </w:p>
+        </w:tc>
+        <w:tc>
+          <w:tcPr>
+            <w:tcW w:type="dxa" w:w="1728"/>
+          </w:tcPr>
+          <w:p>
+            <w:r/>
+            <w:r>
+              <w:rPr>
+                <w:rFonts w:ascii="Calibri" w:hAnsi="Calibri"/>
+                <w:b w:val="0"/>
+                <w:color w:val="000000"/>
+                <w:sz w:val="20"/>
+              </w:rPr>
+            </w:r>
+          </w:p>
+        </w:tc>
+        <w:tc>
+          <w:tcPr>
+            <w:tcW w:type="dxa" w:w="7056"/>
+          </w:tcPr>
+          <w:p>
+            <w:r/>
+            <w:r>
+              <w:rPr>
+                <w:rFonts w:ascii="Calibri" w:hAnsi="Calibri"/>
+                <w:b w:val="0"/>
+                <w:color w:val="000000"/>
+                <w:sz w:val="20"/>
+              </w:rPr>
+            </w:r>
+          </w:p>
+        </w:tc>
+      </w:tr>
+    </w:tbl>
+    <w:p/>
+    <w:tbl>
+      <w:tblPr>
+        <w:tblW w:type="auto" w:w="0"/>
+        <w:tblLayout w:type="fixed"/>
+        <w:tblLook w:firstColumn="1" w:firstRow="1" w:lastColumn="0" w:lastRow="0" w:noHBand="0" w:noVBand="1" w:val="04A0"/>
+        <w:tblBorders>
+          <w:top w:val="single" w:sz="4" w:space="0" w:color="7F7F7F"/>
+          <w:left w:val="single" w:sz="4" w:space="0" w:color="7F7F7F"/>
+          <w:bottom w:val="single" w:sz="4" w:space="0" w:color="7F7F7F"/>
+          <w:right w:val="single" w:sz="4" w:space="0" w:color="7F7F7F"/>
+          <w:insideH w:val="single" w:sz="4" w:space="0" w:color="7F7F7F"/>
+          <w:insideV w:val="single" w:sz="4" w:space="0" w:color="7F7F7F"/>
+        </w:tblBorders>
+      </w:tblPr>
+      <w:tblGrid>
+        <w:gridCol w:w="5112"/>
+        <w:gridCol w:w="5112"/>
+      </w:tblGrid>
+      <w:tr>
+        <w:tc>
+          <w:tcPr>
+            <w:tcW w:type="dxa" w:w="1728"/>
+            <w:shd w:val="clear" w:color="auto" w:fill="DAE3F3"/>
+          </w:tcPr>
+          <w:p>
+            <w:r/>
+            <w:r>
+              <w:rPr>
+                <w:rFonts w:ascii="Calibri" w:hAnsi="Calibri"/>
+                <w:b/>
+                <w:color w:val="000000"/>
+                <w:sz w:val="20"/>
+              </w:rPr>
+              <w:t>REMARKS:</w:t>
+            </w:r>
+          </w:p>
+        </w:tc>
+        <w:tc>
+          <w:tcPr>
+            <w:tcW w:type="dxa" w:w="8496"/>
+          </w:tcPr>
+          <w:p>
+            <w:r/>
+            <w:r>
+              <w:rPr>
+                <w:rFonts w:ascii="Calibri" w:hAnsi="Calibri"/>
+                <w:b w:val="0"/>
+                <w:color w:val="000000"/>
+                <w:sz w:val="20"/>
+              </w:rPr>
+              <w:t>[One paragraph summarizing what is enclosed, the spec section it satisfies, and any context the reviewer needs (revision number, scope coverage, related RFIs, requested action).]</w:t>
             </w:r>
           </w:p>
         </w:tc>
@@ -1027,26 +1287,88 @@
         <w:rPr>
           <w:rFonts w:ascii="Calibri" w:hAnsi="Calibri"/>
           <w:b/>
-          <w:color w:val="2E75B6"/>
+          <w:color w:val="000000"/>
           <w:sz w:val="20"/>
         </w:rPr>
-        <w:t>Remarks</w:t>
+        <w:t>By:   [Name, Title]</w:t>
       </w:r>
     </w:p>
     <w:p>
       <w:r>
+        <w:br w:type="page"/>
+      </w:r>
+    </w:p>
+    <w:tbl>
+      <w:tblPr>
+        <w:tblW w:type="auto" w:w="0"/>
+        <w:jc w:val="center"/>
+        <w:tblLayout w:type="fixed"/>
+        <w:tblLook w:firstColumn="1" w:firstRow="1" w:lastColumn="0" w:lastRow="0" w:noHBand="0" w:noVBand="1" w:val="04A0"/>
+      </w:tblPr>
+      <w:tblGrid>
+        <w:gridCol w:w="10224"/>
+      </w:tblGrid>
+      <w:tr>
+        <w:tc>
+          <w:tcPr>
+            <w:tcW w:type="dxa" w:w="10224"/>
+            <w:shd w:val="clear" w:color="auto" w:fill="1F3864"/>
+          </w:tcPr>
+          <w:p>
+            <w:pPr>
+              <w:jc w:val="center"/>
+            </w:pPr>
+            <w:r/>
+            <w:r>
+              <w:rPr>
+                <w:rFonts w:ascii="Calibri" w:hAnsi="Calibri"/>
+                <w:b/>
+                <w:color w:val="FFFFFF"/>
+                <w:sz w:val="36"/>
+              </w:rPr>
+              <w:t>SUBMITTAL COVER SHEET</w:t>
+            </w:r>
+          </w:p>
+        </w:tc>
+      </w:tr>
+      <w:tr>
+        <w:tc>
+          <w:tcPr>
+            <w:tcW w:type="dxa" w:w="10224"/>
+            <w:shd w:val="clear" w:color="auto" w:fill="1F3864"/>
+          </w:tcPr>
+          <w:p>
+            <w:pPr>
+              <w:jc w:val="center"/>
+            </w:pPr>
+            <w:r/>
+            <w:r>
+              <w:rPr>
+                <w:rFonts w:ascii="Calibri" w:hAnsi="Calibri"/>
+                <w:b w:val="0"/>
+                <w:color w:val="FFFFFF"/>
+                <w:sz w:val="20"/>
+              </w:rPr>
+              <w:t>Division [## ## ##]  -  [Division Name]</w:t>
+            </w:r>
+          </w:p>
+        </w:tc>
+      </w:tr>
+    </w:tbl>
+    <w:p/>
+    <w:p>
+      <w:r>
         <w:rPr>
           <w:rFonts w:ascii="Calibri" w:hAnsi="Calibri"/>
-          <w:b w:val="0"/>
-          <w:sz w:val="20"/>
+          <w:b/>
+          <w:color w:val="000000"/>
+          <w:sz w:val="22"/>
         </w:rPr>
-        <w:t>[One paragraph summarizing what is enclosed, the spec section it satisfies, and any context the reviewer needs (revision number, scope coverage, related RFIs, requested action).]</w:t>
+        <w:t>PROJECT</w:t>
       </w:r>
     </w:p>
-    <w:p/>
     <w:tbl>
       <w:tblPr>
-        <w:tblStyle w:val="LightList-Accent1"/>
         <w:tblW w:type="auto" w:w="0"/>
         <w:tblLayout w:type="fixed"/>
         <w:tblLook w:firstColumn="1" w:firstRow="1" w:lastColumn="0" w:lastRow="0" w:noHBand="0" w:noVBand="1" w:val="04A0"/>
@@ -1058,8 +1380,7 @@
       <w:tr>
         <w:tc>
           <w:tcPr>
-            <w:tcW w:type="dxa" w:w="1440"/>
-            <w:shd w:val="clear" w:color="auto" w:fill="1F3A5F"/>
+            <w:tcW w:type="dxa" w:w="2304"/>
           </w:tcPr>
           <w:p>
             <w:r/>
@@ -1067,16 +1388,19 @@
               <w:rPr>
                 <w:rFonts w:ascii="Calibri" w:hAnsi="Calibri"/>
                 <w:b/>
-                <w:color w:val="FFFFFF"/>
-                <w:sz w:val="18"/>
+                <w:color w:val="000000"/>
+                <w:sz w:val="20"/>
               </w:rPr>
-              <w:t>By:</w:t>
+              <w:t>Project Name:</w:t>
             </w:r>
           </w:p>
         </w:tc>
         <w:tc>
           <w:tcPr>
-            <w:tcW w:type="dxa" w:w="8640"/>
+            <w:tcW w:type="dxa" w:w="7776"/>
+            <w:tcBorders>
+              <w:bottom w:val="single" w:sz="6" w:color="A6A6A6"/>
+            </w:tcBorders>
           </w:tcPr>
           <w:p>
             <w:r/>
@@ -1084,98 +1408,7 @@
               <w:rPr>
                 <w:rFonts w:ascii="Calibri" w:hAnsi="Calibri"/>
                 <w:b w:val="0"/>
-                <w:sz w:val="20"/>
-              </w:rPr>
-              <w:t>[Name, Title]</w:t>
-            </w:r>
-          </w:p>
-        </w:tc>
-      </w:tr>
-    </w:tbl>
-    <w:p>
-      <w:r>
-        <w:br w:type="page"/>
-      </w:r>
-    </w:p>
-    <w:p>
-      <w:pPr>
-        <w:jc w:val="center"/>
-      </w:pPr>
-      <w:r>
-        <w:rPr>
-          <w:rFonts w:ascii="Calibri" w:hAnsi="Calibri"/>
-          <w:b/>
-          <w:color w:val="1F3A5F"/>
-          <w:sz w:val="32"/>
-        </w:rPr>
-        <w:t>SUBMITTAL COVER SHEET</w:t>
-      </w:r>
-    </w:p>
-    <w:p>
-      <w:pPr>
-        <w:jc w:val="center"/>
-      </w:pPr>
-      <w:r>
-        <w:rPr>
-          <w:rFonts w:ascii="Calibri" w:hAnsi="Calibri"/>
-          <w:b/>
-          <w:sz w:val="22"/>
-        </w:rPr>
-        <w:t>Division [## ## ##] - [Division Name]</w:t>
-      </w:r>
-    </w:p>
-    <w:p/>
-    <w:p>
-      <w:r>
-        <w:rPr>
-          <w:rFonts w:ascii="Calibri" w:hAnsi="Calibri"/>
-          <w:b/>
-          <w:color w:val="2E75B6"/>
-          <w:sz w:val="20"/>
-        </w:rPr>
-        <w:t>Project</w:t>
-      </w:r>
-    </w:p>
-    <w:tbl>
-      <w:tblPr>
-        <w:tblStyle w:val="LightList-Accent1"/>
-        <w:tblW w:type="auto" w:w="0"/>
-        <w:tblLayout w:type="fixed"/>
-        <w:tblLook w:firstColumn="1" w:firstRow="1" w:lastColumn="0" w:lastRow="0" w:noHBand="0" w:noVBand="1" w:val="04A0"/>
-      </w:tblPr>
-      <w:tblGrid>
-        <w:gridCol w:w="5112"/>
-        <w:gridCol w:w="5112"/>
-      </w:tblGrid>
-      <w:tr>
-        <w:tc>
-          <w:tcPr>
-            <w:tcW w:type="dxa" w:w="2592"/>
-            <w:shd w:val="clear" w:color="auto" w:fill="1F3A5F"/>
-          </w:tcPr>
-          <w:p>
-            <w:r/>
-            <w:r>
-              <w:rPr>
-                <w:rFonts w:ascii="Calibri" w:hAnsi="Calibri"/>
-                <w:b/>
-                <w:color w:val="FFFFFF"/>
-                <w:sz w:val="18"/>
-              </w:rPr>
-              <w:t>Project Name:</w:t>
-            </w:r>
-          </w:p>
-        </w:tc>
-        <w:tc>
-          <w:tcPr>
-            <w:tcW w:type="dxa" w:w="7488"/>
-          </w:tcPr>
-          <w:p>
-            <w:r/>
-            <w:r>
-              <w:rPr>
-                <w:rFonts w:ascii="Calibri" w:hAnsi="Calibri"/>
-                <w:b w:val="0"/>
+                <w:color w:val="000000"/>
                 <w:sz w:val="20"/>
               </w:rPr>
               <w:t>[Project Name]</w:t>
@@ -1186,8 +1419,7 @@
       <w:tr>
         <w:tc>
           <w:tcPr>
-            <w:tcW w:type="dxa" w:w="2592"/>
-            <w:shd w:val="clear" w:color="auto" w:fill="1F3A5F"/>
+            <w:tcW w:type="dxa" w:w="2304"/>
           </w:tcPr>
           <w:p>
             <w:r/>
@@ -1195,8 +1427,8 @@
               <w:rPr>
                 <w:rFonts w:ascii="Calibri" w:hAnsi="Calibri"/>
                 <w:b/>
-                <w:color w:val="FFFFFF"/>
-                <w:sz w:val="18"/>
+                <w:color w:val="000000"/>
+                <w:sz w:val="20"/>
               </w:rPr>
               <w:t>Project / CSP Number:</w:t>
             </w:r>
@@ -1204,7 +1436,10 @@
         </w:tc>
         <w:tc>
           <w:tcPr>
-            <w:tcW w:type="dxa" w:w="7488"/>
+            <w:tcW w:type="dxa" w:w="7776"/>
+            <w:tcBorders>
+              <w:bottom w:val="single" w:sz="6" w:color="A6A6A6"/>
+            </w:tcBorders>
           </w:tcPr>
           <w:p>
             <w:r/>
@@ -1212,6 +1447,7 @@
               <w:rPr>
                 <w:rFonts w:ascii="Calibri" w:hAnsi="Calibri"/>
                 <w:b w:val="0"/>
+                <w:color w:val="000000"/>
                 <w:sz w:val="20"/>
               </w:rPr>
               <w:t>[Contract # / CSP #]</w:t>
@@ -1222,8 +1458,7 @@
       <w:tr>
         <w:tc>
           <w:tcPr>
-            <w:tcW w:type="dxa" w:w="2592"/>
-            <w:shd w:val="clear" w:color="auto" w:fill="1F3A5F"/>
+            <w:tcW w:type="dxa" w:w="2304"/>
           </w:tcPr>
           <w:p>
             <w:r/>
@@ -1231,8 +1466,8 @@
               <w:rPr>
                 <w:rFonts w:ascii="Calibri" w:hAnsi="Calibri"/>
                 <w:b/>
-                <w:color w:val="FFFFFF"/>
-                <w:sz w:val="18"/>
+                <w:color w:val="000000"/>
+                <w:sz w:val="20"/>
               </w:rPr>
               <w:t>A&amp;E Project No.:</w:t>
             </w:r>
@@ -1240,7 +1475,10 @@
         </w:tc>
         <w:tc>
           <w:tcPr>
-            <w:tcW w:type="dxa" w:w="7488"/>
+            <w:tcW w:type="dxa" w:w="7776"/>
+            <w:tcBorders>
+              <w:bottom w:val="single" w:sz="6" w:color="A6A6A6"/>
+            </w:tcBorders>
           </w:tcPr>
           <w:p>
             <w:r/>
@@ -1248,6 +1486,7 @@
               <w:rPr>
                 <w:rFonts w:ascii="Calibri" w:hAnsi="Calibri"/>
                 <w:b w:val="0"/>
+                <w:color w:val="000000"/>
                 <w:sz w:val="20"/>
               </w:rPr>
               <w:t>[Architect/Engineer Project #]</w:t>
@@ -1258,8 +1497,7 @@
       <w:tr>
         <w:tc>
           <w:tcPr>
-            <w:tcW w:type="dxa" w:w="2592"/>
-            <w:shd w:val="clear" w:color="auto" w:fill="1F3A5F"/>
+            <w:tcW w:type="dxa" w:w="2304"/>
           </w:tcPr>
           <w:p>
             <w:r/>
@@ -1267,8 +1505,8 @@
               <w:rPr>
                 <w:rFonts w:ascii="Calibri" w:hAnsi="Calibri"/>
                 <w:b/>
-                <w:color w:val="FFFFFF"/>
-                <w:sz w:val="18"/>
+                <w:color w:val="000000"/>
+                <w:sz w:val="20"/>
               </w:rPr>
               <w:t>Location:</w:t>
             </w:r>
@@ -1276,7 +1514,10 @@
         </w:tc>
         <w:tc>
           <w:tcPr>
-            <w:tcW w:type="dxa" w:w="7488"/>
+            <w:tcW w:type="dxa" w:w="7776"/>
+            <w:tcBorders>
+              <w:bottom w:val="single" w:sz="6" w:color="A6A6A6"/>
+            </w:tcBorders>
           </w:tcPr>
           <w:p>
             <w:r/>
@@ -1284,6 +1525,7 @@
               <w:rPr>
                 <w:rFonts w:ascii="Calibri" w:hAnsi="Calibri"/>
                 <w:b w:val="0"/>
+                <w:color w:val="000000"/>
                 <w:sz w:val="20"/>
               </w:rPr>
               <w:t>[Site Address]</w:t>
@@ -1294,8 +1536,7 @@
       <w:tr>
         <w:tc>
           <w:tcPr>
-            <w:tcW w:type="dxa" w:w="2592"/>
-            <w:shd w:val="clear" w:color="auto" w:fill="1F3A5F"/>
+            <w:tcW w:type="dxa" w:w="2304"/>
           </w:tcPr>
           <w:p>
             <w:r/>
@@ -1303,8 +1544,8 @@
               <w:rPr>
                 <w:rFonts w:ascii="Calibri" w:hAnsi="Calibri"/>
                 <w:b/>
-                <w:color w:val="FFFFFF"/>
-                <w:sz w:val="18"/>
+                <w:color w:val="000000"/>
+                <w:sz w:val="20"/>
               </w:rPr>
               <w:t>Date:</w:t>
             </w:r>
@@ -1312,7 +1553,10 @@
         </w:tc>
         <w:tc>
           <w:tcPr>
-            <w:tcW w:type="dxa" w:w="7488"/>
+            <w:tcW w:type="dxa" w:w="7776"/>
+            <w:tcBorders>
+              <w:bottom w:val="single" w:sz="6" w:color="A6A6A6"/>
+            </w:tcBorders>
           </w:tcPr>
           <w:p>
             <w:r/>
@@ -1320,6 +1564,7 @@
               <w:rPr>
                 <w:rFonts w:ascii="Calibri" w:hAnsi="Calibri"/>
                 <w:b w:val="0"/>
+                <w:color w:val="000000"/>
                 <w:sz w:val="20"/>
               </w:rPr>
               <w:t>[YYYY-MM-DD]</w:t>
@@ -1330,8 +1575,7 @@
       <w:tr>
         <w:tc>
           <w:tcPr>
-            <w:tcW w:type="dxa" w:w="2592"/>
-            <w:shd w:val="clear" w:color="auto" w:fill="1F3A5F"/>
+            <w:tcW w:type="dxa" w:w="2304"/>
           </w:tcPr>
           <w:p>
             <w:r/>
@@ -1339,8 +1583,8 @@
               <w:rPr>
                 <w:rFonts w:ascii="Calibri" w:hAnsi="Calibri"/>
                 <w:b/>
-                <w:color w:val="FFFFFF"/>
-                <w:sz w:val="18"/>
+                <w:color w:val="000000"/>
+                <w:sz w:val="20"/>
               </w:rPr>
               <w:t>Submittal No.:</w:t>
             </w:r>
@@ -1348,7 +1592,10 @@
         </w:tc>
         <w:tc>
           <w:tcPr>
-            <w:tcW w:type="dxa" w:w="7488"/>
+            <w:tcW w:type="dxa" w:w="7776"/>
+            <w:tcBorders>
+              <w:bottom w:val="single" w:sz="6" w:color="A6A6A6"/>
+            </w:tcBorders>
           </w:tcPr>
           <w:p>
             <w:r/>
@@ -1356,6 +1603,7 @@
               <w:rPr>
                 <w:rFonts w:ascii="Calibri" w:hAnsi="Calibri"/>
                 <w:b w:val="0"/>
+                <w:color w:val="000000"/>
                 <w:sz w:val="20"/>
               </w:rPr>
               <w:t>[Spec section - sequential, e.g. 26 00 00-01]</w:t>
@@ -1366,8 +1614,7 @@
       <w:tr>
         <w:tc>
           <w:tcPr>
-            <w:tcW w:type="dxa" w:w="2592"/>
-            <w:shd w:val="clear" w:color="auto" w:fill="1F3A5F"/>
+            <w:tcW w:type="dxa" w:w="2304"/>
           </w:tcPr>
           <w:p>
             <w:r/>
@@ -1375,8 +1622,8 @@
               <w:rPr>
                 <w:rFonts w:ascii="Calibri" w:hAnsi="Calibri"/>
                 <w:b/>
-                <w:color w:val="FFFFFF"/>
-                <w:sz w:val="18"/>
+                <w:color w:val="000000"/>
+                <w:sz w:val="20"/>
               </w:rPr>
               <w:t>Submittal Type:</w:t>
             </w:r>
@@ -1384,7 +1631,10 @@
         </w:tc>
         <w:tc>
           <w:tcPr>
-            <w:tcW w:type="dxa" w:w="7488"/>
+            <w:tcW w:type="dxa" w:w="7776"/>
+            <w:tcBorders>
+              <w:bottom w:val="single" w:sz="6" w:color="A6A6A6"/>
+            </w:tcBorders>
           </w:tcPr>
           <w:p>
             <w:r/>
@@ -1392,6 +1642,7 @@
               <w:rPr>
                 <w:rFonts w:ascii="Calibri" w:hAnsi="Calibri"/>
                 <w:b w:val="0"/>
+                <w:color w:val="000000"/>
                 <w:sz w:val="20"/>
               </w:rPr>
               <w:t>[Product Data / Shop Drawings / Samples / Engineering / Mock-up / Other]</w:t>
@@ -1406,15 +1657,14 @@
         <w:rPr>
           <w:rFonts w:ascii="Calibri" w:hAnsi="Calibri"/>
           <w:b/>
-          <w:color w:val="2E75B6"/>
-          <w:sz w:val="20"/>
+          <w:color w:val="000000"/>
+          <w:sz w:val="22"/>
         </w:rPr>
-        <w:t>Architect / Engineer</w:t>
+        <w:t>ENGINEER</w:t>
       </w:r>
     </w:p>
     <w:tbl>
       <w:tblPr>
-        <w:tblStyle w:val="LightList-Accent1"/>
         <w:tblW w:type="auto" w:w="0"/>
         <w:tblLayout w:type="fixed"/>
         <w:tblLook w:firstColumn="1" w:firstRow="1" w:lastColumn="0" w:lastRow="0" w:noHBand="0" w:noVBand="1" w:val="04A0"/>
@@ -1426,8 +1676,7 @@
       <w:tr>
         <w:tc>
           <w:tcPr>
-            <w:tcW w:type="dxa" w:w="2592"/>
-            <w:shd w:val="clear" w:color="auto" w:fill="1F3A5F"/>
+            <w:tcW w:type="dxa" w:w="2304"/>
           </w:tcPr>
           <w:p>
             <w:r/>
@@ -1435,8 +1684,8 @@
               <w:rPr>
                 <w:rFonts w:ascii="Calibri" w:hAnsi="Calibri"/>
                 <w:b/>
-                <w:color w:val="FFFFFF"/>
-                <w:sz w:val="18"/>
+                <w:color w:val="000000"/>
+                <w:sz w:val="20"/>
               </w:rPr>
               <w:t>Firm:</w:t>
             </w:r>
@@ -1444,7 +1693,10 @@
         </w:tc>
         <w:tc>
           <w:tcPr>
-            <w:tcW w:type="dxa" w:w="7488"/>
+            <w:tcW w:type="dxa" w:w="7776"/>
+            <w:tcBorders>
+              <w:bottom w:val="single" w:sz="6" w:color="A6A6A6"/>
+            </w:tcBorders>
           </w:tcPr>
           <w:p>
             <w:r/>
@@ -1452,6 +1704,7 @@
               <w:rPr>
                 <w:rFonts w:ascii="Calibri" w:hAnsi="Calibri"/>
                 <w:b w:val="0"/>
+                <w:color w:val="000000"/>
                 <w:sz w:val="20"/>
               </w:rPr>
               <w:t>[A/E Firm]</w:t>
@@ -1462,8 +1715,7 @@
       <w:tr>
         <w:tc>
           <w:tcPr>
-            <w:tcW w:type="dxa" w:w="2592"/>
-            <w:shd w:val="clear" w:color="auto" w:fill="1F3A5F"/>
+            <w:tcW w:type="dxa" w:w="2304"/>
           </w:tcPr>
           <w:p>
             <w:r/>
@@ -1471,8 +1723,8 @@
               <w:rPr>
                 <w:rFonts w:ascii="Calibri" w:hAnsi="Calibri"/>
                 <w:b/>
-                <w:color w:val="FFFFFF"/>
-                <w:sz w:val="18"/>
+                <w:color w:val="000000"/>
+                <w:sz w:val="20"/>
               </w:rPr>
               <w:t>Attention:</w:t>
             </w:r>
@@ -1480,7 +1732,10 @@
         </w:tc>
         <w:tc>
           <w:tcPr>
-            <w:tcW w:type="dxa" w:w="7488"/>
+            <w:tcW w:type="dxa" w:w="7776"/>
+            <w:tcBorders>
+              <w:bottom w:val="single" w:sz="6" w:color="A6A6A6"/>
+            </w:tcBorders>
           </w:tcPr>
           <w:p>
             <w:r/>
@@ -1488,6 +1743,7 @@
               <w:rPr>
                 <w:rFonts w:ascii="Calibri" w:hAnsi="Calibri"/>
                 <w:b w:val="0"/>
+                <w:color w:val="000000"/>
                 <w:sz w:val="20"/>
               </w:rPr>
               <w:t>[Reviewer Name]</w:t>
@@ -1498,8 +1754,7 @@
       <w:tr>
         <w:tc>
           <w:tcPr>
-            <w:tcW w:type="dxa" w:w="2592"/>
-            <w:shd w:val="clear" w:color="auto" w:fill="1F3A5F"/>
+            <w:tcW w:type="dxa" w:w="2304"/>
           </w:tcPr>
           <w:p>
             <w:r/>
@@ -1507,8 +1762,8 @@
               <w:rPr>
                 <w:rFonts w:ascii="Calibri" w:hAnsi="Calibri"/>
                 <w:b/>
-                <w:color w:val="FFFFFF"/>
-                <w:sz w:val="18"/>
+                <w:color w:val="000000"/>
+                <w:sz w:val="20"/>
               </w:rPr>
               <w:t>Address:</w:t>
             </w:r>
@@ -1516,7 +1771,10 @@
         </w:tc>
         <w:tc>
           <w:tcPr>
-            <w:tcW w:type="dxa" w:w="7488"/>
+            <w:tcW w:type="dxa" w:w="7776"/>
+            <w:tcBorders>
+              <w:bottom w:val="single" w:sz="6" w:color="A6A6A6"/>
+            </w:tcBorders>
           </w:tcPr>
           <w:p>
             <w:r/>
@@ -1524,6 +1782,7 @@
               <w:rPr>
                 <w:rFonts w:ascii="Calibri" w:hAnsi="Calibri"/>
                 <w:b w:val="0"/>
+                <w:color w:val="000000"/>
                 <w:sz w:val="20"/>
               </w:rPr>
               <w:t>[Street, City, State ZIP]</w:t>
@@ -1538,15 +1797,14 @@
         <w:rPr>
           <w:rFonts w:ascii="Calibri" w:hAnsi="Calibri"/>
           <w:b/>
-          <w:color w:val="2E75B6"/>
-          <w:sz w:val="20"/>
+          <w:color w:val="000000"/>
+          <w:sz w:val="22"/>
         </w:rPr>
-        <w:t>Prime Contractor / General Contractor</w:t>
+        <w:t>PRIME CONTRACTOR / HVAC CONTRACTOR</w:t>
       </w:r>
     </w:p>
     <w:tbl>
       <w:tblPr>
-        <w:tblStyle w:val="LightList-Accent1"/>
         <w:tblW w:type="auto" w:w="0"/>
         <w:tblLayout w:type="fixed"/>
         <w:tblLook w:firstColumn="1" w:firstRow="1" w:lastColumn="0" w:lastRow="0" w:noHBand="0" w:noVBand="1" w:val="04A0"/>
@@ -1558,8 +1816,7 @@
       <w:tr>
         <w:tc>
           <w:tcPr>
-            <w:tcW w:type="dxa" w:w="2592"/>
-            <w:shd w:val="clear" w:color="auto" w:fill="1F3A5F"/>
+            <w:tcW w:type="dxa" w:w="2304"/>
           </w:tcPr>
           <w:p>
             <w:r/>
@@ -1567,8 +1824,8 @@
               <w:rPr>
                 <w:rFonts w:ascii="Calibri" w:hAnsi="Calibri"/>
                 <w:b/>
-                <w:color w:val="FFFFFF"/>
-                <w:sz w:val="18"/>
+                <w:color w:val="000000"/>
+                <w:sz w:val="20"/>
               </w:rPr>
               <w:t>Firm:</w:t>
             </w:r>
@@ -1576,7 +1833,10 @@
         </w:tc>
         <w:tc>
           <w:tcPr>
-            <w:tcW w:type="dxa" w:w="7488"/>
+            <w:tcW w:type="dxa" w:w="7776"/>
+            <w:tcBorders>
+              <w:bottom w:val="single" w:sz="6" w:color="A6A6A6"/>
+            </w:tcBorders>
           </w:tcPr>
           <w:p>
             <w:r/>
@@ -1584,6 +1844,7 @@
               <w:rPr>
                 <w:rFonts w:ascii="Calibri" w:hAnsi="Calibri"/>
                 <w:b w:val="0"/>
+                <w:color w:val="000000"/>
                 <w:sz w:val="20"/>
               </w:rPr>
               <w:t>[Prime Contractor]</w:t>
@@ -1594,8 +1855,7 @@
       <w:tr>
         <w:tc>
           <w:tcPr>
-            <w:tcW w:type="dxa" w:w="2592"/>
-            <w:shd w:val="clear" w:color="auto" w:fill="1F3A5F"/>
+            <w:tcW w:type="dxa" w:w="2304"/>
           </w:tcPr>
           <w:p>
             <w:r/>
@@ -1603,8 +1863,8 @@
               <w:rPr>
                 <w:rFonts w:ascii="Calibri" w:hAnsi="Calibri"/>
                 <w:b/>
-                <w:color w:val="FFFFFF"/>
-                <w:sz w:val="18"/>
+                <w:color w:val="000000"/>
+                <w:sz w:val="20"/>
               </w:rPr>
               <w:t>Contact:</w:t>
             </w:r>
@@ -1612,7 +1872,10 @@
         </w:tc>
         <w:tc>
           <w:tcPr>
-            <w:tcW w:type="dxa" w:w="7488"/>
+            <w:tcW w:type="dxa" w:w="7776"/>
+            <w:tcBorders>
+              <w:bottom w:val="single" w:sz="6" w:color="A6A6A6"/>
+            </w:tcBorders>
           </w:tcPr>
           <w:p>
             <w:r/>
@@ -1620,6 +1883,7 @@
               <w:rPr>
                 <w:rFonts w:ascii="Calibri" w:hAnsi="Calibri"/>
                 <w:b w:val="0"/>
+                <w:color w:val="000000"/>
                 <w:sz w:val="20"/>
               </w:rPr>
               <w:t>[Name, Title]</w:t>
@@ -1630,8 +1894,7 @@
       <w:tr>
         <w:tc>
           <w:tcPr>
-            <w:tcW w:type="dxa" w:w="2592"/>
-            <w:shd w:val="clear" w:color="auto" w:fill="1F3A5F"/>
+            <w:tcW w:type="dxa" w:w="2304"/>
           </w:tcPr>
           <w:p>
             <w:r/>
@@ -1639,8 +1902,8 @@
               <w:rPr>
                 <w:rFonts w:ascii="Calibri" w:hAnsi="Calibri"/>
                 <w:b/>
-                <w:color w:val="FFFFFF"/>
-                <w:sz w:val="18"/>
+                <w:color w:val="000000"/>
+                <w:sz w:val="20"/>
               </w:rPr>
               <w:t>Address:</w:t>
             </w:r>
@@ -1648,7 +1911,10 @@
         </w:tc>
         <w:tc>
           <w:tcPr>
-            <w:tcW w:type="dxa" w:w="7488"/>
+            <w:tcW w:type="dxa" w:w="7776"/>
+            <w:tcBorders>
+              <w:bottom w:val="single" w:sz="6" w:color="A6A6A6"/>
+            </w:tcBorders>
           </w:tcPr>
           <w:p>
             <w:r/>
@@ -1656,6 +1922,7 @@
               <w:rPr>
                 <w:rFonts w:ascii="Calibri" w:hAnsi="Calibri"/>
                 <w:b w:val="0"/>
+                <w:color w:val="000000"/>
                 <w:sz w:val="20"/>
               </w:rPr>
               <w:t>[Street, City, State ZIP]</w:t>
@@ -1666,8 +1933,7 @@
       <w:tr>
         <w:tc>
           <w:tcPr>
-            <w:tcW w:type="dxa" w:w="2592"/>
-            <w:shd w:val="clear" w:color="auto" w:fill="1F3A5F"/>
+            <w:tcW w:type="dxa" w:w="2304"/>
           </w:tcPr>
           <w:p>
             <w:r/>
@@ -1675,8 +1941,8 @@
               <w:rPr>
                 <w:rFonts w:ascii="Calibri" w:hAnsi="Calibri"/>
                 <w:b/>
-                <w:color w:val="FFFFFF"/>
-                <w:sz w:val="18"/>
+                <w:color w:val="000000"/>
+                <w:sz w:val="20"/>
               </w:rPr>
               <w:t>Phone:</w:t>
             </w:r>
@@ -1684,7 +1950,10 @@
         </w:tc>
         <w:tc>
           <w:tcPr>
-            <w:tcW w:type="dxa" w:w="7488"/>
+            <w:tcW w:type="dxa" w:w="7776"/>
+            <w:tcBorders>
+              <w:bottom w:val="single" w:sz="6" w:color="A6A6A6"/>
+            </w:tcBorders>
           </w:tcPr>
           <w:p>
             <w:r/>
@@ -1692,6 +1961,7 @@
               <w:rPr>
                 <w:rFonts w:ascii="Calibri" w:hAnsi="Calibri"/>
                 <w:b w:val="0"/>
+                <w:color w:val="000000"/>
                 <w:sz w:val="20"/>
               </w:rPr>
               <w:t>[Phone]</w:t>
@@ -1706,15 +1976,14 @@
         <w:rPr>
           <w:rFonts w:ascii="Calibri" w:hAnsi="Calibri"/>
           <w:b/>
-          <w:color w:val="2E75B6"/>
-          <w:sz w:val="20"/>
+          <w:color w:val="000000"/>
+          <w:sz w:val="22"/>
         </w:rPr>
-        <w:t>Subcontractor / Equipment Supplier</w:t>
+        <w:t>SUBCONTRACTOR / EQUIPMENT SUPPLIER</w:t>
       </w:r>
     </w:p>
     <w:tbl>
       <w:tblPr>
-        <w:tblStyle w:val="LightList-Accent1"/>
         <w:tblW w:type="auto" w:w="0"/>
         <w:tblLayout w:type="fixed"/>
         <w:tblLook w:firstColumn="1" w:firstRow="1" w:lastColumn="0" w:lastRow="0" w:noHBand="0" w:noVBand="1" w:val="04A0"/>
@@ -1726,8 +1995,7 @@
       <w:tr>
         <w:tc>
           <w:tcPr>
-            <w:tcW w:type="dxa" w:w="2592"/>
-            <w:shd w:val="clear" w:color="auto" w:fill="1F3A5F"/>
+            <w:tcW w:type="dxa" w:w="2304"/>
           </w:tcPr>
           <w:p>
             <w:r/>
@@ -1735,8 +2003,8 @@
               <w:rPr>
                 <w:rFonts w:ascii="Calibri" w:hAnsi="Calibri"/>
                 <w:b/>
-                <w:color w:val="FFFFFF"/>
-                <w:sz w:val="18"/>
+                <w:color w:val="000000"/>
+                <w:sz w:val="20"/>
               </w:rPr>
               <w:t>Firm:</w:t>
             </w:r>
@@ -1744,7 +2012,10 @@
         </w:tc>
         <w:tc>
           <w:tcPr>
-            <w:tcW w:type="dxa" w:w="7488"/>
+            <w:tcW w:type="dxa" w:w="7776"/>
+            <w:tcBorders>
+              <w:bottom w:val="single" w:sz="6" w:color="A6A6A6"/>
+            </w:tcBorders>
           </w:tcPr>
           <w:p>
             <w:r/>
@@ -1752,6 +2023,7 @@
               <w:rPr>
                 <w:rFonts w:ascii="Calibri" w:hAnsi="Calibri"/>
                 <w:b w:val="0"/>
+                <w:color w:val="000000"/>
                 <w:sz w:val="20"/>
               </w:rPr>
               <w:t>[Sub or Supplier]</w:t>
@@ -1762,8 +2034,7 @@
       <w:tr>
         <w:tc>
           <w:tcPr>
-            <w:tcW w:type="dxa" w:w="2592"/>
-            <w:shd w:val="clear" w:color="auto" w:fill="1F3A5F"/>
+            <w:tcW w:type="dxa" w:w="2304"/>
           </w:tcPr>
           <w:p>
             <w:r/>
@@ -1771,8 +2042,8 @@
               <w:rPr>
                 <w:rFonts w:ascii="Calibri" w:hAnsi="Calibri"/>
                 <w:b/>
-                <w:color w:val="FFFFFF"/>
-                <w:sz w:val="18"/>
+                <w:color w:val="000000"/>
+                <w:sz w:val="20"/>
               </w:rPr>
               <w:t>Contact:</w:t>
             </w:r>
@@ -1780,7 +2051,10 @@
         </w:tc>
         <w:tc>
           <w:tcPr>
-            <w:tcW w:type="dxa" w:w="7488"/>
+            <w:tcW w:type="dxa" w:w="7776"/>
+            <w:tcBorders>
+              <w:bottom w:val="single" w:sz="6" w:color="A6A6A6"/>
+            </w:tcBorders>
           </w:tcPr>
           <w:p>
             <w:r/>
@@ -1788,6 +2062,7 @@
               <w:rPr>
                 <w:rFonts w:ascii="Calibri" w:hAnsi="Calibri"/>
                 <w:b w:val="0"/>
+                <w:color w:val="000000"/>
                 <w:sz w:val="20"/>
               </w:rPr>
               <w:t>[Name]</w:t>
@@ -1798,8 +2073,7 @@
       <w:tr>
         <w:tc>
           <w:tcPr>
-            <w:tcW w:type="dxa" w:w="2592"/>
-            <w:shd w:val="clear" w:color="auto" w:fill="1F3A5F"/>
+            <w:tcW w:type="dxa" w:w="2304"/>
           </w:tcPr>
           <w:p>
             <w:r/>
@@ -1807,8 +2081,8 @@
               <w:rPr>
                 <w:rFonts w:ascii="Calibri" w:hAnsi="Calibri"/>
                 <w:b/>
-                <w:color w:val="FFFFFF"/>
-                <w:sz w:val="18"/>
+                <w:color w:val="000000"/>
+                <w:sz w:val="20"/>
               </w:rPr>
               <w:t>Email:</w:t>
             </w:r>
@@ -1816,7 +2090,10 @@
         </w:tc>
         <w:tc>
           <w:tcPr>
-            <w:tcW w:type="dxa" w:w="7488"/>
+            <w:tcW w:type="dxa" w:w="7776"/>
+            <w:tcBorders>
+              <w:bottom w:val="single" w:sz="6" w:color="A6A6A6"/>
+            </w:tcBorders>
           </w:tcPr>
           <w:p>
             <w:r/>
@@ -1824,6 +2101,7 @@
               <w:rPr>
                 <w:rFonts w:ascii="Calibri" w:hAnsi="Calibri"/>
                 <w:b w:val="0"/>
+                <w:color w:val="000000"/>
                 <w:sz w:val="20"/>
               </w:rPr>
               <w:t>[Email]</w:t>
@@ -1834,8 +2112,7 @@
       <w:tr>
         <w:tc>
           <w:tcPr>
-            <w:tcW w:type="dxa" w:w="2592"/>
-            <w:shd w:val="clear" w:color="auto" w:fill="1F3A5F"/>
+            <w:tcW w:type="dxa" w:w="2304"/>
           </w:tcPr>
           <w:p>
             <w:r/>
@@ -1843,8 +2120,8 @@
               <w:rPr>
                 <w:rFonts w:ascii="Calibri" w:hAnsi="Calibri"/>
                 <w:b/>
-                <w:color w:val="FFFFFF"/>
-                <w:sz w:val="18"/>
+                <w:color w:val="000000"/>
+                <w:sz w:val="20"/>
               </w:rPr>
               <w:t>PO Number:</w:t>
             </w:r>
@@ -1852,7 +2129,10 @@
         </w:tc>
         <w:tc>
           <w:tcPr>
-            <w:tcW w:type="dxa" w:w="7488"/>
+            <w:tcW w:type="dxa" w:w="7776"/>
+            <w:tcBorders>
+              <w:bottom w:val="single" w:sz="6" w:color="A6A6A6"/>
+            </w:tcBorders>
           </w:tcPr>
           <w:p>
             <w:r/>
@@ -1860,6 +2140,7 @@
               <w:rPr>
                 <w:rFonts w:ascii="Calibri" w:hAnsi="Calibri"/>
                 <w:b w:val="0"/>
+                <w:color w:val="000000"/>
                 <w:sz w:val="20"/>
               </w:rPr>
               <w:t>[PO #]</w:t>
@@ -1874,178 +2155,38 @@
         <w:rPr>
           <w:rFonts w:ascii="Calibri" w:hAnsi="Calibri"/>
           <w:b/>
-          <w:color w:val="2E75B6"/>
-          <w:sz w:val="20"/>
+          <w:color w:val="000000"/>
+          <w:sz w:val="22"/>
         </w:rPr>
-        <w:t>Contractor Action Stamp</w:t>
+        <w:t>CONTRACTOR ACTION</w:t>
       </w:r>
     </w:p>
-    <w:tbl>
-      <w:tblPr>
-        <w:tblStyle w:val="LightGrid-Accent1"/>
-        <w:tblW w:type="auto" w:w="0"/>
-        <w:jc w:val="left"/>
-        <w:tblLayout w:type="fixed"/>
-        <w:tblLook w:firstColumn="1" w:firstRow="1" w:lastColumn="0" w:lastRow="0" w:noHBand="0" w:noVBand="1" w:val="04A0"/>
-      </w:tblPr>
-      <w:tblGrid>
-        <w:gridCol w:w="2556"/>
-        <w:gridCol w:w="2556"/>
-        <w:gridCol w:w="2556"/>
-        <w:gridCol w:w="2556"/>
-      </w:tblGrid>
-      <w:tr>
-        <w:tc>
-          <w:tcPr>
-            <w:tcW w:type="dxa" w:w="2520"/>
-            <w:shd w:val="clear" w:color="auto" w:fill="1F3A5F"/>
-          </w:tcPr>
-          <w:p>
-            <w:r/>
-            <w:r>
-              <w:rPr>
-                <w:rFonts w:ascii="Calibri" w:hAnsi="Calibri"/>
-                <w:b/>
-                <w:color w:val="FFFFFF"/>
-                <w:sz w:val="18"/>
-              </w:rPr>
-              <w:t>[ ] APPROVED</w:t>
-            </w:r>
-          </w:p>
-        </w:tc>
-        <w:tc>
-          <w:tcPr>
-            <w:tcW w:type="dxa" w:w="2520"/>
-            <w:shd w:val="clear" w:color="auto" w:fill="1F3A5F"/>
-          </w:tcPr>
-          <w:p>
-            <w:r/>
-            <w:r>
-              <w:rPr>
-                <w:rFonts w:ascii="Calibri" w:hAnsi="Calibri"/>
-                <w:b/>
-                <w:color w:val="FFFFFF"/>
-                <w:sz w:val="18"/>
-              </w:rPr>
-              <w:t>[ ] APPROVED AS NOTED</w:t>
-            </w:r>
-          </w:p>
-        </w:tc>
-        <w:tc>
-          <w:tcPr>
-            <w:tcW w:type="dxa" w:w="2520"/>
-            <w:shd w:val="clear" w:color="auto" w:fill="1F3A5F"/>
-          </w:tcPr>
-          <w:p>
-            <w:r/>
-            <w:r>
-              <w:rPr>
-                <w:rFonts w:ascii="Calibri" w:hAnsi="Calibri"/>
-                <w:b/>
-                <w:color w:val="FFFFFF"/>
-                <w:sz w:val="18"/>
-              </w:rPr>
-              <w:t>[ ] REVISE &amp; RESUBMIT</w:t>
-            </w:r>
-          </w:p>
-        </w:tc>
-        <w:tc>
-          <w:tcPr>
-            <w:tcW w:type="dxa" w:w="2520"/>
-            <w:shd w:val="clear" w:color="auto" w:fill="1F3A5F"/>
-          </w:tcPr>
-          <w:p>
-            <w:r/>
-            <w:r>
-              <w:rPr>
-                <w:rFonts w:ascii="Calibri" w:hAnsi="Calibri"/>
-                <w:b/>
-                <w:color w:val="FFFFFF"/>
-                <w:sz w:val="18"/>
-              </w:rPr>
-              <w:t>[ ] REJECTED</w:t>
-            </w:r>
-          </w:p>
-        </w:tc>
-      </w:tr>
-      <w:tr>
-        <w:tc>
-          <w:tcPr>
-            <w:tcW w:type="dxa" w:w="2520"/>
-          </w:tcPr>
-          <w:p>
-            <w:r/>
-            <w:r>
-              <w:rPr>
-                <w:rFonts w:ascii="Calibri" w:hAnsi="Calibri"/>
-                <w:b w:val="0"/>
-                <w:sz w:val="18"/>
-              </w:rPr>
-            </w:r>
-          </w:p>
-        </w:tc>
-        <w:tc>
-          <w:tcPr>
-            <w:tcW w:type="dxa" w:w="2520"/>
-          </w:tcPr>
-          <w:p>
-            <w:r/>
-            <w:r>
-              <w:rPr>
-                <w:rFonts w:ascii="Calibri" w:hAnsi="Calibri"/>
-                <w:b w:val="0"/>
-                <w:sz w:val="18"/>
-              </w:rPr>
-            </w:r>
-          </w:p>
-        </w:tc>
-        <w:tc>
-          <w:tcPr>
-            <w:tcW w:type="dxa" w:w="2520"/>
-          </w:tcPr>
-          <w:p>
-            <w:r/>
-            <w:r>
-              <w:rPr>
-                <w:rFonts w:ascii="Calibri" w:hAnsi="Calibri"/>
-                <w:b w:val="0"/>
-                <w:sz w:val="18"/>
-              </w:rPr>
-            </w:r>
-          </w:p>
-        </w:tc>
-        <w:tc>
-          <w:tcPr>
-            <w:tcW w:type="dxa" w:w="2520"/>
-          </w:tcPr>
-          <w:p>
-            <w:r/>
-            <w:r>
-              <w:rPr>
-                <w:rFonts w:ascii="Calibri" w:hAnsi="Calibri"/>
-                <w:b w:val="0"/>
-                <w:sz w:val="18"/>
-              </w:rPr>
-            </w:r>
-          </w:p>
-        </w:tc>
-      </w:tr>
-    </w:tbl>
+    <w:p>
+      <w:r>
+        <w:rPr>
+          <w:rFonts w:ascii="Calibri" w:hAnsi="Calibri"/>
+          <w:b/>
+          <w:color w:val="000000"/>
+          <w:sz w:val="22"/>
+        </w:rPr>
+        <w:t>APPROVED          APPROVED AS NOTED          REJECTED</w:t>
+      </w:r>
+    </w:p>
     <w:p/>
     <w:p>
       <w:r>
         <w:rPr>
           <w:rFonts w:ascii="Calibri" w:hAnsi="Calibri"/>
           <w:b w:val="0"/>
+          <w:color w:val="000000"/>
           <w:sz w:val="20"/>
         </w:rPr>
-        <w:t>Contractor has reviewed submittal data against specifications. Forwarded to Architect/Engineer for review and comment.</w:t>
+        <w:t>Contractor has reviewed submittal data against specifications. Forwarded to Engineer for review and comment.</w:t>
       </w:r>
     </w:p>
     <w:p/>
     <w:tbl>
       <w:tblPr>
-        <w:tblStyle w:val="LightList-Accent1"/>
         <w:tblW w:type="auto" w:w="0"/>
         <w:tblLayout w:type="fixed"/>
         <w:tblLook w:firstColumn="1" w:firstRow="1" w:lastColumn="0" w:lastRow="0" w:noHBand="0" w:noVBand="1" w:val="04A0"/>
@@ -2057,8 +2198,7 @@
       <w:tr>
         <w:tc>
           <w:tcPr>
-            <w:tcW w:type="dxa" w:w="2592"/>
-            <w:shd w:val="clear" w:color="auto" w:fill="1F3A5F"/>
+            <w:tcW w:type="dxa" w:w="2304"/>
           </w:tcPr>
           <w:p>
             <w:r/>
@@ -2066,8 +2206,8 @@
               <w:rPr>
                 <w:rFonts w:ascii="Calibri" w:hAnsi="Calibri"/>
                 <w:b/>
-                <w:color w:val="FFFFFF"/>
-                <w:sz w:val="18"/>
+                <w:color w:val="000000"/>
+                <w:sz w:val="20"/>
               </w:rPr>
               <w:t>Contractor Signature:</w:t>
             </w:r>
@@ -2075,7 +2215,10 @@
         </w:tc>
         <w:tc>
           <w:tcPr>
-            <w:tcW w:type="dxa" w:w="7488"/>
+            <w:tcW w:type="dxa" w:w="7776"/>
+            <w:tcBorders>
+              <w:bottom w:val="single" w:sz="6" w:color="A6A6A6"/>
+            </w:tcBorders>
           </w:tcPr>
           <w:p>
             <w:r/>
@@ -2083,6 +2226,7 @@
               <w:rPr>
                 <w:rFonts w:ascii="Calibri" w:hAnsi="Calibri"/>
                 <w:b w:val="0"/>
+                <w:color w:val="000000"/>
                 <w:sz w:val="20"/>
               </w:rPr>
               <w:t>[Name, Title]</w:t>
@@ -2093,8 +2237,7 @@
       <w:tr>
         <w:tc>
           <w:tcPr>
-            <w:tcW w:type="dxa" w:w="2592"/>
-            <w:shd w:val="clear" w:color="auto" w:fill="1F3A5F"/>
+            <w:tcW w:type="dxa" w:w="2304"/>
           </w:tcPr>
           <w:p>
             <w:r/>
@@ -2102,8 +2245,8 @@
               <w:rPr>
                 <w:rFonts w:ascii="Calibri" w:hAnsi="Calibri"/>
                 <w:b/>
-                <w:color w:val="FFFFFF"/>
-                <w:sz w:val="18"/>
+                <w:color w:val="000000"/>
+                <w:sz w:val="20"/>
               </w:rPr>
               <w:t>Date:</w:t>
             </w:r>
@@ -2111,7 +2254,10 @@
         </w:tc>
         <w:tc>
           <w:tcPr>
-            <w:tcW w:type="dxa" w:w="7488"/>
+            <w:tcW w:type="dxa" w:w="7776"/>
+            <w:tcBorders>
+              <w:bottom w:val="single" w:sz="6" w:color="A6A6A6"/>
+            </w:tcBorders>
           </w:tcPr>
           <w:p>
             <w:r/>
@@ -2119,9 +2265,72 @@
               <w:rPr>
                 <w:rFonts w:ascii="Calibri" w:hAnsi="Calibri"/>
                 <w:b w:val="0"/>
+                <w:color w:val="000000"/>
                 <w:sz w:val="20"/>
               </w:rPr>
               <w:t>[YYYY-MM-DD]</w:t>
+            </w:r>
+          </w:p>
+        </w:tc>
+      </w:tr>
+    </w:tbl>
+    <w:p>
+      <w:r>
+        <w:br w:type="page"/>
+      </w:r>
+    </w:p>
+    <w:tbl>
+      <w:tblPr>
+        <w:tblW w:type="auto" w:w="0"/>
+        <w:jc w:val="center"/>
+        <w:tblLayout w:type="fixed"/>
+        <w:tblLook w:firstColumn="1" w:firstRow="1" w:lastColumn="0" w:lastRow="0" w:noHBand="0" w:noVBand="1" w:val="04A0"/>
+      </w:tblPr>
+      <w:tblGrid>
+        <w:gridCol w:w="10224"/>
+      </w:tblGrid>
+      <w:tr>
+        <w:tc>
+          <w:tcPr>
+            <w:tcW w:type="dxa" w:w="10224"/>
+            <w:shd w:val="clear" w:color="auto" w:fill="1F3864"/>
+          </w:tcPr>
+          <w:p>
+            <w:pPr>
+              <w:jc w:val="center"/>
+            </w:pPr>
+            <w:r/>
+            <w:r>
+              <w:rPr>
+                <w:rFonts w:ascii="Calibri" w:hAnsi="Calibri"/>
+                <w:b/>
+                <w:color w:val="FFFFFF"/>
+                <w:sz w:val="36"/>
+              </w:rPr>
+              <w:t>SUBMITTAL INDEX</w:t>
+            </w:r>
+          </w:p>
+        </w:tc>
+      </w:tr>
+      <w:tr>
+        <w:tc>
+          <w:tcPr>
+            <w:tcW w:type="dxa" w:w="10224"/>
+            <w:shd w:val="clear" w:color="auto" w:fill="1F3864"/>
+          </w:tcPr>
+          <w:p>
+            <w:pPr>
+              <w:jc w:val="center"/>
+            </w:pPr>
+            <w:r/>
+            <w:r>
+              <w:rPr>
+                <w:rFonts w:ascii="Calibri" w:hAnsi="Calibri"/>
+                <w:b w:val="0"/>
+                <w:color w:val="FFFFFF"/>
+                <w:sz w:val="20"/>
+              </w:rPr>
+              <w:t>Division [## ## ##]  -  [Division Name]</w:t>
             </w:r>
           </w:p>
         </w:tc>
@@ -2133,332 +2342,25 @@
         <w:rPr>
           <w:rFonts w:ascii="Calibri" w:hAnsi="Calibri"/>
           <w:b/>
-          <w:color w:val="2E75B6"/>
-          <w:sz w:val="20"/>
+          <w:color w:val="000000"/>
+          <w:sz w:val="22"/>
         </w:rPr>
-        <w:t>A/E Review Stamp (For A/E Use)</w:t>
+        <w:t>ITEMS SUBMITTED</w:t>
       </w:r>
     </w:p>
     <w:tbl>
       <w:tblPr>
-        <w:tblStyle w:val="LightGrid-Accent1"/>
-        <w:tblW w:type="auto" w:w="0"/>
-        <w:jc w:val="left"/>
-        <w:tblLayout w:type="fixed"/>
-        <w:tblLook w:firstColumn="1" w:firstRow="1" w:lastColumn="0" w:lastRow="0" w:noHBand="0" w:noVBand="1" w:val="04A0"/>
-      </w:tblPr>
-      <w:tblGrid>
-        <w:gridCol w:w="2556"/>
-        <w:gridCol w:w="2556"/>
-        <w:gridCol w:w="2556"/>
-        <w:gridCol w:w="2556"/>
-      </w:tblGrid>
-      <w:tr>
-        <w:tc>
-          <w:tcPr>
-            <w:tcW w:type="dxa" w:w="2520"/>
-            <w:shd w:val="clear" w:color="auto" w:fill="1F3A5F"/>
-          </w:tcPr>
-          <w:p>
-            <w:r/>
-            <w:r>
-              <w:rPr>
-                <w:rFonts w:ascii="Calibri" w:hAnsi="Calibri"/>
-                <w:b/>
-                <w:color w:val="FFFFFF"/>
-                <w:sz w:val="18"/>
-              </w:rPr>
-              <w:t>[ ] NO EXCEPTIONS TAKEN</w:t>
-            </w:r>
-          </w:p>
-        </w:tc>
-        <w:tc>
-          <w:tcPr>
-            <w:tcW w:type="dxa" w:w="2520"/>
-            <w:shd w:val="clear" w:color="auto" w:fill="1F3A5F"/>
-          </w:tcPr>
-          <w:p>
-            <w:r/>
-            <w:r>
-              <w:rPr>
-                <w:rFonts w:ascii="Calibri" w:hAnsi="Calibri"/>
-                <w:b/>
-                <w:color w:val="FFFFFF"/>
-                <w:sz w:val="18"/>
-              </w:rPr>
-              <w:t>[ ] MAKE CORRECTIONS NOTED</w:t>
-            </w:r>
-          </w:p>
-        </w:tc>
-        <w:tc>
-          <w:tcPr>
-            <w:tcW w:type="dxa" w:w="2520"/>
-            <w:shd w:val="clear" w:color="auto" w:fill="1F3A5F"/>
-          </w:tcPr>
-          <w:p>
-            <w:r/>
-            <w:r>
-              <w:rPr>
-                <w:rFonts w:ascii="Calibri" w:hAnsi="Calibri"/>
-                <w:b/>
-                <w:color w:val="FFFFFF"/>
-                <w:sz w:val="18"/>
-              </w:rPr>
-              <w:t>[ ] REVISE &amp; RESUBMIT</w:t>
-            </w:r>
-          </w:p>
-        </w:tc>
-        <w:tc>
-          <w:tcPr>
-            <w:tcW w:type="dxa" w:w="2520"/>
-            <w:shd w:val="clear" w:color="auto" w:fill="1F3A5F"/>
-          </w:tcPr>
-          <w:p>
-            <w:r/>
-            <w:r>
-              <w:rPr>
-                <w:rFonts w:ascii="Calibri" w:hAnsi="Calibri"/>
-                <w:b/>
-                <w:color w:val="FFFFFF"/>
-                <w:sz w:val="18"/>
-              </w:rPr>
-              <w:t>[ ] REJECTED</w:t>
-            </w:r>
-          </w:p>
-        </w:tc>
-      </w:tr>
-      <w:tr>
-        <w:tc>
-          <w:tcPr>
-            <w:tcW w:type="dxa" w:w="2520"/>
-          </w:tcPr>
-          <w:p>
-            <w:r/>
-            <w:r>
-              <w:rPr>
-                <w:rFonts w:ascii="Calibri" w:hAnsi="Calibri"/>
-                <w:b w:val="0"/>
-                <w:sz w:val="18"/>
-              </w:rPr>
-            </w:r>
-          </w:p>
-        </w:tc>
-        <w:tc>
-          <w:tcPr>
-            <w:tcW w:type="dxa" w:w="2520"/>
-          </w:tcPr>
-          <w:p>
-            <w:r/>
-            <w:r>
-              <w:rPr>
-                <w:rFonts w:ascii="Calibri" w:hAnsi="Calibri"/>
-                <w:b w:val="0"/>
-                <w:sz w:val="18"/>
-              </w:rPr>
-            </w:r>
-          </w:p>
-        </w:tc>
-        <w:tc>
-          <w:tcPr>
-            <w:tcW w:type="dxa" w:w="2520"/>
-          </w:tcPr>
-          <w:p>
-            <w:r/>
-            <w:r>
-              <w:rPr>
-                <w:rFonts w:ascii="Calibri" w:hAnsi="Calibri"/>
-                <w:b w:val="0"/>
-                <w:sz w:val="18"/>
-              </w:rPr>
-            </w:r>
-          </w:p>
-        </w:tc>
-        <w:tc>
-          <w:tcPr>
-            <w:tcW w:type="dxa" w:w="2520"/>
-          </w:tcPr>
-          <w:p>
-            <w:r/>
-            <w:r>
-              <w:rPr>
-                <w:rFonts w:ascii="Calibri" w:hAnsi="Calibri"/>
-                <w:b w:val="0"/>
-                <w:sz w:val="18"/>
-              </w:rPr>
-            </w:r>
-          </w:p>
-        </w:tc>
-      </w:tr>
-    </w:tbl>
-    <w:p/>
-    <w:tbl>
-      <w:tblPr>
-        <w:tblStyle w:val="LightList-Accent1"/>
         <w:tblW w:type="auto" w:w="0"/>
         <w:tblLayout w:type="fixed"/>
         <w:tblLook w:firstColumn="1" w:firstRow="1" w:lastColumn="0" w:lastRow="0" w:noHBand="0" w:noVBand="1" w:val="04A0"/>
-      </w:tblPr>
-      <w:tblGrid>
-        <w:gridCol w:w="5112"/>
-        <w:gridCol w:w="5112"/>
-      </w:tblGrid>
-      <w:tr>
-        <w:tc>
-          <w:tcPr>
-            <w:tcW w:type="dxa" w:w="2592"/>
-            <w:shd w:val="clear" w:color="auto" w:fill="1F3A5F"/>
-          </w:tcPr>
-          <w:p>
-            <w:r/>
-            <w:r>
-              <w:rPr>
-                <w:rFonts w:ascii="Calibri" w:hAnsi="Calibri"/>
-                <w:b/>
-                <w:color w:val="FFFFFF"/>
-                <w:sz w:val="18"/>
-              </w:rPr>
-              <w:t>Reviewed By:</w:t>
-            </w:r>
-          </w:p>
-        </w:tc>
-        <w:tc>
-          <w:tcPr>
-            <w:tcW w:type="dxa" w:w="7488"/>
-          </w:tcPr>
-          <w:p>
-            <w:r/>
-            <w:r>
-              <w:rPr>
-                <w:rFonts w:ascii="Calibri" w:hAnsi="Calibri"/>
-                <w:b w:val="0"/>
-                <w:sz w:val="20"/>
-              </w:rPr>
-            </w:r>
-          </w:p>
-        </w:tc>
-      </w:tr>
-      <w:tr>
-        <w:tc>
-          <w:tcPr>
-            <w:tcW w:type="dxa" w:w="2592"/>
-            <w:shd w:val="clear" w:color="auto" w:fill="1F3A5F"/>
-          </w:tcPr>
-          <w:p>
-            <w:r/>
-            <w:r>
-              <w:rPr>
-                <w:rFonts w:ascii="Calibri" w:hAnsi="Calibri"/>
-                <w:b/>
-                <w:color w:val="FFFFFF"/>
-                <w:sz w:val="18"/>
-              </w:rPr>
-              <w:t>Date:</w:t>
-            </w:r>
-          </w:p>
-        </w:tc>
-        <w:tc>
-          <w:tcPr>
-            <w:tcW w:type="dxa" w:w="7488"/>
-          </w:tcPr>
-          <w:p>
-            <w:r/>
-            <w:r>
-              <w:rPr>
-                <w:rFonts w:ascii="Calibri" w:hAnsi="Calibri"/>
-                <w:b w:val="0"/>
-                <w:sz w:val="20"/>
-              </w:rPr>
-            </w:r>
-          </w:p>
-        </w:tc>
-      </w:tr>
-      <w:tr>
-        <w:tc>
-          <w:tcPr>
-            <w:tcW w:type="dxa" w:w="2592"/>
-            <w:shd w:val="clear" w:color="auto" w:fill="1F3A5F"/>
-          </w:tcPr>
-          <w:p>
-            <w:r/>
-            <w:r>
-              <w:rPr>
-                <w:rFonts w:ascii="Calibri" w:hAnsi="Calibri"/>
-                <w:b/>
-                <w:color w:val="FFFFFF"/>
-                <w:sz w:val="18"/>
-              </w:rPr>
-              <w:t>Comments:</w:t>
-            </w:r>
-          </w:p>
-        </w:tc>
-        <w:tc>
-          <w:tcPr>
-            <w:tcW w:type="dxa" w:w="7488"/>
-          </w:tcPr>
-          <w:p>
-            <w:r/>
-            <w:r>
-              <w:rPr>
-                <w:rFonts w:ascii="Calibri" w:hAnsi="Calibri"/>
-                <w:b w:val="0"/>
-                <w:sz w:val="20"/>
-              </w:rPr>
-            </w:r>
-          </w:p>
-        </w:tc>
-      </w:tr>
-    </w:tbl>
-    <w:p>
-      <w:r>
-        <w:br w:type="page"/>
-      </w:r>
-    </w:p>
-    <w:p>
-      <w:pPr>
-        <w:jc w:val="center"/>
-      </w:pPr>
-      <w:r>
-        <w:rPr>
-          <w:rFonts w:ascii="Calibri" w:hAnsi="Calibri"/>
-          <w:b/>
-          <w:color w:val="1F3A5F"/>
-          <w:sz w:val="32"/>
-        </w:rPr>
-        <w:t>SUBMITTAL INDEX</w:t>
-      </w:r>
-    </w:p>
-    <w:p>
-      <w:pPr>
-        <w:jc w:val="center"/>
-      </w:pPr>
-      <w:r>
-        <w:rPr>
-          <w:rFonts w:ascii="Calibri" w:hAnsi="Calibri"/>
-          <w:b/>
-          <w:sz w:val="22"/>
-        </w:rPr>
-        <w:t>Division [## ## ##] - [Division Name]</w:t>
-      </w:r>
-    </w:p>
-    <w:p/>
-    <w:p>
-      <w:r>
-        <w:rPr>
-          <w:rFonts w:ascii="Calibri" w:hAnsi="Calibri"/>
-          <w:b/>
-          <w:color w:val="2E75B6"/>
-          <w:sz w:val="20"/>
-        </w:rPr>
-        <w:t>Items Submitted</w:t>
-      </w:r>
-    </w:p>
-    <w:tbl>
-      <w:tblPr>
-        <w:tblStyle w:val="LightGrid-Accent1"/>
-        <w:tblW w:type="auto" w:w="0"/>
-        <w:jc w:val="left"/>
-        <w:tblLayout w:type="fixed"/>
-        <w:tblLook w:firstColumn="1" w:firstRow="1" w:lastColumn="0" w:lastRow="0" w:noHBand="0" w:noVBand="1" w:val="04A0"/>
+        <w:tblBorders>
+          <w:top w:val="single" w:sz="4" w:space="0" w:color="7F7F7F"/>
+          <w:left w:val="single" w:sz="4" w:space="0" w:color="7F7F7F"/>
+          <w:bottom w:val="single" w:sz="4" w:space="0" w:color="7F7F7F"/>
+          <w:right w:val="single" w:sz="4" w:space="0" w:color="7F7F7F"/>
+          <w:insideH w:val="single" w:sz="4" w:space="0" w:color="7F7F7F"/>
+          <w:insideV w:val="single" w:sz="4" w:space="0" w:color="7F7F7F"/>
+        </w:tblBorders>
       </w:tblPr>
       <w:tblGrid>
         <w:gridCol w:w="3408"/>
@@ -2468,8 +2370,8 @@
       <w:tr>
         <w:tc>
           <w:tcPr>
-            <w:tcW w:type="dxa" w:w="864"/>
-            <w:shd w:val="clear" w:color="auto" w:fill="1F3A5F"/>
+            <w:tcW w:type="dxa" w:w="1008"/>
+            <w:shd w:val="clear" w:color="auto" w:fill="DAE3F3"/>
           </w:tcPr>
           <w:p>
             <w:r/>
@@ -2477,8 +2379,8 @@
               <w:rPr>
                 <w:rFonts w:ascii="Calibri" w:hAnsi="Calibri"/>
                 <w:b/>
-                <w:color w:val="FFFFFF"/>
-                <w:sz w:val="18"/>
+                <w:color w:val="000000"/>
+                <w:sz w:val="20"/>
               </w:rPr>
               <w:t>Item</w:t>
             </w:r>
@@ -2487,7 +2389,7 @@
         <w:tc>
           <w:tcPr>
             <w:tcW w:type="dxa" w:w="7776"/>
-            <w:shd w:val="clear" w:color="auto" w:fill="1F3A5F"/>
+            <w:shd w:val="clear" w:color="auto" w:fill="DAE3F3"/>
           </w:tcPr>
           <w:p>
             <w:r/>
@@ -2495,8 +2397,8 @@
               <w:rPr>
                 <w:rFonts w:ascii="Calibri" w:hAnsi="Calibri"/>
                 <w:b/>
-                <w:color w:val="FFFFFF"/>
-                <w:sz w:val="18"/>
+                <w:color w:val="000000"/>
+                <w:sz w:val="20"/>
               </w:rPr>
               <w:t>Description</w:t>
             </w:r>
@@ -2505,7 +2407,7 @@
         <w:tc>
           <w:tcPr>
             <w:tcW w:type="dxa" w:w="1440"/>
-            <w:shd w:val="clear" w:color="auto" w:fill="1F3A5F"/>
+            <w:shd w:val="clear" w:color="auto" w:fill="DAE3F3"/>
           </w:tcPr>
           <w:p>
             <w:r/>
@@ -2513,8 +2415,8 @@
               <w:rPr>
                 <w:rFonts w:ascii="Calibri" w:hAnsi="Calibri"/>
                 <w:b/>
-                <w:color w:val="FFFFFF"/>
-                <w:sz w:val="18"/>
+                <w:color w:val="000000"/>
+                <w:sz w:val="20"/>
               </w:rPr>
               <w:t>Spec Section</w:t>
             </w:r>
@@ -2524,15 +2426,19 @@
       <w:tr>
         <w:tc>
           <w:tcPr>
-            <w:tcW w:type="dxa" w:w="864"/>
+            <w:tcW w:type="dxa" w:w="1008"/>
           </w:tcPr>
           <w:p>
+            <w:pPr>
+              <w:jc w:val="center"/>
+            </w:pPr>
             <w:r/>
             <w:r>
               <w:rPr>
                 <w:rFonts w:ascii="Calibri" w:hAnsi="Calibri"/>
                 <w:b w:val="0"/>
-                <w:sz w:val="18"/>
+                <w:color w:val="000000"/>
+                <w:sz w:val="20"/>
               </w:rPr>
               <w:t>1</w:t>
             </w:r>
@@ -2548,7 +2454,8 @@
               <w:rPr>
                 <w:rFonts w:ascii="Calibri" w:hAnsi="Calibri"/>
                 <w:b w:val="0"/>
-                <w:sz w:val="18"/>
+                <w:color w:val="000000"/>
+                <w:sz w:val="20"/>
               </w:rPr>
               <w:t>[Product / shop drawing / sample description - manufacturer, model, rating, application, quantity]</w:t>
             </w:r>
@@ -2559,12 +2466,16 @@
             <w:tcW w:type="dxa" w:w="1440"/>
           </w:tcPr>
           <w:p>
+            <w:pPr>
+              <w:jc w:val="center"/>
+            </w:pPr>
             <w:r/>
             <w:r>
               <w:rPr>
                 <w:rFonts w:ascii="Calibri" w:hAnsi="Calibri"/>
                 <w:b w:val="0"/>
-                <w:sz w:val="18"/>
+                <w:color w:val="000000"/>
+                <w:sz w:val="20"/>
               </w:rPr>
               <w:t>[## ## ##]</w:t>
             </w:r>
@@ -2574,7 +2485,7 @@
       <w:tr>
         <w:tc>
           <w:tcPr>
-            <w:tcW w:type="dxa" w:w="864"/>
+            <w:tcW w:type="dxa" w:w="1008"/>
           </w:tcPr>
           <w:p>
             <w:r/>
@@ -2582,9 +2493,9 @@
               <w:rPr>
                 <w:rFonts w:ascii="Calibri" w:hAnsi="Calibri"/>
                 <w:b w:val="0"/>
-                <w:sz w:val="18"/>
+                <w:color w:val="000000"/>
+                <w:sz w:val="20"/>
               </w:rPr>
-              <w:t>2</w:t>
             </w:r>
           </w:p>
         </w:tc>
@@ -2598,7 +2509,8 @@
               <w:rPr>
                 <w:rFonts w:ascii="Calibri" w:hAnsi="Calibri"/>
                 <w:b w:val="0"/>
-                <w:sz w:val="18"/>
+                <w:color w:val="000000"/>
+                <w:sz w:val="20"/>
               </w:rPr>
             </w:r>
           </w:p>
@@ -2613,7 +2525,8 @@
               <w:rPr>
                 <w:rFonts w:ascii="Calibri" w:hAnsi="Calibri"/>
                 <w:b w:val="0"/>
-                <w:sz w:val="18"/>
+                <w:color w:val="000000"/>
+                <w:sz w:val="20"/>
               </w:rPr>
             </w:r>
           </w:p>
@@ -2622,7 +2535,7 @@
       <w:tr>
         <w:tc>
           <w:tcPr>
-            <w:tcW w:type="dxa" w:w="864"/>
+            <w:tcW w:type="dxa" w:w="1008"/>
           </w:tcPr>
           <w:p>
             <w:r/>
@@ -2630,9 +2543,9 @@
               <w:rPr>
                 <w:rFonts w:ascii="Calibri" w:hAnsi="Calibri"/>
                 <w:b w:val="0"/>
-                <w:sz w:val="18"/>
+                <w:color w:val="000000"/>
+                <w:sz w:val="20"/>
               </w:rPr>
-              <w:t>3</w:t>
             </w:r>
           </w:p>
         </w:tc>
@@ -2646,7 +2559,8 @@
               <w:rPr>
                 <w:rFonts w:ascii="Calibri" w:hAnsi="Calibri"/>
                 <w:b w:val="0"/>
-                <w:sz w:val="18"/>
+                <w:color w:val="000000"/>
+                <w:sz w:val="20"/>
               </w:rPr>
             </w:r>
           </w:p>
@@ -2661,151 +2575,8 @@
               <w:rPr>
                 <w:rFonts w:ascii="Calibri" w:hAnsi="Calibri"/>
                 <w:b w:val="0"/>
-                <w:sz w:val="18"/>
-              </w:rPr>
-            </w:r>
-          </w:p>
-        </w:tc>
-      </w:tr>
-      <w:tr>
-        <w:tc>
-          <w:tcPr>
-            <w:tcW w:type="dxa" w:w="864"/>
-          </w:tcPr>
-          <w:p>
-            <w:r/>
-            <w:r>
-              <w:rPr>
-                <w:rFonts w:ascii="Calibri" w:hAnsi="Calibri"/>
-                <w:b w:val="0"/>
-                <w:sz w:val="18"/>
-              </w:rPr>
-              <w:t>4</w:t>
-            </w:r>
-          </w:p>
-        </w:tc>
-        <w:tc>
-          <w:tcPr>
-            <w:tcW w:type="dxa" w:w="7776"/>
-          </w:tcPr>
-          <w:p>
-            <w:r/>
-            <w:r>
-              <w:rPr>
-                <w:rFonts w:ascii="Calibri" w:hAnsi="Calibri"/>
-                <w:b w:val="0"/>
-                <w:sz w:val="18"/>
-              </w:rPr>
-            </w:r>
-          </w:p>
-        </w:tc>
-        <w:tc>
-          <w:tcPr>
-            <w:tcW w:type="dxa" w:w="1440"/>
-          </w:tcPr>
-          <w:p>
-            <w:r/>
-            <w:r>
-              <w:rPr>
-                <w:rFonts w:ascii="Calibri" w:hAnsi="Calibri"/>
-                <w:b w:val="0"/>
-                <w:sz w:val="18"/>
-              </w:rPr>
-            </w:r>
-          </w:p>
-        </w:tc>
-      </w:tr>
-      <w:tr>
-        <w:tc>
-          <w:tcPr>
-            <w:tcW w:type="dxa" w:w="864"/>
-          </w:tcPr>
-          <w:p>
-            <w:r/>
-            <w:r>
-              <w:rPr>
-                <w:rFonts w:ascii="Calibri" w:hAnsi="Calibri"/>
-                <w:b w:val="0"/>
-                <w:sz w:val="18"/>
-              </w:rPr>
-              <w:t>5</w:t>
-            </w:r>
-          </w:p>
-        </w:tc>
-        <w:tc>
-          <w:tcPr>
-            <w:tcW w:type="dxa" w:w="7776"/>
-          </w:tcPr>
-          <w:p>
-            <w:r/>
-            <w:r>
-              <w:rPr>
-                <w:rFonts w:ascii="Calibri" w:hAnsi="Calibri"/>
-                <w:b w:val="0"/>
-                <w:sz w:val="18"/>
-              </w:rPr>
-            </w:r>
-          </w:p>
-        </w:tc>
-        <w:tc>
-          <w:tcPr>
-            <w:tcW w:type="dxa" w:w="1440"/>
-          </w:tcPr>
-          <w:p>
-            <w:r/>
-            <w:r>
-              <w:rPr>
-                <w:rFonts w:ascii="Calibri" w:hAnsi="Calibri"/>
-                <w:b w:val="0"/>
-                <w:sz w:val="18"/>
-              </w:rPr>
-            </w:r>
-          </w:p>
-        </w:tc>
-      </w:tr>
-      <w:tr>
-        <w:tc>
-          <w:tcPr>
-            <w:tcW w:type="dxa" w:w="864"/>
-          </w:tcPr>
-          <w:p>
-            <w:r/>
-            <w:r>
-              <w:rPr>
-                <w:rFonts w:ascii="Calibri" w:hAnsi="Calibri"/>
-                <w:b w:val="0"/>
-                <w:sz w:val="18"/>
-              </w:rPr>
-              <w:t>6</w:t>
-            </w:r>
-          </w:p>
-        </w:tc>
-        <w:tc>
-          <w:tcPr>
-            <w:tcW w:type="dxa" w:w="7776"/>
-          </w:tcPr>
-          <w:p>
-            <w:r/>
-            <w:r>
-              <w:rPr>
-                <w:rFonts w:ascii="Calibri" w:hAnsi="Calibri"/>
-                <w:b w:val="0"/>
-                <w:sz w:val="18"/>
-              </w:rPr>
-            </w:r>
-          </w:p>
-        </w:tc>
-        <w:tc>
-          <w:tcPr>
-            <w:tcW w:type="dxa" w:w="1440"/>
-          </w:tcPr>
-          <w:p>
-            <w:r/>
-            <w:r>
-              <w:rPr>
-                <w:rFonts w:ascii="Calibri" w:hAnsi="Calibri"/>
-                <w:b w:val="0"/>
-                <w:sz w:val="18"/>
+                <w:color w:val="000000"/>
+                <w:sz w:val="20"/>
               </w:rPr>
             </w:r>
           </w:p>
@@ -2818,10 +2589,10 @@
         <w:rPr>
           <w:rFonts w:ascii="Calibri" w:hAnsi="Calibri"/>
           <w:b/>
-          <w:color w:val="2E75B6"/>
-          <w:sz w:val="20"/>
+          <w:color w:val="000000"/>
+          <w:sz w:val="22"/>
         </w:rPr>
-        <w:t>Contractor's Remarks</w:t>
+        <w:t>KNOWN DEVIATIONS FROM CONTRACT DOCUMENTS</w:t>
       </w:r>
     </w:p>
     <w:p>
@@ -2829,19 +2600,26 @@
         <w:rPr>
           <w:rFonts w:ascii="Calibri" w:hAnsi="Calibri"/>
           <w:b w:val="0"/>
+          <w:color w:val="000000"/>
           <w:sz w:val="20"/>
         </w:rPr>
-        <w:t>Contractor has reviewed submitted product data against Division [##] specifications. The following remarks are provided for the A/E's consideration.</w:t>
+        <w:t>Per Section [23 00 90 / 01 33 00], the following deviations are noted where submittals differ from the contract documents. All items are flagged with revision clouds and callout notes in the attached markup for the Engineer's review and comment.</w:t>
       </w:r>
     </w:p>
     <w:p/>
     <w:tbl>
       <w:tblPr>
-        <w:tblStyle w:val="LightGrid-Accent1"/>
         <w:tblW w:type="auto" w:w="0"/>
-        <w:jc w:val="left"/>
         <w:tblLayout w:type="fixed"/>
         <w:tblLook w:firstColumn="1" w:firstRow="1" w:lastColumn="0" w:lastRow="0" w:noHBand="0" w:noVBand="1" w:val="04A0"/>
+        <w:tblBorders>
+          <w:top w:val="single" w:sz="4" w:space="0" w:color="7F7F7F"/>
+          <w:left w:val="single" w:sz="4" w:space="0" w:color="7F7F7F"/>
+          <w:bottom w:val="single" w:sz="4" w:space="0" w:color="7F7F7F"/>
+          <w:right w:val="single" w:sz="4" w:space="0" w:color="7F7F7F"/>
+          <w:insideH w:val="single" w:sz="4" w:space="0" w:color="7F7F7F"/>
+          <w:insideV w:val="single" w:sz="4" w:space="0" w:color="7F7F7F"/>
+        </w:tblBorders>
       </w:tblPr>
       <w:tblGrid>
         <w:gridCol w:w="2556"/>
@@ -2853,7 +2631,7 @@
         <w:tc>
           <w:tcPr>
             <w:tcW w:type="dxa" w:w="720"/>
-            <w:shd w:val="clear" w:color="auto" w:fill="1F3A5F"/>
+            <w:shd w:val="clear" w:color="auto" w:fill="DAE3F3"/>
           </w:tcPr>
           <w:p>
             <w:r/>
@@ -2861,17 +2639,17 @@
               <w:rPr>
                 <w:rFonts w:ascii="Calibri" w:hAnsi="Calibri"/>
                 <w:b/>
-                <w:color w:val="FFFFFF"/>
-                <w:sz w:val="18"/>
+                <w:color w:val="000000"/>
+                <w:sz w:val="20"/>
               </w:rPr>
-              <w:t>#</w:t>
+              <w:t>No.</w:t>
             </w:r>
           </w:p>
         </w:tc>
         <w:tc>
           <w:tcPr>
-            <w:tcW w:type="dxa" w:w="6480"/>
-            <w:shd w:val="clear" w:color="auto" w:fill="1F3A5F"/>
+            <w:tcW w:type="dxa" w:w="6624"/>
+            <w:shd w:val="clear" w:color="auto" w:fill="DAE3F3"/>
           </w:tcPr>
           <w:p>
             <w:r/>
@@ -2879,17 +2657,17 @@
               <w:rPr>
                 <w:rFonts w:ascii="Calibri" w:hAnsi="Calibri"/>
                 <w:b/>
-                <w:color w:val="FFFFFF"/>
-                <w:sz w:val="18"/>
+                <w:color w:val="000000"/>
+                <w:sz w:val="20"/>
               </w:rPr>
-              <w:t>Remark</w:t>
+              <w:t>Deviation</w:t>
             </w:r>
           </w:p>
         </w:tc>
         <w:tc>
           <w:tcPr>
             <w:tcW w:type="dxa" w:w="1440"/>
-            <w:shd w:val="clear" w:color="auto" w:fill="1F3A5F"/>
+            <w:shd w:val="clear" w:color="auto" w:fill="DAE3F3"/>
           </w:tcPr>
           <w:p>
             <w:r/>
@@ -2897,8 +2675,8 @@
               <w:rPr>
                 <w:rFonts w:ascii="Calibri" w:hAnsi="Calibri"/>
                 <w:b/>
-                <w:color w:val="FFFFFF"/>
-                <w:sz w:val="18"/>
+                <w:color w:val="000000"/>
+                <w:sz w:val="20"/>
               </w:rPr>
               <w:t>Spec Ref.</w:t>
             </w:r>
@@ -2907,7 +2685,7 @@
         <w:tc>
           <w:tcPr>
             <w:tcW w:type="dxa" w:w="1440"/>
-            <w:shd w:val="clear" w:color="auto" w:fill="1F3A5F"/>
+            <w:shd w:val="clear" w:color="auto" w:fill="DAE3F3"/>
           </w:tcPr>
           <w:p>
             <w:r/>
@@ -2915,314 +2693,8 @@
               <w:rPr>
                 <w:rFonts w:ascii="Calibri" w:hAnsi="Calibri"/>
                 <w:b/>
-                <w:color w:val="FFFFFF"/>
-                <w:sz w:val="18"/>
-              </w:rPr>
-              <w:t>Status</w:t>
-            </w:r>
-          </w:p>
-        </w:tc>
-      </w:tr>
-      <w:tr>
-        <w:tc>
-          <w:tcPr>
-            <w:tcW w:type="dxa" w:w="720"/>
-          </w:tcPr>
-          <w:p>
-            <w:r/>
-            <w:r>
-              <w:rPr>
-                <w:rFonts w:ascii="Calibri" w:hAnsi="Calibri"/>
-                <w:b w:val="0"/>
-                <w:sz w:val="18"/>
-              </w:rPr>
-              <w:t>1</w:t>
-            </w:r>
-          </w:p>
-        </w:tc>
-        <w:tc>
-          <w:tcPr>
-            <w:tcW w:type="dxa" w:w="6480"/>
-          </w:tcPr>
-          <w:p>
-            <w:r/>
-            <w:r>
-              <w:rPr>
-                <w:rFonts w:ascii="Calibri" w:hAnsi="Calibri"/>
-                <w:b w:val="0"/>
-                <w:sz w:val="18"/>
-              </w:rPr>
-              <w:t>[Note any clarifications, quantity verifications, or questions the A/E should address]</w:t>
-            </w:r>
-          </w:p>
-        </w:tc>
-        <w:tc>
-          <w:tcPr>
-            <w:tcW w:type="dxa" w:w="1440"/>
-          </w:tcPr>
-          <w:p>
-            <w:r/>
-            <w:r>
-              <w:rPr>
-                <w:rFonts w:ascii="Calibri" w:hAnsi="Calibri"/>
-                <w:b w:val="0"/>
-                <w:sz w:val="18"/>
-              </w:rPr>
-              <w:t>[## ## ##]</w:t>
-            </w:r>
-          </w:p>
-        </w:tc>
-        <w:tc>
-          <w:tcPr>
-            <w:tcW w:type="dxa" w:w="1440"/>
-          </w:tcPr>
-          <w:p>
-            <w:r/>
-            <w:r>
-              <w:rPr>
-                <w:rFonts w:ascii="Calibri" w:hAnsi="Calibri"/>
-                <w:b w:val="0"/>
-                <w:sz w:val="18"/>
-              </w:rPr>
-              <w:t>FOR REVIEW</w:t>
-            </w:r>
-          </w:p>
-        </w:tc>
-      </w:tr>
-      <w:tr>
-        <w:tc>
-          <w:tcPr>
-            <w:tcW w:type="dxa" w:w="720"/>
-          </w:tcPr>
-          <w:p>
-            <w:r/>
-            <w:r>
-              <w:rPr>
-                <w:rFonts w:ascii="Calibri" w:hAnsi="Calibri"/>
-                <w:b w:val="0"/>
-                <w:sz w:val="18"/>
-              </w:rPr>
-              <w:t>2</w:t>
-            </w:r>
-          </w:p>
-        </w:tc>
-        <w:tc>
-          <w:tcPr>
-            <w:tcW w:type="dxa" w:w="6480"/>
-          </w:tcPr>
-          <w:p>
-            <w:r/>
-            <w:r>
-              <w:rPr>
-                <w:rFonts w:ascii="Calibri" w:hAnsi="Calibri"/>
-                <w:b w:val="0"/>
-                <w:sz w:val="18"/>
-              </w:rPr>
-              <w:t>[Note items not included in this submittal but covered elsewhere or available on request]</w:t>
-            </w:r>
-          </w:p>
-        </w:tc>
-        <w:tc>
-          <w:tcPr>
-            <w:tcW w:type="dxa" w:w="1440"/>
-          </w:tcPr>
-          <w:p>
-            <w:r/>
-            <w:r>
-              <w:rPr>
-                <w:rFonts w:ascii="Calibri" w:hAnsi="Calibri"/>
-                <w:b w:val="0"/>
-                <w:sz w:val="18"/>
-              </w:rPr>
-              <w:t>[## ## ##]</w:t>
-            </w:r>
-          </w:p>
-        </w:tc>
-        <w:tc>
-          <w:tcPr>
-            <w:tcW w:type="dxa" w:w="1440"/>
-          </w:tcPr>
-          <w:p>
-            <w:r/>
-            <w:r>
-              <w:rPr>
-                <w:rFonts w:ascii="Calibri" w:hAnsi="Calibri"/>
-                <w:b w:val="0"/>
-                <w:sz w:val="18"/>
-              </w:rPr>
-              <w:t>FOR INFO</w:t>
-            </w:r>
-          </w:p>
-        </w:tc>
-      </w:tr>
-      <w:tr>
-        <w:tc>
-          <w:tcPr>
-            <w:tcW w:type="dxa" w:w="720"/>
-          </w:tcPr>
-          <w:p>
-            <w:r/>
-            <w:r>
-              <w:rPr>
-                <w:rFonts w:ascii="Calibri" w:hAnsi="Calibri"/>
-                <w:b w:val="0"/>
-                <w:sz w:val="18"/>
-              </w:rPr>
-            </w:r>
-          </w:p>
-        </w:tc>
-        <w:tc>
-          <w:tcPr>
-            <w:tcW w:type="dxa" w:w="6480"/>
-          </w:tcPr>
-          <w:p>
-            <w:r/>
-            <w:r>
-              <w:rPr>
-                <w:rFonts w:ascii="Calibri" w:hAnsi="Calibri"/>
-                <w:b w:val="0"/>
-                <w:sz w:val="18"/>
-              </w:rPr>
-            </w:r>
-          </w:p>
-        </w:tc>
-        <w:tc>
-          <w:tcPr>
-            <w:tcW w:type="dxa" w:w="1440"/>
-          </w:tcPr>
-          <w:p>
-            <w:r/>
-            <w:r>
-              <w:rPr>
-                <w:rFonts w:ascii="Calibri" w:hAnsi="Calibri"/>
-                <w:b w:val="0"/>
-                <w:sz w:val="18"/>
-              </w:rPr>
-            </w:r>
-          </w:p>
-        </w:tc>
-        <w:tc>
-          <w:tcPr>
-            <w:tcW w:type="dxa" w:w="1440"/>
-          </w:tcPr>
-          <w:p>
-            <w:r/>
-            <w:r>
-              <w:rPr>
-                <w:rFonts w:ascii="Calibri" w:hAnsi="Calibri"/>
-                <w:b w:val="0"/>
-                <w:sz w:val="18"/>
-              </w:rPr>
-            </w:r>
-          </w:p>
-        </w:tc>
-      </w:tr>
-    </w:tbl>
-    <w:p/>
-    <w:p>
-      <w:r>
-        <w:rPr>
-          <w:rFonts w:ascii="Calibri" w:hAnsi="Calibri"/>
-          <w:b/>
-          <w:color w:val="2E75B6"/>
-          <w:sz w:val="20"/>
-        </w:rPr>
-        <w:t>Known Deviations from Contract Documents</w:t>
-      </w:r>
-    </w:p>
-    <w:p>
-      <w:r>
-        <w:rPr>
-          <w:rFonts w:ascii="Calibri" w:hAnsi="Calibri"/>
-          <w:b w:val="0"/>
-          <w:sz w:val="20"/>
-        </w:rPr>
-        <w:t>Per Section [23 00 90 / 01 33 00], the following deviations are noted where submittals differ from the contract documents. All items are flagged with revision clouds and callout notes in the attached markup for A/E review and comment.</w:t>
-      </w:r>
-    </w:p>
-    <w:p/>
-    <w:tbl>
-      <w:tblPr>
-        <w:tblStyle w:val="LightGrid-Accent1"/>
-        <w:tblW w:type="auto" w:w="0"/>
-        <w:jc w:val="left"/>
-        <w:tblLayout w:type="fixed"/>
-        <w:tblLook w:firstColumn="1" w:firstRow="1" w:lastColumn="0" w:lastRow="0" w:noHBand="0" w:noVBand="1" w:val="04A0"/>
-      </w:tblPr>
-      <w:tblGrid>
-        <w:gridCol w:w="2556"/>
-        <w:gridCol w:w="2556"/>
-        <w:gridCol w:w="2556"/>
-        <w:gridCol w:w="2556"/>
-      </w:tblGrid>
-      <w:tr>
-        <w:tc>
-          <w:tcPr>
-            <w:tcW w:type="dxa" w:w="720"/>
-            <w:shd w:val="clear" w:color="auto" w:fill="1F3A5F"/>
-          </w:tcPr>
-          <w:p>
-            <w:r/>
-            <w:r>
-              <w:rPr>
-                <w:rFonts w:ascii="Calibri" w:hAnsi="Calibri"/>
-                <w:b/>
-                <w:color w:val="FFFFFF"/>
-                <w:sz w:val="18"/>
-              </w:rPr>
-              <w:t>No.</w:t>
-            </w:r>
-          </w:p>
-        </w:tc>
-        <w:tc>
-          <w:tcPr>
-            <w:tcW w:type="dxa" w:w="6480"/>
-            <w:shd w:val="clear" w:color="auto" w:fill="1F3A5F"/>
-          </w:tcPr>
-          <w:p>
-            <w:r/>
-            <w:r>
-              <w:rPr>
-                <w:rFonts w:ascii="Calibri" w:hAnsi="Calibri"/>
-                <w:b/>
-                <w:color w:val="FFFFFF"/>
-                <w:sz w:val="18"/>
-              </w:rPr>
-              <w:t>Deviation</w:t>
-            </w:r>
-          </w:p>
-        </w:tc>
-        <w:tc>
-          <w:tcPr>
-            <w:tcW w:type="dxa" w:w="1440"/>
-            <w:shd w:val="clear" w:color="auto" w:fill="1F3A5F"/>
-          </w:tcPr>
-          <w:p>
-            <w:r/>
-            <w:r>
-              <w:rPr>
-                <w:rFonts w:ascii="Calibri" w:hAnsi="Calibri"/>
-                <w:b/>
-                <w:color w:val="FFFFFF"/>
-                <w:sz w:val="18"/>
-              </w:rPr>
-              <w:t>Spec Ref.</w:t>
-            </w:r>
-          </w:p>
-        </w:tc>
-        <w:tc>
-          <w:tcPr>
-            <w:tcW w:type="dxa" w:w="1440"/>
-            <w:shd w:val="clear" w:color="auto" w:fill="1F3A5F"/>
-          </w:tcPr>
-          <w:p>
-            <w:r/>
-            <w:r>
-              <w:rPr>
-                <w:rFonts w:ascii="Calibri" w:hAnsi="Calibri"/>
-                <w:b/>
-                <w:color w:val="FFFFFF"/>
-                <w:sz w:val="18"/>
+                <w:color w:val="000000"/>
+                <w:sz w:val="20"/>
               </w:rPr>
               <w:t>Severity</w:t>
             </w:r>
@@ -3240,14 +2712,15 @@
               <w:rPr>
                 <w:rFonts w:ascii="Calibri" w:hAnsi="Calibri"/>
                 <w:b w:val="0"/>
-                <w:sz w:val="18"/>
+                <w:color w:val="000000"/>
+                <w:sz w:val="20"/>
               </w:rPr>
             </w:r>
           </w:p>
         </w:tc>
         <w:tc>
           <w:tcPr>
-            <w:tcW w:type="dxa" w:w="6480"/>
+            <w:tcW w:type="dxa" w:w="6624"/>
           </w:tcPr>
           <w:p>
             <w:r/>
@@ -3255,7 +2728,8 @@
               <w:rPr>
                 <w:rFonts w:ascii="Calibri" w:hAnsi="Calibri"/>
                 <w:b w:val="0"/>
-                <w:sz w:val="18"/>
+                <w:color w:val="000000"/>
+                <w:sz w:val="20"/>
               </w:rPr>
             </w:r>
           </w:p>
@@ -3270,7 +2744,8 @@
               <w:rPr>
                 <w:rFonts w:ascii="Calibri" w:hAnsi="Calibri"/>
                 <w:b w:val="0"/>
-                <w:sz w:val="18"/>
+                <w:color w:val="000000"/>
+                <w:sz w:val="20"/>
               </w:rPr>
             </w:r>
           </w:p>
@@ -3285,7 +2760,8 @@
               <w:rPr>
                 <w:rFonts w:ascii="Calibri" w:hAnsi="Calibri"/>
                 <w:b w:val="0"/>
-                <w:sz w:val="18"/>
+                <w:color w:val="000000"/>
+                <w:sz w:val="20"/>
               </w:rPr>
             </w:r>
           </w:p>
@@ -3302,14 +2778,15 @@
               <w:rPr>
                 <w:rFonts w:ascii="Calibri" w:hAnsi="Calibri"/>
                 <w:b w:val="0"/>
-                <w:sz w:val="18"/>
+                <w:color w:val="000000"/>
+                <w:sz w:val="20"/>
               </w:rPr>
             </w:r>
           </w:p>
         </w:tc>
         <w:tc>
           <w:tcPr>
-            <w:tcW w:type="dxa" w:w="6480"/>
+            <w:tcW w:type="dxa" w:w="6624"/>
           </w:tcPr>
           <w:p>
             <w:r/>
@@ -3317,7 +2794,8 @@
               <w:rPr>
                 <w:rFonts w:ascii="Calibri" w:hAnsi="Calibri"/>
                 <w:b w:val="0"/>
-                <w:sz w:val="18"/>
+                <w:color w:val="000000"/>
+                <w:sz w:val="20"/>
               </w:rPr>
             </w:r>
           </w:p>
@@ -3332,7 +2810,8 @@
               <w:rPr>
                 <w:rFonts w:ascii="Calibri" w:hAnsi="Calibri"/>
                 <w:b w:val="0"/>
-                <w:sz w:val="18"/>
+                <w:color w:val="000000"/>
+                <w:sz w:val="20"/>
               </w:rPr>
             </w:r>
           </w:p>
@@ -3347,7 +2826,8 @@
               <w:rPr>
                 <w:rFonts w:ascii="Calibri" w:hAnsi="Calibri"/>
                 <w:b w:val="0"/>
-                <w:sz w:val="18"/>
+                <w:color w:val="000000"/>
+                <w:sz w:val="20"/>
               </w:rPr>
             </w:r>
           </w:p>
@@ -3364,14 +2844,15 @@
               <w:rPr>
                 <w:rFonts w:ascii="Calibri" w:hAnsi="Calibri"/>
                 <w:b w:val="0"/>
-                <w:sz w:val="18"/>
+                <w:color w:val="000000"/>
+                <w:sz w:val="20"/>
               </w:rPr>
             </w:r>
           </w:p>
         </w:tc>
         <w:tc>
           <w:tcPr>
-            <w:tcW w:type="dxa" w:w="6480"/>
+            <w:tcW w:type="dxa" w:w="6624"/>
           </w:tcPr>
           <w:p>
             <w:r/>
@@ -3379,7 +2860,8 @@
               <w:rPr>
                 <w:rFonts w:ascii="Calibri" w:hAnsi="Calibri"/>
                 <w:b w:val="0"/>
-                <w:sz w:val="18"/>
+                <w:color w:val="000000"/>
+                <w:sz w:val="20"/>
               </w:rPr>
             </w:r>
           </w:p>
@@ -3394,7 +2876,8 @@
               <w:rPr>
                 <w:rFonts w:ascii="Calibri" w:hAnsi="Calibri"/>
                 <w:b w:val="0"/>
-                <w:sz w:val="18"/>
+                <w:color w:val="000000"/>
+                <w:sz w:val="20"/>
               </w:rPr>
             </w:r>
           </w:p>
@@ -3409,30 +2892,17 @@
               <w:rPr>
                 <w:rFonts w:ascii="Calibri" w:hAnsi="Calibri"/>
                 <w:b w:val="0"/>
-                <w:sz w:val="18"/>
+                <w:color w:val="000000"/>
+                <w:sz w:val="20"/>
               </w:rPr>
             </w:r>
           </w:p>
         </w:tc>
       </w:tr>
     </w:tbl>
-    <w:p/>
-    <w:p>
-      <w:pPr>
-        <w:jc w:val="center"/>
-      </w:pPr>
-      <w:r>
-        <w:rPr>
-          <w:rFonts w:ascii="Calibri" w:hAnsi="Calibri"/>
-          <w:b w:val="0"/>
-          <w:sz w:val="18"/>
-        </w:rPr>
-        <w:t>Submittal No.: [## ## ##-##]  |  Date: [YYYY-MM-DD]  |  Project / CSP #: [##]  |  A&amp;E Project #: [##]</w:t>
-      </w:r>
-    </w:p>
     <w:sectPr>
       <w:pgSz w:w="12240" w:h="15840"/>
-      <w:pgMar w:top="1008" w:right="1008" w:bottom="1008" w:left="1008" w:header="720" w:footer="720" w:gutter="0"/>
+      <w:pgMar w:top="864" w:right="1008" w:bottom="864" w:left="1008" w:header="720" w:footer="720" w:gutter="0"/>
       <w:cols w:space="720"/>
       <w:docGrid w:linePitch="360"/>
     </w:sectPr>

--- a/templates/submittals/04_Submittal_Package_Combined.docx
+++ b/templates/submittals/04_Submittal_Package_Combined.docx
@@ -7,8 +7,10 @@
         <w:rPr>
           <w:rFonts w:ascii="Calibri" w:hAnsi="Calibri"/>
           <w:b/>
+          <w:i w:val="0"/>
           <w:color w:val="000000"/>
           <w:sz w:val="22"/>
+          <w:u w:val="none"/>
         </w:rPr>
         <w:t>[Company Name]</w:t>
       </w:r>
@@ -18,8 +20,10 @@
         <w:rPr>
           <w:rFonts w:ascii="Calibri" w:hAnsi="Calibri"/>
           <w:b w:val="0"/>
+          <w:i w:val="0"/>
           <w:color w:val="000000"/>
           <w:sz w:val="18"/>
+          <w:u w:val="none"/>
         </w:rPr>
         <w:t>[Street Address]</w:t>
       </w:r>
@@ -29,8 +33,10 @@
         <w:rPr>
           <w:rFonts w:ascii="Calibri" w:hAnsi="Calibri"/>
           <w:b w:val="0"/>
+          <w:i w:val="0"/>
           <w:color w:val="000000"/>
           <w:sz w:val="18"/>
+          <w:u w:val="none"/>
         </w:rPr>
         <w:t>[City, State ZIP]</w:t>
       </w:r>
@@ -40,8 +46,10 @@
         <w:rPr>
           <w:rFonts w:ascii="Calibri" w:hAnsi="Calibri"/>
           <w:b w:val="0"/>
+          <w:i w:val="0"/>
           <w:color w:val="000000"/>
           <w:sz w:val="18"/>
+          <w:u w:val="none"/>
         </w:rPr>
         <w:t>[Phone]</w:t>
       </w:r>
@@ -51,6 +59,7 @@
         <w:rPr>
           <w:rFonts w:ascii="Calibri" w:hAnsi="Calibri"/>
           <w:b w:val="0"/>
+          <w:i w:val="0"/>
           <w:color w:val="0563C1"/>
           <w:sz w:val="18"/>
           <w:u w:val="single"/>
@@ -67,8 +76,10 @@
         <w:rPr>
           <w:rFonts w:ascii="Calibri" w:hAnsi="Calibri"/>
           <w:b/>
+          <w:i w:val="0"/>
           <w:color w:val="000000"/>
           <w:sz w:val="40"/>
+          <w:u w:val="none"/>
         </w:rPr>
         <w:t>TRANSMITTAL</w:t>
       </w:r>
@@ -104,8 +115,10 @@
               <w:rPr>
                 <w:rFonts w:ascii="Calibri" w:hAnsi="Calibri"/>
                 <w:b/>
+                <w:i w:val="0"/>
                 <w:color w:val="000000"/>
                 <w:sz w:val="20"/>
+                <w:u w:val="none"/>
               </w:rPr>
               <w:t>DATE:</w:t>
             </w:r>
@@ -121,8 +134,10 @@
               <w:rPr>
                 <w:rFonts w:ascii="Calibri" w:hAnsi="Calibri"/>
                 <w:b w:val="0"/>
+                <w:i w:val="0"/>
                 <w:color w:val="000000"/>
                 <w:sz w:val="20"/>
+                <w:u w:val="none"/>
               </w:rPr>
               <w:t>[YYYY-MM-DD]</w:t>
             </w:r>
@@ -163,8 +178,10 @@
               <w:rPr>
                 <w:rFonts w:ascii="Calibri" w:hAnsi="Calibri"/>
                 <w:b/>
+                <w:i w:val="0"/>
                 <w:color w:val="000000"/>
                 <w:sz w:val="20"/>
+                <w:u w:val="none"/>
               </w:rPr>
               <w:t>TO:</w:t>
             </w:r>
@@ -180,8 +197,10 @@
               <w:rPr>
                 <w:rFonts w:ascii="Calibri" w:hAnsi="Calibri"/>
                 <w:b w:val="0"/>
+                <w:i w:val="0"/>
                 <w:color w:val="000000"/>
                 <w:sz w:val="20"/>
+                <w:u w:val="none"/>
               </w:rPr>
               <w:t>[Recipient Firm]</w:t>
             </w:r>
@@ -198,8 +217,10 @@
               <w:rPr>
                 <w:rFonts w:ascii="Calibri" w:hAnsi="Calibri"/>
                 <w:b/>
+                <w:i w:val="0"/>
                 <w:color w:val="000000"/>
                 <w:sz w:val="20"/>
+                <w:u w:val="none"/>
               </w:rPr>
               <w:t>VIA:</w:t>
             </w:r>
@@ -215,8 +236,10 @@
               <w:rPr>
                 <w:rFonts w:ascii="Calibri" w:hAnsi="Calibri"/>
                 <w:b w:val="0"/>
+                <w:i w:val="0"/>
                 <w:color w:val="000000"/>
                 <w:sz w:val="20"/>
+                <w:u w:val="none"/>
               </w:rPr>
               <w:t>U.S. MAIL</w:t>
             </w:r>
@@ -235,8 +258,10 @@
               <w:rPr>
                 <w:rFonts w:ascii="Calibri" w:hAnsi="Calibri"/>
                 <w:b/>
+                <w:i w:val="0"/>
                 <w:color w:val="000000"/>
                 <w:sz w:val="20"/>
+                <w:u w:val="none"/>
               </w:rPr>
               <w:t>ATTN:</w:t>
             </w:r>
@@ -252,8 +277,10 @@
               <w:rPr>
                 <w:rFonts w:ascii="Calibri" w:hAnsi="Calibri"/>
                 <w:b w:val="0"/>
+                <w:i w:val="0"/>
                 <w:color w:val="000000"/>
                 <w:sz w:val="20"/>
+                <w:u w:val="none"/>
               </w:rPr>
               <w:t>[Recipient Name]</w:t>
             </w:r>
@@ -269,8 +296,10 @@
               <w:rPr>
                 <w:rFonts w:ascii="Calibri" w:hAnsi="Calibri"/>
                 <w:b w:val="0"/>
+                <w:i w:val="0"/>
                 <w:color w:val="000000"/>
                 <w:sz w:val="20"/>
+                <w:u w:val="none"/>
               </w:rPr>
             </w:r>
           </w:p>
@@ -285,8 +314,10 @@
               <w:rPr>
                 <w:rFonts w:ascii="Calibri" w:hAnsi="Calibri"/>
                 <w:b w:val="0"/>
+                <w:i w:val="0"/>
                 <w:color w:val="000000"/>
                 <w:sz w:val="20"/>
+                <w:u w:val="none"/>
               </w:rPr>
               <w:t>HAND DELIVERED</w:t>
             </w:r>
@@ -304,8 +335,10 @@
               <w:rPr>
                 <w:rFonts w:ascii="Calibri" w:hAnsi="Calibri"/>
                 <w:b w:val="0"/>
+                <w:i w:val="0"/>
                 <w:color w:val="000000"/>
                 <w:sz w:val="20"/>
+                <w:u w:val="none"/>
               </w:rPr>
             </w:r>
           </w:p>
@@ -320,8 +353,10 @@
               <w:rPr>
                 <w:rFonts w:ascii="Calibri" w:hAnsi="Calibri"/>
                 <w:b w:val="0"/>
+                <w:i w:val="0"/>
                 <w:color w:val="000000"/>
                 <w:sz w:val="20"/>
+                <w:u w:val="none"/>
               </w:rPr>
               <w:t>[Street Address]</w:t>
             </w:r>
@@ -337,8 +372,10 @@
               <w:rPr>
                 <w:rFonts w:ascii="Calibri" w:hAnsi="Calibri"/>
                 <w:b w:val="0"/>
+                <w:i w:val="0"/>
                 <w:color w:val="000000"/>
                 <w:sz w:val="20"/>
+                <w:u w:val="none"/>
               </w:rPr>
             </w:r>
           </w:p>
@@ -353,8 +390,10 @@
               <w:rPr>
                 <w:rFonts w:ascii="Calibri" w:hAnsi="Calibri"/>
                 <w:b w:val="0"/>
+                <w:i w:val="0"/>
                 <w:color w:val="000000"/>
                 <w:sz w:val="20"/>
+                <w:u w:val="none"/>
               </w:rPr>
               <w:t>LOCAL DELIVERY</w:t>
             </w:r>
@@ -372,8 +411,10 @@
               <w:rPr>
                 <w:rFonts w:ascii="Calibri" w:hAnsi="Calibri"/>
                 <w:b w:val="0"/>
+                <w:i w:val="0"/>
                 <w:color w:val="000000"/>
                 <w:sz w:val="20"/>
+                <w:u w:val="none"/>
               </w:rPr>
             </w:r>
           </w:p>
@@ -388,8 +429,10 @@
               <w:rPr>
                 <w:rFonts w:ascii="Calibri" w:hAnsi="Calibri"/>
                 <w:b w:val="0"/>
+                <w:i w:val="0"/>
                 <w:color w:val="000000"/>
                 <w:sz w:val="20"/>
+                <w:u w:val="none"/>
               </w:rPr>
               <w:t>[City, State ZIP]</w:t>
             </w:r>
@@ -405,8 +448,10 @@
               <w:rPr>
                 <w:rFonts w:ascii="Calibri" w:hAnsi="Calibri"/>
                 <w:b w:val="0"/>
+                <w:i w:val="0"/>
                 <w:color w:val="000000"/>
                 <w:sz w:val="20"/>
+                <w:u w:val="none"/>
               </w:rPr>
             </w:r>
           </w:p>
@@ -421,8 +466,10 @@
               <w:rPr>
                 <w:rFonts w:ascii="Calibri" w:hAnsi="Calibri"/>
                 <w:b w:val="0"/>
+                <w:i w:val="0"/>
                 <w:color w:val="000000"/>
                 <w:sz w:val="20"/>
+                <w:u w:val="none"/>
               </w:rPr>
               <w:t>OVERNIGHT SHIPMENT</w:t>
             </w:r>
@@ -440,8 +487,10 @@
               <w:rPr>
                 <w:rFonts w:ascii="Calibri" w:hAnsi="Calibri"/>
                 <w:b w:val="0"/>
+                <w:i w:val="0"/>
                 <w:color w:val="000000"/>
                 <w:sz w:val="20"/>
+                <w:u w:val="none"/>
               </w:rPr>
             </w:r>
           </w:p>
@@ -456,8 +505,10 @@
               <w:rPr>
                 <w:rFonts w:ascii="Calibri" w:hAnsi="Calibri"/>
                 <w:b w:val="0"/>
+                <w:i w:val="0"/>
                 <w:color w:val="000000"/>
                 <w:sz w:val="20"/>
+                <w:u w:val="none"/>
               </w:rPr>
             </w:r>
           </w:p>
@@ -475,8 +526,10 @@
               <w:rPr>
                 <w:rFonts w:ascii="Calibri" w:hAnsi="Calibri"/>
                 <w:b/>
+                <w:i w:val="0"/>
                 <w:color w:val="000000"/>
                 <w:sz w:val="20"/>
+                <w:u w:val="none"/>
               </w:rPr>
               <w:t>x</w:t>
             </w:r>
@@ -492,8 +545,10 @@
               <w:rPr>
                 <w:rFonts w:ascii="Calibri" w:hAnsi="Calibri"/>
                 <w:b w:val="0"/>
+                <w:i w:val="0"/>
                 <w:color w:val="000000"/>
                 <w:sz w:val="20"/>
+                <w:u w:val="none"/>
               </w:rPr>
               <w:t>Email</w:t>
             </w:r>
@@ -512,8 +567,10 @@
               <w:rPr>
                 <w:rFonts w:ascii="Calibri" w:hAnsi="Calibri"/>
                 <w:b/>
+                <w:i w:val="0"/>
                 <w:color w:val="000000"/>
                 <w:sz w:val="20"/>
+                <w:u w:val="none"/>
               </w:rPr>
               <w:t>PROJECT:</w:t>
             </w:r>
@@ -529,8 +586,10 @@
               <w:rPr>
                 <w:rFonts w:ascii="Calibri" w:hAnsi="Calibri"/>
                 <w:b w:val="0"/>
+                <w:i w:val="0"/>
                 <w:color w:val="000000"/>
                 <w:sz w:val="20"/>
+                <w:u w:val="none"/>
               </w:rPr>
               <w:t>[Project Name]</w:t>
             </w:r>
@@ -547,8 +606,10 @@
               <w:rPr>
                 <w:rFonts w:ascii="Calibri" w:hAnsi="Calibri"/>
                 <w:b/>
+                <w:i w:val="0"/>
                 <w:color w:val="000000"/>
                 <w:sz w:val="20"/>
+                <w:u w:val="none"/>
               </w:rPr>
               <w:t>PROJECT #</w:t>
             </w:r>
@@ -564,8 +625,10 @@
               <w:rPr>
                 <w:rFonts w:ascii="Calibri" w:hAnsi="Calibri"/>
                 <w:b w:val="0"/>
+                <w:i w:val="0"/>
                 <w:color w:val="000000"/>
                 <w:sz w:val="20"/>
+                <w:u w:val="none"/>
               </w:rPr>
               <w:t>[Project #]</w:t>
             </w:r>
@@ -607,8 +670,10 @@
               <w:rPr>
                 <w:rFonts w:ascii="Calibri" w:hAnsi="Calibri"/>
                 <w:b/>
+                <w:i w:val="0"/>
                 <w:color w:val="000000"/>
                 <w:sz w:val="20"/>
+                <w:u w:val="none"/>
               </w:rPr>
               <w:t>TRANSMITTED:</w:t>
             </w:r>
@@ -627,8 +692,10 @@
               <w:rPr>
                 <w:rFonts w:ascii="Calibri" w:hAnsi="Calibri"/>
                 <w:b/>
+                <w:i w:val="0"/>
                 <w:color w:val="000000"/>
                 <w:sz w:val="20"/>
+                <w:u w:val="none"/>
               </w:rPr>
               <w:t>x</w:t>
             </w:r>
@@ -644,8 +711,10 @@
               <w:rPr>
                 <w:rFonts w:ascii="Calibri" w:hAnsi="Calibri"/>
                 <w:b w:val="0"/>
+                <w:i w:val="0"/>
                 <w:color w:val="000000"/>
                 <w:sz w:val="20"/>
+                <w:u w:val="none"/>
               </w:rPr>
               <w:t>HEREWITH</w:t>
             </w:r>
@@ -661,8 +730,10 @@
               <w:rPr>
                 <w:rFonts w:ascii="Calibri" w:hAnsi="Calibri"/>
                 <w:b w:val="0"/>
+                <w:i w:val="0"/>
                 <w:color w:val="000000"/>
                 <w:sz w:val="20"/>
+                <w:u w:val="none"/>
               </w:rPr>
             </w:r>
           </w:p>
@@ -677,8 +748,10 @@
               <w:rPr>
                 <w:rFonts w:ascii="Calibri" w:hAnsi="Calibri"/>
                 <w:b w:val="0"/>
+                <w:i w:val="0"/>
                 <w:color w:val="000000"/>
                 <w:sz w:val="20"/>
+                <w:u w:val="none"/>
               </w:rPr>
               <w:t>SEPARATELY</w:t>
             </w:r>
@@ -697,8 +770,10 @@
               <w:rPr>
                 <w:rFonts w:ascii="Calibri" w:hAnsi="Calibri"/>
                 <w:b/>
+                <w:i w:val="0"/>
                 <w:color w:val="000000"/>
                 <w:sz w:val="20"/>
+                <w:u w:val="none"/>
               </w:rPr>
               <w:t>ITEM:</w:t>
             </w:r>
@@ -714,8 +789,10 @@
               <w:rPr>
                 <w:rFonts w:ascii="Calibri" w:hAnsi="Calibri"/>
                 <w:b w:val="0"/>
+                <w:i w:val="0"/>
                 <w:color w:val="000000"/>
                 <w:sz w:val="20"/>
+                <w:u w:val="none"/>
               </w:rPr>
             </w:r>
           </w:p>
@@ -730,8 +807,10 @@
               <w:rPr>
                 <w:rFonts w:ascii="Calibri" w:hAnsi="Calibri"/>
                 <w:b w:val="0"/>
+                <w:i w:val="0"/>
                 <w:color w:val="000000"/>
                 <w:sz w:val="20"/>
+                <w:u w:val="none"/>
               </w:rPr>
               <w:t>ORIGINAL DRAWINGS</w:t>
             </w:r>
@@ -747,8 +826,10 @@
               <w:rPr>
                 <w:rFonts w:ascii="Calibri" w:hAnsi="Calibri"/>
                 <w:b w:val="0"/>
+                <w:i w:val="0"/>
                 <w:color w:val="000000"/>
                 <w:sz w:val="20"/>
+                <w:u w:val="none"/>
               </w:rPr>
             </w:r>
           </w:p>
@@ -763,8 +844,10 @@
               <w:rPr>
                 <w:rFonts w:ascii="Calibri" w:hAnsi="Calibri"/>
                 <w:b w:val="0"/>
+                <w:i w:val="0"/>
                 <w:color w:val="000000"/>
                 <w:sz w:val="20"/>
+                <w:u w:val="none"/>
               </w:rPr>
               <w:t>COPY OF LETTER</w:t>
             </w:r>
@@ -782,8 +865,10 @@
               <w:rPr>
                 <w:rFonts w:ascii="Calibri" w:hAnsi="Calibri"/>
                 <w:b w:val="0"/>
+                <w:i w:val="0"/>
                 <w:color w:val="000000"/>
                 <w:sz w:val="20"/>
+                <w:u w:val="none"/>
               </w:rPr>
             </w:r>
           </w:p>
@@ -798,8 +883,10 @@
               <w:rPr>
                 <w:rFonts w:ascii="Calibri" w:hAnsi="Calibri"/>
                 <w:b w:val="0"/>
+                <w:i w:val="0"/>
                 <w:color w:val="000000"/>
                 <w:sz w:val="20"/>
+                <w:u w:val="none"/>
               </w:rPr>
             </w:r>
           </w:p>
@@ -814,8 +901,10 @@
               <w:rPr>
                 <w:rFonts w:ascii="Calibri" w:hAnsi="Calibri"/>
                 <w:b w:val="0"/>
+                <w:i w:val="0"/>
                 <w:color w:val="000000"/>
                 <w:sz w:val="20"/>
+                <w:u w:val="none"/>
               </w:rPr>
               <w:t>PRINTS</w:t>
             </w:r>
@@ -831,8 +920,10 @@
               <w:rPr>
                 <w:rFonts w:ascii="Calibri" w:hAnsi="Calibri"/>
                 <w:b w:val="0"/>
+                <w:i w:val="0"/>
                 <w:color w:val="000000"/>
                 <w:sz w:val="20"/>
+                <w:u w:val="none"/>
               </w:rPr>
             </w:r>
           </w:p>
@@ -847,8 +938,10 @@
               <w:rPr>
                 <w:rFonts w:ascii="Calibri" w:hAnsi="Calibri"/>
                 <w:b w:val="0"/>
+                <w:i w:val="0"/>
                 <w:color w:val="000000"/>
                 <w:sz w:val="20"/>
+                <w:u w:val="none"/>
               </w:rPr>
               <w:t>SPECIFICATIONS</w:t>
             </w:r>
@@ -866,8 +959,10 @@
               <w:rPr>
                 <w:rFonts w:ascii="Calibri" w:hAnsi="Calibri"/>
                 <w:b w:val="0"/>
+                <w:i w:val="0"/>
                 <w:color w:val="000000"/>
                 <w:sz w:val="20"/>
+                <w:u w:val="none"/>
               </w:rPr>
             </w:r>
           </w:p>
@@ -885,8 +980,10 @@
               <w:rPr>
                 <w:rFonts w:ascii="Calibri" w:hAnsi="Calibri"/>
                 <w:b/>
+                <w:i w:val="0"/>
                 <w:color w:val="000000"/>
                 <w:sz w:val="20"/>
+                <w:u w:val="none"/>
               </w:rPr>
               <w:t>x</w:t>
             </w:r>
@@ -902,8 +999,10 @@
               <w:rPr>
                 <w:rFonts w:ascii="Calibri" w:hAnsi="Calibri"/>
                 <w:b w:val="0"/>
+                <w:i w:val="0"/>
                 <w:color w:val="000000"/>
                 <w:sz w:val="20"/>
+                <w:u w:val="none"/>
               </w:rPr>
               <w:t>SUBMITTALS</w:t>
             </w:r>
@@ -919,8 +1018,10 @@
               <w:rPr>
                 <w:rFonts w:ascii="Calibri" w:hAnsi="Calibri"/>
                 <w:b w:val="0"/>
+                <w:i w:val="0"/>
                 <w:color w:val="000000"/>
                 <w:sz w:val="20"/>
+                <w:u w:val="none"/>
               </w:rPr>
             </w:r>
           </w:p>
@@ -935,8 +1036,10 @@
               <w:rPr>
                 <w:rFonts w:ascii="Calibri" w:hAnsi="Calibri"/>
                 <w:b w:val="0"/>
+                <w:i w:val="0"/>
                 <w:color w:val="000000"/>
                 <w:sz w:val="20"/>
+                <w:u w:val="none"/>
               </w:rPr>
               <w:t>SAMPLES</w:t>
             </w:r>
@@ -976,8 +1079,10 @@
               <w:rPr>
                 <w:rFonts w:ascii="Calibri" w:hAnsi="Calibri"/>
                 <w:b/>
+                <w:i w:val="0"/>
                 <w:color w:val="000000"/>
                 <w:sz w:val="20"/>
+                <w:u w:val="none"/>
               </w:rPr>
               <w:t>QUANTITY</w:t>
             </w:r>
@@ -994,8 +1099,10 @@
               <w:rPr>
                 <w:rFonts w:ascii="Calibri" w:hAnsi="Calibri"/>
                 <w:b/>
+                <w:i w:val="0"/>
                 <w:color w:val="000000"/>
                 <w:sz w:val="20"/>
+                <w:u w:val="none"/>
               </w:rPr>
               <w:t>DATED</w:t>
             </w:r>
@@ -1012,8 +1119,10 @@
               <w:rPr>
                 <w:rFonts w:ascii="Calibri" w:hAnsi="Calibri"/>
                 <w:b/>
+                <w:i w:val="0"/>
                 <w:color w:val="000000"/>
                 <w:sz w:val="20"/>
+                <w:u w:val="none"/>
               </w:rPr>
               <w:t>DESCRIPTION</w:t>
             </w:r>
@@ -1026,13 +1135,18 @@
             <w:tcW w:type="dxa" w:w="1440"/>
           </w:tcPr>
           <w:p>
+            <w:pPr>
+              <w:jc w:val="center"/>
+            </w:pPr>
             <w:r/>
             <w:r>
               <w:rPr>
                 <w:rFonts w:ascii="Calibri" w:hAnsi="Calibri"/>
                 <w:b w:val="0"/>
+                <w:i w:val="0"/>
                 <w:color w:val="000000"/>
                 <w:sz w:val="20"/>
+                <w:u w:val="none"/>
               </w:rPr>
               <w:t>[#]</w:t>
             </w:r>
@@ -1043,13 +1157,18 @@
             <w:tcW w:type="dxa" w:w="1728"/>
           </w:tcPr>
           <w:p>
+            <w:pPr>
+              <w:jc w:val="center"/>
+            </w:pPr>
             <w:r/>
             <w:r>
               <w:rPr>
                 <w:rFonts w:ascii="Calibri" w:hAnsi="Calibri"/>
                 <w:b w:val="0"/>
+                <w:i w:val="0"/>
                 <w:color w:val="000000"/>
                 <w:sz w:val="20"/>
+                <w:u w:val="none"/>
               </w:rPr>
               <w:t>[YYYY-MM-DD]</w:t>
             </w:r>
@@ -1065,8 +1184,10 @@
               <w:rPr>
                 <w:rFonts w:ascii="Calibri" w:hAnsi="Calibri"/>
                 <w:b w:val="0"/>
+                <w:i w:val="0"/>
                 <w:color w:val="000000"/>
                 <w:sz w:val="20"/>
+                <w:u w:val="none"/>
               </w:rPr>
               <w:t>[Description of the transmitted item / submittal package]</w:t>
             </w:r>
@@ -1084,8 +1205,10 @@
               <w:rPr>
                 <w:rFonts w:ascii="Calibri" w:hAnsi="Calibri"/>
                 <w:b w:val="0"/>
+                <w:i w:val="0"/>
                 <w:color w:val="000000"/>
                 <w:sz w:val="20"/>
+                <w:u w:val="none"/>
               </w:rPr>
             </w:r>
           </w:p>
@@ -1100,8 +1223,10 @@
               <w:rPr>
                 <w:rFonts w:ascii="Calibri" w:hAnsi="Calibri"/>
                 <w:b w:val="0"/>
+                <w:i w:val="0"/>
                 <w:color w:val="000000"/>
                 <w:sz w:val="20"/>
+                <w:u w:val="none"/>
               </w:rPr>
             </w:r>
           </w:p>
@@ -1116,8 +1241,10 @@
               <w:rPr>
                 <w:rFonts w:ascii="Calibri" w:hAnsi="Calibri"/>
                 <w:b w:val="0"/>
+                <w:i w:val="0"/>
                 <w:color w:val="000000"/>
                 <w:sz w:val="20"/>
+                <w:u w:val="none"/>
               </w:rPr>
             </w:r>
           </w:p>
@@ -1134,8 +1261,10 @@
               <w:rPr>
                 <w:rFonts w:ascii="Calibri" w:hAnsi="Calibri"/>
                 <w:b w:val="0"/>
+                <w:i w:val="0"/>
                 <w:color w:val="000000"/>
                 <w:sz w:val="20"/>
+                <w:u w:val="none"/>
               </w:rPr>
             </w:r>
           </w:p>
@@ -1150,8 +1279,10 @@
               <w:rPr>
                 <w:rFonts w:ascii="Calibri" w:hAnsi="Calibri"/>
                 <w:b w:val="0"/>
+                <w:i w:val="0"/>
                 <w:color w:val="000000"/>
                 <w:sz w:val="20"/>
+                <w:u w:val="none"/>
               </w:rPr>
             </w:r>
           </w:p>
@@ -1166,8 +1297,10 @@
               <w:rPr>
                 <w:rFonts w:ascii="Calibri" w:hAnsi="Calibri"/>
                 <w:b w:val="0"/>
+                <w:i w:val="0"/>
                 <w:color w:val="000000"/>
                 <w:sz w:val="20"/>
+                <w:u w:val="none"/>
               </w:rPr>
             </w:r>
           </w:p>
@@ -1184,8 +1317,10 @@
               <w:rPr>
                 <w:rFonts w:ascii="Calibri" w:hAnsi="Calibri"/>
                 <w:b w:val="0"/>
+                <w:i w:val="0"/>
                 <w:color w:val="000000"/>
                 <w:sz w:val="20"/>
+                <w:u w:val="none"/>
               </w:rPr>
             </w:r>
           </w:p>
@@ -1200,8 +1335,10 @@
               <w:rPr>
                 <w:rFonts w:ascii="Calibri" w:hAnsi="Calibri"/>
                 <w:b w:val="0"/>
+                <w:i w:val="0"/>
                 <w:color w:val="000000"/>
                 <w:sz w:val="20"/>
+                <w:u w:val="none"/>
               </w:rPr>
             </w:r>
           </w:p>
@@ -1216,8 +1353,10 @@
               <w:rPr>
                 <w:rFonts w:ascii="Calibri" w:hAnsi="Calibri"/>
                 <w:b w:val="0"/>
+                <w:i w:val="0"/>
                 <w:color w:val="000000"/>
                 <w:sz w:val="20"/>
+                <w:u w:val="none"/>
               </w:rPr>
             </w:r>
           </w:p>
@@ -1255,8 +1394,10 @@
               <w:rPr>
                 <w:rFonts w:ascii="Calibri" w:hAnsi="Calibri"/>
                 <w:b/>
+                <w:i w:val="0"/>
                 <w:color w:val="000000"/>
                 <w:sz w:val="20"/>
+                <w:u w:val="none"/>
               </w:rPr>
               <w:t>REMARKS:</w:t>
             </w:r>
@@ -1272,8 +1413,10 @@
               <w:rPr>
                 <w:rFonts w:ascii="Calibri" w:hAnsi="Calibri"/>
                 <w:b w:val="0"/>
+                <w:i w:val="0"/>
                 <w:color w:val="000000"/>
                 <w:sz w:val="20"/>
+                <w:u w:val="none"/>
               </w:rPr>
               <w:t>[One paragraph summarizing what is enclosed, the spec section it satisfies, and any context the reviewer needs (revision number, scope coverage, related RFIs, requested action).]</w:t>
             </w:r>
@@ -1282,15 +1425,292 @@
       </w:tr>
     </w:tbl>
     <w:p/>
+    <w:tbl>
+      <w:tblPr>
+        <w:tblW w:type="auto" w:w="0"/>
+        <w:tblLayout w:type="fixed"/>
+        <w:tblLook w:firstColumn="1" w:firstRow="1" w:lastColumn="0" w:lastRow="0" w:noHBand="0" w:noVBand="1" w:val="04A0"/>
+        <w:tblBorders>
+          <w:top w:val="single" w:sz="4" w:space="0" w:color="7F7F7F"/>
+          <w:left w:val="single" w:sz="4" w:space="0" w:color="7F7F7F"/>
+          <w:bottom w:val="single" w:sz="4" w:space="0" w:color="7F7F7F"/>
+          <w:right w:val="single" w:sz="4" w:space="0" w:color="7F7F7F"/>
+          <w:insideH w:val="single" w:sz="4" w:space="0" w:color="7F7F7F"/>
+          <w:insideV w:val="single" w:sz="4" w:space="0" w:color="7F7F7F"/>
+        </w:tblBorders>
+      </w:tblPr>
+      <w:tblGrid>
+        <w:gridCol w:w="5112"/>
+        <w:gridCol w:w="5112"/>
+      </w:tblGrid>
+      <w:tr>
+        <w:tc>
+          <w:tcPr>
+            <w:tcW w:type="dxa" w:w="1440"/>
+            <w:shd w:val="clear" w:color="auto" w:fill="DAE3F3"/>
+          </w:tcPr>
+          <w:p>
+            <w:r/>
+            <w:r>
+              <w:rPr>
+                <w:rFonts w:ascii="Calibri" w:hAnsi="Calibri"/>
+                <w:b/>
+                <w:i w:val="0"/>
+                <w:color w:val="000000"/>
+                <w:sz w:val="20"/>
+                <w:u w:val="none"/>
+              </w:rPr>
+              <w:t>By:</w:t>
+            </w:r>
+          </w:p>
+        </w:tc>
+        <w:tc>
+          <w:tcPr>
+            <w:tcW w:type="dxa" w:w="8784"/>
+          </w:tcPr>
+          <w:p>
+            <w:r/>
+            <w:r>
+              <w:rPr>
+                <w:rFonts w:ascii="Calibri" w:hAnsi="Calibri"/>
+                <w:b w:val="0"/>
+                <w:i w:val="0"/>
+                <w:color w:val="000000"/>
+                <w:sz w:val="20"/>
+                <w:u w:val="none"/>
+              </w:rPr>
+              <w:t>[Name, Title]</w:t>
+            </w:r>
+          </w:p>
+        </w:tc>
+      </w:tr>
+    </w:tbl>
+    <w:p/>
+    <w:p/>
+    <w:tbl>
+      <w:tblPr>
+        <w:tblW w:type="auto" w:w="0"/>
+        <w:tblLayout w:type="fixed"/>
+        <w:tblLook w:firstColumn="1" w:firstRow="1" w:lastColumn="0" w:lastRow="0" w:noHBand="0" w:noVBand="1" w:val="04A0"/>
+      </w:tblPr>
+      <w:tblGrid>
+        <w:gridCol w:w="5112"/>
+        <w:gridCol w:w="5112"/>
+      </w:tblGrid>
+      <w:tr>
+        <w:tc>
+          <w:tcPr>
+            <w:tcW w:type="dxa" w:w="5040"/>
+            <w:tcBorders>
+              <w:top w:val="single" w:sz="12" w:color="C00000"/>
+              <w:left w:val="single" w:sz="12" w:color="C00000"/>
+              <w:bottom w:val="single" w:sz="12" w:color="C00000"/>
+              <w:right w:val="single" w:sz="12" w:color="C00000"/>
+            </w:tcBorders>
+          </w:tcPr>
+          <w:p>
+            <w:r/>
+            <w:r>
+              <w:rPr>
+                <w:rFonts w:ascii="Calibri" w:hAnsi="Calibri"/>
+                <w:b/>
+                <w:i w:val="0"/>
+                <w:color w:val="C00000"/>
+                <w:sz w:val="20"/>
+                <w:u w:val="none"/>
+              </w:rPr>
+              <w:t>[ ]  REVIEWED</w:t>
+            </w:r>
+          </w:p>
+        </w:tc>
+        <w:tc>
+          <w:tcPr>
+            <w:tcW w:type="dxa" w:w="5184"/>
+            <w:tcBorders>
+              <w:top w:val="single" w:sz="12" w:color="C00000"/>
+              <w:left w:val="single" w:sz="12" w:color="C00000"/>
+              <w:bottom w:val="single" w:sz="12" w:color="C00000"/>
+              <w:right w:val="single" w:sz="12" w:color="C00000"/>
+            </w:tcBorders>
+          </w:tcPr>
+          <w:p>
+            <w:r/>
+            <w:r>
+              <w:rPr>
+                <w:rFonts w:ascii="Calibri" w:hAnsi="Calibri"/>
+                <w:b/>
+                <w:i w:val="0"/>
+                <w:color w:val="C00000"/>
+                <w:sz w:val="20"/>
+                <w:u w:val="none"/>
+              </w:rPr>
+              <w:t>[ ]  REVISE AND RESUBMIT</w:t>
+            </w:r>
+          </w:p>
+        </w:tc>
+      </w:tr>
+      <w:tr>
+        <w:tc>
+          <w:tcPr>
+            <w:tcW w:type="dxa" w:w="5040"/>
+            <w:tcBorders>
+              <w:top w:val="single" w:sz="12" w:color="C00000"/>
+              <w:left w:val="single" w:sz="12" w:color="C00000"/>
+              <w:bottom w:val="single" w:sz="12" w:color="C00000"/>
+              <w:right w:val="single" w:sz="12" w:color="C00000"/>
+            </w:tcBorders>
+          </w:tcPr>
+          <w:p>
+            <w:r/>
+            <w:r>
+              <w:rPr>
+                <w:rFonts w:ascii="Calibri" w:hAnsi="Calibri"/>
+                <w:b/>
+                <w:i w:val="0"/>
+                <w:color w:val="C00000"/>
+                <w:sz w:val="20"/>
+                <w:u w:val="none"/>
+              </w:rPr>
+              <w:t>[ ]  FURNISH AS CORRECTED</w:t>
+            </w:r>
+          </w:p>
+        </w:tc>
+        <w:tc>
+          <w:tcPr>
+            <w:tcW w:type="dxa" w:w="5184"/>
+            <w:tcBorders>
+              <w:top w:val="single" w:sz="12" w:color="C00000"/>
+              <w:left w:val="single" w:sz="12" w:color="C00000"/>
+              <w:bottom w:val="single" w:sz="12" w:color="C00000"/>
+              <w:right w:val="single" w:sz="12" w:color="C00000"/>
+            </w:tcBorders>
+          </w:tcPr>
+          <w:p>
+            <w:r/>
+            <w:r>
+              <w:rPr>
+                <w:rFonts w:ascii="Calibri" w:hAnsi="Calibri"/>
+                <w:b/>
+                <w:i w:val="0"/>
+                <w:color w:val="C00000"/>
+                <w:sz w:val="20"/>
+                <w:u w:val="none"/>
+              </w:rPr>
+              <w:t>[ ]  REJECTED</w:t>
+            </w:r>
+          </w:p>
+        </w:tc>
+      </w:tr>
+      <w:tr>
+        <w:tc>
+          <w:tcPr>
+            <w:tcW w:type="dxa" w:w="5184"/>
+            <w:gridSpan w:val="2"/>
+            <w:tcBorders>
+              <w:top w:val="single" w:sz="12" w:color="C00000"/>
+              <w:left w:val="single" w:sz="12" w:color="C00000"/>
+              <w:bottom w:val="single" w:sz="12" w:color="C00000"/>
+              <w:right w:val="single" w:sz="12" w:color="C00000"/>
+            </w:tcBorders>
+          </w:tcPr>
+          <w:p>
+            <w:r/>
+            <w:r>
+              <w:rPr>
+                <w:rFonts w:ascii="Calibri" w:hAnsi="Calibri"/>
+                <w:b w:val="0"/>
+                <w:i w:val="0"/>
+                <w:color w:val="C00000"/>
+                <w:sz w:val="18"/>
+                <w:u w:val="none"/>
+              </w:rPr>
+              <w:t>Checking is only for general conformance with the design concept of the project and general compliance with the information given in the Contract Documents. Any action shown is subject to the requirements of the plans and specifications. Contractor is responsible for dimensions which shall be confirmed and correlated at the job site; fabrication processes and techniques of construction; coordination of his work with that of all other trades; and the satisfactory performance of his work.</w:t>
+            </w:r>
+          </w:p>
+        </w:tc>
+      </w:tr>
+      <w:tr>
+        <w:tc>
+          <w:tcPr>
+            <w:tcW w:type="dxa" w:w="5040"/>
+            <w:tcBorders>
+              <w:top w:val="single" w:sz="12" w:color="C00000"/>
+              <w:left w:val="single" w:sz="12" w:color="C00000"/>
+              <w:bottom w:val="single" w:sz="12" w:color="C00000"/>
+              <w:right w:val="single" w:sz="12" w:color="C00000"/>
+            </w:tcBorders>
+          </w:tcPr>
+          <w:p>
+            <w:r/>
+            <w:r>
+              <w:rPr>
+                <w:rFonts w:ascii="Calibri" w:hAnsi="Calibri"/>
+                <w:b w:val="0"/>
+                <w:i w:val="0"/>
+                <w:color w:val="C00000"/>
+                <w:sz w:val="20"/>
+                <w:u w:val="none"/>
+              </w:rPr>
+              <w:t>Date:  ______________________</w:t>
+              <w:br/>
+              <w:br/>
+              <w:t>By:    ______________________</w:t>
+            </w:r>
+          </w:p>
+        </w:tc>
+        <w:tc>
+          <w:tcPr>
+            <w:tcW w:type="dxa" w:w="5184"/>
+            <w:tcBorders>
+              <w:top w:val="single" w:sz="12" w:color="C00000"/>
+              <w:left w:val="single" w:sz="12" w:color="C00000"/>
+              <w:bottom w:val="single" w:sz="12" w:color="C00000"/>
+              <w:right w:val="single" w:sz="12" w:color="C00000"/>
+            </w:tcBorders>
+          </w:tcPr>
+          <w:p>
+            <w:pPr>
+              <w:jc w:val="right"/>
+            </w:pPr>
+            <w:r/>
+            <w:r>
+              <w:rPr>
+                <w:rFonts w:ascii="Calibri" w:hAnsi="Calibri"/>
+                <w:b w:val="0"/>
+                <w:i w:val="0"/>
+                <w:color w:val="C00000"/>
+                <w:sz w:val="16"/>
+                <w:u w:val="none"/>
+              </w:rPr>
+              <w:t>[A/E Firm Name]</w:t>
+              <w:br/>
+              <w:t>[City  -  City  -  City]</w:t>
+              <w:br/>
+              <w:t>[Phone]</w:t>
+              <w:br/>
+              <w:t>[Firm Registration No.]</w:t>
+              <w:br/>
+              <w:t>[Website]</w:t>
+            </w:r>
+          </w:p>
+        </w:tc>
+      </w:tr>
+    </w:tbl>
+    <w:p/>
     <w:p>
+      <w:pPr>
+        <w:jc w:val="center"/>
+      </w:pPr>
       <w:r>
         <w:rPr>
           <w:rFonts w:ascii="Calibri" w:hAnsi="Calibri"/>
-          <w:b/>
+          <w:b w:val="0"/>
+          <w:i/>
           <w:color w:val="000000"/>
-          <w:sz w:val="20"/>
+          <w:sz w:val="16"/>
+          <w:u w:val="none"/>
         </w:rPr>
-        <w:t>By:   [Name, Title]</w:t>
+        <w:t>Red review stamp area is completed by the Architect/Engineer on return - left blank by the Contractor at issue.</w:t>
       </w:r>
     </w:p>
     <w:p>
@@ -1298,71 +1718,60 @@
         <w:br w:type="page"/>
       </w:r>
     </w:p>
-    <w:tbl>
-      <w:tblPr>
-        <w:tblW w:type="auto" w:w="0"/>
+    <w:p>
+      <w:pPr>
         <w:jc w:val="center"/>
-        <w:tblLayout w:type="fixed"/>
-        <w:tblLook w:firstColumn="1" w:firstRow="1" w:lastColumn="0" w:lastRow="0" w:noHBand="0" w:noVBand="1" w:val="04A0"/>
-      </w:tblPr>
-      <w:tblGrid>
-        <w:gridCol w:w="10224"/>
-      </w:tblGrid>
-      <w:tr>
-        <w:tc>
-          <w:tcPr>
-            <w:tcW w:type="dxa" w:w="10224"/>
-            <w:shd w:val="clear" w:color="auto" w:fill="1F3864"/>
-          </w:tcPr>
-          <w:p>
-            <w:pPr>
-              <w:jc w:val="center"/>
-            </w:pPr>
-            <w:r/>
-            <w:r>
-              <w:rPr>
-                <w:rFonts w:ascii="Calibri" w:hAnsi="Calibri"/>
-                <w:b/>
-                <w:color w:val="FFFFFF"/>
-                <w:sz w:val="36"/>
-              </w:rPr>
-              <w:t>SUBMITTAL COVER SHEET</w:t>
-            </w:r>
-          </w:p>
-        </w:tc>
-      </w:tr>
-      <w:tr>
-        <w:tc>
-          <w:tcPr>
-            <w:tcW w:type="dxa" w:w="10224"/>
-            <w:shd w:val="clear" w:color="auto" w:fill="1F3864"/>
-          </w:tcPr>
-          <w:p>
-            <w:pPr>
-              <w:jc w:val="center"/>
-            </w:pPr>
-            <w:r/>
-            <w:r>
-              <w:rPr>
-                <w:rFonts w:ascii="Calibri" w:hAnsi="Calibri"/>
-                <w:b w:val="0"/>
-                <w:color w:val="FFFFFF"/>
-                <w:sz w:val="20"/>
-              </w:rPr>
-              <w:t>Division [## ## ##]  -  [Division Name]</w:t>
-            </w:r>
-          </w:p>
-        </w:tc>
-      </w:tr>
-    </w:tbl>
-    <w:p/>
-    <w:p>
+      </w:pPr>
       <w:r>
         <w:rPr>
           <w:rFonts w:ascii="Calibri" w:hAnsi="Calibri"/>
           <w:b/>
+          <w:i w:val="0"/>
+          <w:color w:val="000000"/>
+          <w:sz w:val="36"/>
+          <w:u w:val="none"/>
+        </w:rPr>
+        <w:t>SUBMITTAL COVER SHEET</w:t>
+      </w:r>
+    </w:p>
+    <w:p>
+      <w:pPr>
+        <w:jc w:val="center"/>
+      </w:pPr>
+      <w:r>
+        <w:rPr>
+          <w:rFonts w:ascii="Calibri" w:hAnsi="Calibri"/>
+          <w:b w:val="0"/>
+          <w:i w:val="0"/>
+          <w:color w:val="1F3864"/>
+          <w:sz w:val="22"/>
+          <w:u w:val="none"/>
+        </w:rPr>
+        <w:t>Division [## ## ##]  -  [Division Name]</w:t>
+      </w:r>
+    </w:p>
+    <w:p>
+      <w:pPr>
+        <w:pBdr>
+          <w:bottom w:val="single" w:sz="8" w:space="1" w:color="1F3864"/>
+        </w:pBdr>
+      </w:pPr>
+    </w:p>
+    <w:p/>
+    <w:p>
+      <w:pPr>
+        <w:pBdr>
+          <w:bottom w:val="single" w:sz="6" w:space="2" w:color="BFBFBF"/>
+        </w:pBdr>
+      </w:pPr>
+      <w:r>
+        <w:rPr>
+          <w:rFonts w:ascii="Calibri" w:hAnsi="Calibri"/>
+          <w:b/>
+          <w:i w:val="0"/>
           <w:color w:val="000000"/>
           <w:sz w:val="22"/>
+          <w:u w:val="none"/>
         </w:rPr>
         <w:t>PROJECT</w:t>
       </w:r>
@@ -1388,8 +1797,10 @@
               <w:rPr>
                 <w:rFonts w:ascii="Calibri" w:hAnsi="Calibri"/>
                 <w:b/>
+                <w:i w:val="0"/>
                 <w:color w:val="000000"/>
                 <w:sz w:val="20"/>
+                <w:u w:val="none"/>
               </w:rPr>
               <w:t>Project Name:</w:t>
             </w:r>
@@ -1398,9 +1809,6 @@
         <w:tc>
           <w:tcPr>
             <w:tcW w:type="dxa" w:w="7776"/>
-            <w:tcBorders>
-              <w:bottom w:val="single" w:sz="6" w:color="A6A6A6"/>
-            </w:tcBorders>
           </w:tcPr>
           <w:p>
             <w:r/>
@@ -1408,8 +1816,10 @@
               <w:rPr>
                 <w:rFonts w:ascii="Calibri" w:hAnsi="Calibri"/>
                 <w:b w:val="0"/>
+                <w:i w:val="0"/>
                 <w:color w:val="000000"/>
                 <w:sz w:val="20"/>
+                <w:u w:val="none"/>
               </w:rPr>
               <w:t>[Project Name]</w:t>
             </w:r>
@@ -1427,8 +1837,10 @@
               <w:rPr>
                 <w:rFonts w:ascii="Calibri" w:hAnsi="Calibri"/>
                 <w:b/>
+                <w:i w:val="0"/>
                 <w:color w:val="000000"/>
                 <w:sz w:val="20"/>
+                <w:u w:val="none"/>
               </w:rPr>
               <w:t>Project / CSP Number:</w:t>
             </w:r>
@@ -1437,9 +1849,6 @@
         <w:tc>
           <w:tcPr>
             <w:tcW w:type="dxa" w:w="7776"/>
-            <w:tcBorders>
-              <w:bottom w:val="single" w:sz="6" w:color="A6A6A6"/>
-            </w:tcBorders>
           </w:tcPr>
           <w:p>
             <w:r/>
@@ -1447,8 +1856,10 @@
               <w:rPr>
                 <w:rFonts w:ascii="Calibri" w:hAnsi="Calibri"/>
                 <w:b w:val="0"/>
+                <w:i w:val="0"/>
                 <w:color w:val="000000"/>
                 <w:sz w:val="20"/>
+                <w:u w:val="none"/>
               </w:rPr>
               <w:t>[Contract # / CSP #]</w:t>
             </w:r>
@@ -1466,8 +1877,10 @@
               <w:rPr>
                 <w:rFonts w:ascii="Calibri" w:hAnsi="Calibri"/>
                 <w:b/>
+                <w:i w:val="0"/>
                 <w:color w:val="000000"/>
                 <w:sz w:val="20"/>
+                <w:u w:val="none"/>
               </w:rPr>
               <w:t>A&amp;E Project No.:</w:t>
             </w:r>
@@ -1476,9 +1889,6 @@
         <w:tc>
           <w:tcPr>
             <w:tcW w:type="dxa" w:w="7776"/>
-            <w:tcBorders>
-              <w:bottom w:val="single" w:sz="6" w:color="A6A6A6"/>
-            </w:tcBorders>
           </w:tcPr>
           <w:p>
             <w:r/>
@@ -1486,10 +1896,12 @@
               <w:rPr>
                 <w:rFonts w:ascii="Calibri" w:hAnsi="Calibri"/>
                 <w:b w:val="0"/>
+                <w:i w:val="0"/>
                 <w:color w:val="000000"/>
                 <w:sz w:val="20"/>
+                <w:u w:val="none"/>
               </w:rPr>
-              <w:t>[Architect/Engineer Project #]</w:t>
+              <w:t>[A/E Project #]</w:t>
             </w:r>
           </w:p>
         </w:tc>
@@ -1505,8 +1917,10 @@
               <w:rPr>
                 <w:rFonts w:ascii="Calibri" w:hAnsi="Calibri"/>
                 <w:b/>
+                <w:i w:val="0"/>
                 <w:color w:val="000000"/>
                 <w:sz w:val="20"/>
+                <w:u w:val="none"/>
               </w:rPr>
               <w:t>Location:</w:t>
             </w:r>
@@ -1515,9 +1929,6 @@
         <w:tc>
           <w:tcPr>
             <w:tcW w:type="dxa" w:w="7776"/>
-            <w:tcBorders>
-              <w:bottom w:val="single" w:sz="6" w:color="A6A6A6"/>
-            </w:tcBorders>
           </w:tcPr>
           <w:p>
             <w:r/>
@@ -1525,8 +1936,10 @@
               <w:rPr>
                 <w:rFonts w:ascii="Calibri" w:hAnsi="Calibri"/>
                 <w:b w:val="0"/>
+                <w:i w:val="0"/>
                 <w:color w:val="000000"/>
                 <w:sz w:val="20"/>
+                <w:u w:val="none"/>
               </w:rPr>
               <w:t>[Site Address]</w:t>
             </w:r>
@@ -1544,8 +1957,10 @@
               <w:rPr>
                 <w:rFonts w:ascii="Calibri" w:hAnsi="Calibri"/>
                 <w:b/>
+                <w:i w:val="0"/>
                 <w:color w:val="000000"/>
                 <w:sz w:val="20"/>
+                <w:u w:val="none"/>
               </w:rPr>
               <w:t>Date:</w:t>
             </w:r>
@@ -1554,9 +1969,6 @@
         <w:tc>
           <w:tcPr>
             <w:tcW w:type="dxa" w:w="7776"/>
-            <w:tcBorders>
-              <w:bottom w:val="single" w:sz="6" w:color="A6A6A6"/>
-            </w:tcBorders>
           </w:tcPr>
           <w:p>
             <w:r/>
@@ -1564,10 +1976,12 @@
               <w:rPr>
                 <w:rFonts w:ascii="Calibri" w:hAnsi="Calibri"/>
                 <w:b w:val="0"/>
+                <w:i w:val="0"/>
                 <w:color w:val="000000"/>
                 <w:sz w:val="20"/>
+                <w:u w:val="none"/>
               </w:rPr>
-              <w:t>[YYYY-MM-DD]</w:t>
+              <w:t>[Date]</w:t>
             </w:r>
           </w:p>
         </w:tc>
@@ -1583,8 +1997,10 @@
               <w:rPr>
                 <w:rFonts w:ascii="Calibri" w:hAnsi="Calibri"/>
                 <w:b/>
+                <w:i w:val="0"/>
                 <w:color w:val="000000"/>
                 <w:sz w:val="20"/>
+                <w:u w:val="none"/>
               </w:rPr>
               <w:t>Submittal No.:</w:t>
             </w:r>
@@ -1593,9 +2009,6 @@
         <w:tc>
           <w:tcPr>
             <w:tcW w:type="dxa" w:w="7776"/>
-            <w:tcBorders>
-              <w:bottom w:val="single" w:sz="6" w:color="A6A6A6"/>
-            </w:tcBorders>
           </w:tcPr>
           <w:p>
             <w:r/>
@@ -1603,8 +2016,10 @@
               <w:rPr>
                 <w:rFonts w:ascii="Calibri" w:hAnsi="Calibri"/>
                 <w:b w:val="0"/>
+                <w:i w:val="0"/>
                 <w:color w:val="000000"/>
                 <w:sz w:val="20"/>
+                <w:u w:val="none"/>
               </w:rPr>
               <w:t>[Spec section - sequential, e.g. 26 00 00-01]</w:t>
             </w:r>
@@ -1622,8 +2037,10 @@
               <w:rPr>
                 <w:rFonts w:ascii="Calibri" w:hAnsi="Calibri"/>
                 <w:b/>
+                <w:i w:val="0"/>
                 <w:color w:val="000000"/>
                 <w:sz w:val="20"/>
+                <w:u w:val="none"/>
               </w:rPr>
               <w:t>Submittal Type:</w:t>
             </w:r>
@@ -1632,9 +2049,6 @@
         <w:tc>
           <w:tcPr>
             <w:tcW w:type="dxa" w:w="7776"/>
-            <w:tcBorders>
-              <w:bottom w:val="single" w:sz="6" w:color="A6A6A6"/>
-            </w:tcBorders>
           </w:tcPr>
           <w:p>
             <w:r/>
@@ -1642,8 +2056,10 @@
               <w:rPr>
                 <w:rFonts w:ascii="Calibri" w:hAnsi="Calibri"/>
                 <w:b w:val="0"/>
+                <w:i w:val="0"/>
                 <w:color w:val="000000"/>
                 <w:sz w:val="20"/>
+                <w:u w:val="none"/>
               </w:rPr>
               <w:t>[Product Data / Shop Drawings / Samples / Engineering / Mock-up / Other]</w:t>
             </w:r>
@@ -1653,12 +2069,19 @@
     </w:tbl>
     <w:p/>
     <w:p>
+      <w:pPr>
+        <w:pBdr>
+          <w:bottom w:val="single" w:sz="6" w:space="2" w:color="BFBFBF"/>
+        </w:pBdr>
+      </w:pPr>
       <w:r>
         <w:rPr>
           <w:rFonts w:ascii="Calibri" w:hAnsi="Calibri"/>
           <w:b/>
+          <w:i w:val="0"/>
           <w:color w:val="000000"/>
           <w:sz w:val="22"/>
+          <w:u w:val="none"/>
         </w:rPr>
         <w:t>ENGINEER</w:t>
       </w:r>
@@ -1684,8 +2107,10 @@
               <w:rPr>
                 <w:rFonts w:ascii="Calibri" w:hAnsi="Calibri"/>
                 <w:b/>
+                <w:i w:val="0"/>
                 <w:color w:val="000000"/>
                 <w:sz w:val="20"/>
+                <w:u w:val="none"/>
               </w:rPr>
               <w:t>Firm:</w:t>
             </w:r>
@@ -1694,9 +2119,6 @@
         <w:tc>
           <w:tcPr>
             <w:tcW w:type="dxa" w:w="7776"/>
-            <w:tcBorders>
-              <w:bottom w:val="single" w:sz="6" w:color="A6A6A6"/>
-            </w:tcBorders>
           </w:tcPr>
           <w:p>
             <w:r/>
@@ -1704,8 +2126,10 @@
               <w:rPr>
                 <w:rFonts w:ascii="Calibri" w:hAnsi="Calibri"/>
                 <w:b w:val="0"/>
+                <w:i w:val="0"/>
                 <w:color w:val="000000"/>
                 <w:sz w:val="20"/>
+                <w:u w:val="none"/>
               </w:rPr>
               <w:t>[A/E Firm]</w:t>
             </w:r>
@@ -1723,8 +2147,10 @@
               <w:rPr>
                 <w:rFonts w:ascii="Calibri" w:hAnsi="Calibri"/>
                 <w:b/>
+                <w:i w:val="0"/>
                 <w:color w:val="000000"/>
                 <w:sz w:val="20"/>
+                <w:u w:val="none"/>
               </w:rPr>
               <w:t>Attention:</w:t>
             </w:r>
@@ -1733,9 +2159,6 @@
         <w:tc>
           <w:tcPr>
             <w:tcW w:type="dxa" w:w="7776"/>
-            <w:tcBorders>
-              <w:bottom w:val="single" w:sz="6" w:color="A6A6A6"/>
-            </w:tcBorders>
           </w:tcPr>
           <w:p>
             <w:r/>
@@ -1743,8 +2166,10 @@
               <w:rPr>
                 <w:rFonts w:ascii="Calibri" w:hAnsi="Calibri"/>
                 <w:b w:val="0"/>
+                <w:i w:val="0"/>
                 <w:color w:val="000000"/>
                 <w:sz w:val="20"/>
+                <w:u w:val="none"/>
               </w:rPr>
               <w:t>[Reviewer Name]</w:t>
             </w:r>
@@ -1762,8 +2187,10 @@
               <w:rPr>
                 <w:rFonts w:ascii="Calibri" w:hAnsi="Calibri"/>
                 <w:b/>
+                <w:i w:val="0"/>
                 <w:color w:val="000000"/>
                 <w:sz w:val="20"/>
+                <w:u w:val="none"/>
               </w:rPr>
               <w:t>Address:</w:t>
             </w:r>
@@ -1772,9 +2199,6 @@
         <w:tc>
           <w:tcPr>
             <w:tcW w:type="dxa" w:w="7776"/>
-            <w:tcBorders>
-              <w:bottom w:val="single" w:sz="6" w:color="A6A6A6"/>
-            </w:tcBorders>
           </w:tcPr>
           <w:p>
             <w:r/>
@@ -1782,8 +2206,10 @@
               <w:rPr>
                 <w:rFonts w:ascii="Calibri" w:hAnsi="Calibri"/>
                 <w:b w:val="0"/>
+                <w:i w:val="0"/>
                 <w:color w:val="000000"/>
                 <w:sz w:val="20"/>
+                <w:u w:val="none"/>
               </w:rPr>
               <w:t>[Street, City, State ZIP]</w:t>
             </w:r>
@@ -1793,14 +2219,21 @@
     </w:tbl>
     <w:p/>
     <w:p>
+      <w:pPr>
+        <w:pBdr>
+          <w:bottom w:val="single" w:sz="6" w:space="2" w:color="BFBFBF"/>
+        </w:pBdr>
+      </w:pPr>
       <w:r>
         <w:rPr>
           <w:rFonts w:ascii="Calibri" w:hAnsi="Calibri"/>
           <w:b/>
+          <w:i w:val="0"/>
           <w:color w:val="000000"/>
           <w:sz w:val="22"/>
+          <w:u w:val="none"/>
         </w:rPr>
-        <w:t>PRIME CONTRACTOR / HVAC CONTRACTOR</w:t>
+        <w:t>PRIME CONTRACTOR / GENERAL CONTRACTOR</w:t>
       </w:r>
     </w:p>
     <w:tbl>
@@ -1824,8 +2257,10 @@
               <w:rPr>
                 <w:rFonts w:ascii="Calibri" w:hAnsi="Calibri"/>
                 <w:b/>
+                <w:i w:val="0"/>
                 <w:color w:val="000000"/>
                 <w:sz w:val="20"/>
+                <w:u w:val="none"/>
               </w:rPr>
               <w:t>Firm:</w:t>
             </w:r>
@@ -1834,9 +2269,6 @@
         <w:tc>
           <w:tcPr>
             <w:tcW w:type="dxa" w:w="7776"/>
-            <w:tcBorders>
-              <w:bottom w:val="single" w:sz="6" w:color="A6A6A6"/>
-            </w:tcBorders>
           </w:tcPr>
           <w:p>
             <w:r/>
@@ -1844,8 +2276,10 @@
               <w:rPr>
                 <w:rFonts w:ascii="Calibri" w:hAnsi="Calibri"/>
                 <w:b w:val="0"/>
+                <w:i w:val="0"/>
                 <w:color w:val="000000"/>
                 <w:sz w:val="20"/>
+                <w:u w:val="none"/>
               </w:rPr>
               <w:t>[Prime Contractor]</w:t>
             </w:r>
@@ -1863,8 +2297,10 @@
               <w:rPr>
                 <w:rFonts w:ascii="Calibri" w:hAnsi="Calibri"/>
                 <w:b/>
+                <w:i w:val="0"/>
                 <w:color w:val="000000"/>
                 <w:sz w:val="20"/>
+                <w:u w:val="none"/>
               </w:rPr>
               <w:t>Contact:</w:t>
             </w:r>
@@ -1873,9 +2309,6 @@
         <w:tc>
           <w:tcPr>
             <w:tcW w:type="dxa" w:w="7776"/>
-            <w:tcBorders>
-              <w:bottom w:val="single" w:sz="6" w:color="A6A6A6"/>
-            </w:tcBorders>
           </w:tcPr>
           <w:p>
             <w:r/>
@@ -1883,8 +2316,10 @@
               <w:rPr>
                 <w:rFonts w:ascii="Calibri" w:hAnsi="Calibri"/>
                 <w:b w:val="0"/>
+                <w:i w:val="0"/>
                 <w:color w:val="000000"/>
                 <w:sz w:val="20"/>
+                <w:u w:val="none"/>
               </w:rPr>
               <w:t>[Name, Title]</w:t>
             </w:r>
@@ -1902,8 +2337,10 @@
               <w:rPr>
                 <w:rFonts w:ascii="Calibri" w:hAnsi="Calibri"/>
                 <w:b/>
+                <w:i w:val="0"/>
                 <w:color w:val="000000"/>
                 <w:sz w:val="20"/>
+                <w:u w:val="none"/>
               </w:rPr>
               <w:t>Address:</w:t>
             </w:r>
@@ -1912,9 +2349,6 @@
         <w:tc>
           <w:tcPr>
             <w:tcW w:type="dxa" w:w="7776"/>
-            <w:tcBorders>
-              <w:bottom w:val="single" w:sz="6" w:color="A6A6A6"/>
-            </w:tcBorders>
           </w:tcPr>
           <w:p>
             <w:r/>
@@ -1922,8 +2356,10 @@
               <w:rPr>
                 <w:rFonts w:ascii="Calibri" w:hAnsi="Calibri"/>
                 <w:b w:val="0"/>
+                <w:i w:val="0"/>
                 <w:color w:val="000000"/>
                 <w:sz w:val="20"/>
+                <w:u w:val="none"/>
               </w:rPr>
               <w:t>[Street, City, State ZIP]</w:t>
             </w:r>
@@ -1941,8 +2377,10 @@
               <w:rPr>
                 <w:rFonts w:ascii="Calibri" w:hAnsi="Calibri"/>
                 <w:b/>
+                <w:i w:val="0"/>
                 <w:color w:val="000000"/>
                 <w:sz w:val="20"/>
+                <w:u w:val="none"/>
               </w:rPr>
               <w:t>Phone:</w:t>
             </w:r>
@@ -1951,9 +2389,6 @@
         <w:tc>
           <w:tcPr>
             <w:tcW w:type="dxa" w:w="7776"/>
-            <w:tcBorders>
-              <w:bottom w:val="single" w:sz="6" w:color="A6A6A6"/>
-            </w:tcBorders>
           </w:tcPr>
           <w:p>
             <w:r/>
@@ -1961,8 +2396,10 @@
               <w:rPr>
                 <w:rFonts w:ascii="Calibri" w:hAnsi="Calibri"/>
                 <w:b w:val="0"/>
+                <w:i w:val="0"/>
                 <w:color w:val="000000"/>
                 <w:sz w:val="20"/>
+                <w:u w:val="none"/>
               </w:rPr>
               <w:t>[Phone]</w:t>
             </w:r>
@@ -1972,12 +2409,19 @@
     </w:tbl>
     <w:p/>
     <w:p>
+      <w:pPr>
+        <w:pBdr>
+          <w:bottom w:val="single" w:sz="6" w:space="2" w:color="BFBFBF"/>
+        </w:pBdr>
+      </w:pPr>
       <w:r>
         <w:rPr>
           <w:rFonts w:ascii="Calibri" w:hAnsi="Calibri"/>
           <w:b/>
+          <w:i w:val="0"/>
           <w:color w:val="000000"/>
           <w:sz w:val="22"/>
+          <w:u w:val="none"/>
         </w:rPr>
         <w:t>SUBCONTRACTOR / EQUIPMENT SUPPLIER</w:t>
       </w:r>
@@ -2003,8 +2447,10 @@
               <w:rPr>
                 <w:rFonts w:ascii="Calibri" w:hAnsi="Calibri"/>
                 <w:b/>
+                <w:i w:val="0"/>
                 <w:color w:val="000000"/>
                 <w:sz w:val="20"/>
+                <w:u w:val="none"/>
               </w:rPr>
               <w:t>Firm:</w:t>
             </w:r>
@@ -2013,9 +2459,6 @@
         <w:tc>
           <w:tcPr>
             <w:tcW w:type="dxa" w:w="7776"/>
-            <w:tcBorders>
-              <w:bottom w:val="single" w:sz="6" w:color="A6A6A6"/>
-            </w:tcBorders>
           </w:tcPr>
           <w:p>
             <w:r/>
@@ -2023,8 +2466,10 @@
               <w:rPr>
                 <w:rFonts w:ascii="Calibri" w:hAnsi="Calibri"/>
                 <w:b w:val="0"/>
+                <w:i w:val="0"/>
                 <w:color w:val="000000"/>
                 <w:sz w:val="20"/>
+                <w:u w:val="none"/>
               </w:rPr>
               <w:t>[Sub or Supplier]</w:t>
             </w:r>
@@ -2042,8 +2487,10 @@
               <w:rPr>
                 <w:rFonts w:ascii="Calibri" w:hAnsi="Calibri"/>
                 <w:b/>
+                <w:i w:val="0"/>
                 <w:color w:val="000000"/>
                 <w:sz w:val="20"/>
+                <w:u w:val="none"/>
               </w:rPr>
               <w:t>Contact:</w:t>
             </w:r>
@@ -2052,9 +2499,6 @@
         <w:tc>
           <w:tcPr>
             <w:tcW w:type="dxa" w:w="7776"/>
-            <w:tcBorders>
-              <w:bottom w:val="single" w:sz="6" w:color="A6A6A6"/>
-            </w:tcBorders>
           </w:tcPr>
           <w:p>
             <w:r/>
@@ -2062,8 +2506,10 @@
               <w:rPr>
                 <w:rFonts w:ascii="Calibri" w:hAnsi="Calibri"/>
                 <w:b w:val="0"/>
+                <w:i w:val="0"/>
                 <w:color w:val="000000"/>
                 <w:sz w:val="20"/>
+                <w:u w:val="none"/>
               </w:rPr>
               <w:t>[Name]</w:t>
             </w:r>
@@ -2081,8 +2527,10 @@
               <w:rPr>
                 <w:rFonts w:ascii="Calibri" w:hAnsi="Calibri"/>
                 <w:b/>
+                <w:i w:val="0"/>
                 <w:color w:val="000000"/>
                 <w:sz w:val="20"/>
+                <w:u w:val="none"/>
               </w:rPr>
               <w:t>Email:</w:t>
             </w:r>
@@ -2091,9 +2539,6 @@
         <w:tc>
           <w:tcPr>
             <w:tcW w:type="dxa" w:w="7776"/>
-            <w:tcBorders>
-              <w:bottom w:val="single" w:sz="6" w:color="A6A6A6"/>
-            </w:tcBorders>
           </w:tcPr>
           <w:p>
             <w:r/>
@@ -2101,8 +2546,10 @@
               <w:rPr>
                 <w:rFonts w:ascii="Calibri" w:hAnsi="Calibri"/>
                 <w:b w:val="0"/>
+                <w:i w:val="0"/>
                 <w:color w:val="000000"/>
                 <w:sz w:val="20"/>
+                <w:u w:val="none"/>
               </w:rPr>
               <w:t>[Email]</w:t>
             </w:r>
@@ -2120,8 +2567,10 @@
               <w:rPr>
                 <w:rFonts w:ascii="Calibri" w:hAnsi="Calibri"/>
                 <w:b/>
+                <w:i w:val="0"/>
                 <w:color w:val="000000"/>
                 <w:sz w:val="20"/>
+                <w:u w:val="none"/>
               </w:rPr>
               <w:t>PO Number:</w:t>
             </w:r>
@@ -2130,9 +2579,6 @@
         <w:tc>
           <w:tcPr>
             <w:tcW w:type="dxa" w:w="7776"/>
-            <w:tcBorders>
-              <w:bottom w:val="single" w:sz="6" w:color="A6A6A6"/>
-            </w:tcBorders>
           </w:tcPr>
           <w:p>
             <w:r/>
@@ -2140,8 +2586,10 @@
               <w:rPr>
                 <w:rFonts w:ascii="Calibri" w:hAnsi="Calibri"/>
                 <w:b w:val="0"/>
+                <w:i w:val="0"/>
                 <w:color w:val="000000"/>
                 <w:sz w:val="20"/>
+                <w:u w:val="none"/>
               </w:rPr>
               <w:t>[PO #]</w:t>
             </w:r>
@@ -2151,12 +2599,19 @@
     </w:tbl>
     <w:p/>
     <w:p>
+      <w:pPr>
+        <w:pBdr>
+          <w:bottom w:val="single" w:sz="6" w:space="2" w:color="BFBFBF"/>
+        </w:pBdr>
+      </w:pPr>
       <w:r>
         <w:rPr>
           <w:rFonts w:ascii="Calibri" w:hAnsi="Calibri"/>
           <w:b/>
+          <w:i w:val="0"/>
           <w:color w:val="000000"/>
           <w:sz w:val="22"/>
+          <w:u w:val="none"/>
         </w:rPr>
         <w:t>CONTRACTOR ACTION</w:t>
       </w:r>
@@ -2166,8 +2621,10 @@
         <w:rPr>
           <w:rFonts w:ascii="Calibri" w:hAnsi="Calibri"/>
           <w:b/>
+          <w:i w:val="0"/>
           <w:color w:val="000000"/>
           <w:sz w:val="22"/>
+          <w:u w:val="none"/>
         </w:rPr>
         <w:t>APPROVED          APPROVED AS NOTED          REJECTED</w:t>
       </w:r>
@@ -2178,10 +2635,12 @@
         <w:rPr>
           <w:rFonts w:ascii="Calibri" w:hAnsi="Calibri"/>
           <w:b w:val="0"/>
+          <w:i w:val="0"/>
           <w:color w:val="000000"/>
           <w:sz w:val="20"/>
+          <w:u w:val="none"/>
         </w:rPr>
-        <w:t>Contractor has reviewed submittal data against specifications. Forwarded to Engineer for review and comment.</w:t>
+        <w:t>Contractor has reviewed submitted product data against specifications. Product data forwarded to Engineer for review and comment.</w:t>
       </w:r>
     </w:p>
     <w:p/>
@@ -2192,13 +2651,14 @@
         <w:tblLook w:firstColumn="1" w:firstRow="1" w:lastColumn="0" w:lastRow="0" w:noHBand="0" w:noVBand="1" w:val="04A0"/>
       </w:tblPr>
       <w:tblGrid>
-        <w:gridCol w:w="5112"/>
-        <w:gridCol w:w="5112"/>
+        <w:gridCol w:w="3408"/>
+        <w:gridCol w:w="3408"/>
+        <w:gridCol w:w="3408"/>
       </w:tblGrid>
       <w:tr>
         <w:tc>
           <w:tcPr>
-            <w:tcW w:type="dxa" w:w="2304"/>
+            <w:tcW w:type="dxa" w:w="2736"/>
           </w:tcPr>
           <w:p>
             <w:r/>
@@ -2206,8 +2666,10 @@
               <w:rPr>
                 <w:rFonts w:ascii="Calibri" w:hAnsi="Calibri"/>
                 <w:b/>
+                <w:i w:val="0"/>
                 <w:color w:val="000000"/>
                 <w:sz w:val="20"/>
+                <w:u w:val="none"/>
               </w:rPr>
               <w:t>Contractor Signature:</w:t>
             </w:r>
@@ -2215,10 +2677,7 @@
         </w:tc>
         <w:tc>
           <w:tcPr>
-            <w:tcW w:type="dxa" w:w="7776"/>
-            <w:tcBorders>
-              <w:bottom w:val="single" w:sz="6" w:color="A6A6A6"/>
-            </w:tcBorders>
+            <w:tcW w:type="dxa" w:w="3744"/>
           </w:tcPr>
           <w:p>
             <w:r/>
@@ -2226,18 +2685,18 @@
               <w:rPr>
                 <w:rFonts w:ascii="Calibri" w:hAnsi="Calibri"/>
                 <w:b w:val="0"/>
+                <w:i/>
                 <w:color w:val="000000"/>
                 <w:sz w:val="20"/>
+                <w:u w:val="single"/>
               </w:rPr>
               <w:t>[Name, Title]</w:t>
             </w:r>
           </w:p>
         </w:tc>
-      </w:tr>
-      <w:tr>
         <w:tc>
           <w:tcPr>
-            <w:tcW w:type="dxa" w:w="2304"/>
+            <w:tcW w:type="dxa" w:w="3744"/>
           </w:tcPr>
           <w:p>
             <w:r/>
@@ -2245,30 +2704,12 @@
               <w:rPr>
                 <w:rFonts w:ascii="Calibri" w:hAnsi="Calibri"/>
                 <w:b/>
+                <w:i w:val="0"/>
                 <w:color w:val="000000"/>
                 <w:sz w:val="20"/>
+                <w:u w:val="none"/>
               </w:rPr>
-              <w:t>Date:</w:t>
-            </w:r>
-          </w:p>
-        </w:tc>
-        <w:tc>
-          <w:tcPr>
-            <w:tcW w:type="dxa" w:w="7776"/>
-            <w:tcBorders>
-              <w:bottom w:val="single" w:sz="6" w:color="A6A6A6"/>
-            </w:tcBorders>
-          </w:tcPr>
-          <w:p>
-            <w:r/>
-            <w:r>
-              <w:rPr>
-                <w:rFonts w:ascii="Calibri" w:hAnsi="Calibri"/>
-                <w:b w:val="0"/>
-                <w:color w:val="000000"/>
-                <w:sz w:val="20"/>
-              </w:rPr>
-              <w:t>[YYYY-MM-DD]</w:t>
+              <w:t>Date:  [Date]</w:t>
             </w:r>
           </w:p>
         </w:tc>
@@ -2279,71 +2720,60 @@
         <w:br w:type="page"/>
       </w:r>
     </w:p>
-    <w:tbl>
-      <w:tblPr>
-        <w:tblW w:type="auto" w:w="0"/>
+    <w:p>
+      <w:pPr>
         <w:jc w:val="center"/>
-        <w:tblLayout w:type="fixed"/>
-        <w:tblLook w:firstColumn="1" w:firstRow="1" w:lastColumn="0" w:lastRow="0" w:noHBand="0" w:noVBand="1" w:val="04A0"/>
-      </w:tblPr>
-      <w:tblGrid>
-        <w:gridCol w:w="10224"/>
-      </w:tblGrid>
-      <w:tr>
-        <w:tc>
-          <w:tcPr>
-            <w:tcW w:type="dxa" w:w="10224"/>
-            <w:shd w:val="clear" w:color="auto" w:fill="1F3864"/>
-          </w:tcPr>
-          <w:p>
-            <w:pPr>
-              <w:jc w:val="center"/>
-            </w:pPr>
-            <w:r/>
-            <w:r>
-              <w:rPr>
-                <w:rFonts w:ascii="Calibri" w:hAnsi="Calibri"/>
-                <w:b/>
-                <w:color w:val="FFFFFF"/>
-                <w:sz w:val="36"/>
-              </w:rPr>
-              <w:t>SUBMITTAL INDEX</w:t>
-            </w:r>
-          </w:p>
-        </w:tc>
-      </w:tr>
-      <w:tr>
-        <w:tc>
-          <w:tcPr>
-            <w:tcW w:type="dxa" w:w="10224"/>
-            <w:shd w:val="clear" w:color="auto" w:fill="1F3864"/>
-          </w:tcPr>
-          <w:p>
-            <w:pPr>
-              <w:jc w:val="center"/>
-            </w:pPr>
-            <w:r/>
-            <w:r>
-              <w:rPr>
-                <w:rFonts w:ascii="Calibri" w:hAnsi="Calibri"/>
-                <w:b w:val="0"/>
-                <w:color w:val="FFFFFF"/>
-                <w:sz w:val="20"/>
-              </w:rPr>
-              <w:t>Division [## ## ##]  -  [Division Name]</w:t>
-            </w:r>
-          </w:p>
-        </w:tc>
-      </w:tr>
-    </w:tbl>
-    <w:p/>
-    <w:p>
+      </w:pPr>
       <w:r>
         <w:rPr>
           <w:rFonts w:ascii="Calibri" w:hAnsi="Calibri"/>
           <w:b/>
+          <w:i w:val="0"/>
+          <w:color w:val="000000"/>
+          <w:sz w:val="36"/>
+          <w:u w:val="none"/>
+        </w:rPr>
+        <w:t>SUBMITTAL INDEX</w:t>
+      </w:r>
+    </w:p>
+    <w:p>
+      <w:pPr>
+        <w:jc w:val="center"/>
+      </w:pPr>
+      <w:r>
+        <w:rPr>
+          <w:rFonts w:ascii="Calibri" w:hAnsi="Calibri"/>
+          <w:b w:val="0"/>
+          <w:i w:val="0"/>
+          <w:color w:val="1F3864"/>
+          <w:sz w:val="22"/>
+          <w:u w:val="none"/>
+        </w:rPr>
+        <w:t>Division [## ## ##]  -  [Division Name]</w:t>
+      </w:r>
+    </w:p>
+    <w:p>
+      <w:pPr>
+        <w:pBdr>
+          <w:bottom w:val="single" w:sz="8" w:space="1" w:color="1F3864"/>
+        </w:pBdr>
+      </w:pPr>
+    </w:p>
+    <w:p/>
+    <w:p>
+      <w:pPr>
+        <w:pBdr>
+          <w:bottom w:val="single" w:sz="6" w:space="2" w:color="BFBFBF"/>
+        </w:pBdr>
+      </w:pPr>
+      <w:r>
+        <w:rPr>
+          <w:rFonts w:ascii="Calibri" w:hAnsi="Calibri"/>
+          <w:b/>
+          <w:i w:val="0"/>
           <w:color w:val="000000"/>
           <w:sz w:val="22"/>
+          <w:u w:val="none"/>
         </w:rPr>
         <w:t>ITEMS SUBMITTED</w:t>
       </w:r>
@@ -2374,13 +2804,18 @@
             <w:shd w:val="clear" w:color="auto" w:fill="DAE3F3"/>
           </w:tcPr>
           <w:p>
+            <w:pPr>
+              <w:jc w:val="center"/>
+            </w:pPr>
             <w:r/>
             <w:r>
               <w:rPr>
                 <w:rFonts w:ascii="Calibri" w:hAnsi="Calibri"/>
                 <w:b/>
+                <w:i w:val="0"/>
                 <w:color w:val="000000"/>
                 <w:sz w:val="20"/>
+                <w:u w:val="none"/>
               </w:rPr>
               <w:t>Item</w:t>
             </w:r>
@@ -2397,8 +2832,10 @@
               <w:rPr>
                 <w:rFonts w:ascii="Calibri" w:hAnsi="Calibri"/>
                 <w:b/>
+                <w:i w:val="0"/>
                 <w:color w:val="000000"/>
                 <w:sz w:val="20"/>
+                <w:u w:val="none"/>
               </w:rPr>
               <w:t>Description</w:t>
             </w:r>
@@ -2410,13 +2847,18 @@
             <w:shd w:val="clear" w:color="auto" w:fill="DAE3F3"/>
           </w:tcPr>
           <w:p>
+            <w:pPr>
+              <w:jc w:val="center"/>
+            </w:pPr>
             <w:r/>
             <w:r>
               <w:rPr>
                 <w:rFonts w:ascii="Calibri" w:hAnsi="Calibri"/>
                 <w:b/>
+                <w:i w:val="0"/>
                 <w:color w:val="000000"/>
                 <w:sz w:val="20"/>
+                <w:u w:val="none"/>
               </w:rPr>
               <w:t>Spec Section</w:t>
             </w:r>
@@ -2437,8 +2879,10 @@
               <w:rPr>
                 <w:rFonts w:ascii="Calibri" w:hAnsi="Calibri"/>
                 <w:b w:val="0"/>
+                <w:i w:val="0"/>
                 <w:color w:val="000000"/>
                 <w:sz w:val="20"/>
+                <w:u w:val="none"/>
               </w:rPr>
               <w:t>1</w:t>
             </w:r>
@@ -2454,8 +2898,10 @@
               <w:rPr>
                 <w:rFonts w:ascii="Calibri" w:hAnsi="Calibri"/>
                 <w:b w:val="0"/>
+                <w:i w:val="0"/>
                 <w:color w:val="000000"/>
                 <w:sz w:val="20"/>
+                <w:u w:val="none"/>
               </w:rPr>
               <w:t>[Product / shop drawing / sample description - manufacturer, model, rating, application, quantity]</w:t>
             </w:r>
@@ -2474,8 +2920,10 @@
               <w:rPr>
                 <w:rFonts w:ascii="Calibri" w:hAnsi="Calibri"/>
                 <w:b w:val="0"/>
+                <w:i w:val="0"/>
                 <w:color w:val="000000"/>
                 <w:sz w:val="20"/>
+                <w:u w:val="none"/>
               </w:rPr>
               <w:t>[## ## ##]</w:t>
             </w:r>
@@ -2493,8 +2941,10 @@
               <w:rPr>
                 <w:rFonts w:ascii="Calibri" w:hAnsi="Calibri"/>
                 <w:b w:val="0"/>
+                <w:i w:val="0"/>
                 <w:color w:val="000000"/>
                 <w:sz w:val="20"/>
+                <w:u w:val="none"/>
               </w:rPr>
             </w:r>
           </w:p>
@@ -2509,8 +2959,10 @@
               <w:rPr>
                 <w:rFonts w:ascii="Calibri" w:hAnsi="Calibri"/>
                 <w:b w:val="0"/>
+                <w:i w:val="0"/>
                 <w:color w:val="000000"/>
                 <w:sz w:val="20"/>
+                <w:u w:val="none"/>
               </w:rPr>
             </w:r>
           </w:p>
@@ -2525,8 +2977,10 @@
               <w:rPr>
                 <w:rFonts w:ascii="Calibri" w:hAnsi="Calibri"/>
                 <w:b w:val="0"/>
+                <w:i w:val="0"/>
                 <w:color w:val="000000"/>
                 <w:sz w:val="20"/>
+                <w:u w:val="none"/>
               </w:rPr>
             </w:r>
           </w:p>
@@ -2543,8 +2997,10 @@
               <w:rPr>
                 <w:rFonts w:ascii="Calibri" w:hAnsi="Calibri"/>
                 <w:b w:val="0"/>
+                <w:i w:val="0"/>
                 <w:color w:val="000000"/>
                 <w:sz w:val="20"/>
+                <w:u w:val="none"/>
               </w:rPr>
             </w:r>
           </w:p>
@@ -2559,8 +3015,10 @@
               <w:rPr>
                 <w:rFonts w:ascii="Calibri" w:hAnsi="Calibri"/>
                 <w:b w:val="0"/>
+                <w:i w:val="0"/>
                 <w:color w:val="000000"/>
                 <w:sz w:val="20"/>
+                <w:u w:val="none"/>
               </w:rPr>
             </w:r>
           </w:p>
@@ -2575,8 +3033,66 @@
               <w:rPr>
                 <w:rFonts w:ascii="Calibri" w:hAnsi="Calibri"/>
                 <w:b w:val="0"/>
+                <w:i w:val="0"/>
                 <w:color w:val="000000"/>
                 <w:sz w:val="20"/>
+                <w:u w:val="none"/>
+              </w:rPr>
+            </w:r>
+          </w:p>
+        </w:tc>
+      </w:tr>
+      <w:tr>
+        <w:tc>
+          <w:tcPr>
+            <w:tcW w:type="dxa" w:w="1008"/>
+          </w:tcPr>
+          <w:p>
+            <w:r/>
+            <w:r>
+              <w:rPr>
+                <w:rFonts w:ascii="Calibri" w:hAnsi="Calibri"/>
+                <w:b w:val="0"/>
+                <w:i w:val="0"/>
+                <w:color w:val="000000"/>
+                <w:sz w:val="20"/>
+                <w:u w:val="none"/>
+              </w:rPr>
+            </w:r>
+          </w:p>
+        </w:tc>
+        <w:tc>
+          <w:tcPr>
+            <w:tcW w:type="dxa" w:w="7776"/>
+          </w:tcPr>
+          <w:p>
+            <w:r/>
+            <w:r>
+              <w:rPr>
+                <w:rFonts w:ascii="Calibri" w:hAnsi="Calibri"/>
+                <w:b w:val="0"/>
+                <w:i w:val="0"/>
+                <w:color w:val="000000"/>
+                <w:sz w:val="20"/>
+                <w:u w:val="none"/>
+              </w:rPr>
+            </w:r>
+          </w:p>
+        </w:tc>
+        <w:tc>
+          <w:tcPr>
+            <w:tcW w:type="dxa" w:w="1440"/>
+          </w:tcPr>
+          <w:p>
+            <w:r/>
+            <w:r>
+              <w:rPr>
+                <w:rFonts w:ascii="Calibri" w:hAnsi="Calibri"/>
+                <w:b w:val="0"/>
+                <w:i w:val="0"/>
+                <w:color w:val="000000"/>
+                <w:sz w:val="20"/>
+                <w:u w:val="none"/>
               </w:rPr>
             </w:r>
           </w:p>
@@ -2585,14 +3101,21 @@
     </w:tbl>
     <w:p/>
     <w:p>
+      <w:pPr>
+        <w:pBdr>
+          <w:bottom w:val="single" w:sz="6" w:space="2" w:color="BFBFBF"/>
+        </w:pBdr>
+      </w:pPr>
       <w:r>
         <w:rPr>
           <w:rFonts w:ascii="Calibri" w:hAnsi="Calibri"/>
           <w:b/>
+          <w:i w:val="0"/>
           <w:color w:val="000000"/>
           <w:sz w:val="22"/>
+          <w:u w:val="none"/>
         </w:rPr>
-        <w:t>KNOWN DEVIATIONS FROM CONTRACT DOCUMENTS</w:t>
+        <w:t>CONTRACTOR'S REMARKS</w:t>
       </w:r>
     </w:p>
     <w:p>
@@ -2600,10 +3123,25 @@
         <w:rPr>
           <w:rFonts w:ascii="Calibri" w:hAnsi="Calibri"/>
           <w:b w:val="0"/>
+          <w:i w:val="0"/>
+          <w:color w:val="1F3864"/>
+          <w:sz w:val="20"/>
+          <w:u w:val="none"/>
+        </w:rPr>
+        <w:t>Division [## ## ##]  -  [Division Name]</w:t>
+      </w:r>
+    </w:p>
+    <w:p>
+      <w:r>
+        <w:rPr>
+          <w:rFonts w:ascii="Calibri" w:hAnsi="Calibri"/>
+          <w:b w:val="0"/>
+          <w:i w:val="0"/>
           <w:color w:val="000000"/>
           <w:sz w:val="20"/>
+          <w:u w:val="none"/>
         </w:rPr>
-        <w:t>Per Section [23 00 90 / 01 33 00], the following deviations are noted where submittals differ from the contract documents. All items are flagged with revision clouds and callout notes in the attached markup for the Engineer's review and comment.</w:t>
+        <w:t>Contractor has reviewed submitted product data against Division [##] specifications. The following remarks are provided for the Engineer's consideration.</w:t>
       </w:r>
     </w:p>
     <w:p/>
@@ -2634,15 +3172,20 @@
             <w:shd w:val="clear" w:color="auto" w:fill="DAE3F3"/>
           </w:tcPr>
           <w:p>
+            <w:pPr>
+              <w:jc w:val="center"/>
+            </w:pPr>
             <w:r/>
             <w:r>
               <w:rPr>
                 <w:rFonts w:ascii="Calibri" w:hAnsi="Calibri"/>
                 <w:b/>
+                <w:i w:val="0"/>
                 <w:color w:val="000000"/>
                 <w:sz w:val="20"/>
+                <w:u w:val="none"/>
               </w:rPr>
-              <w:t>No.</w:t>
+              <w:t>#</w:t>
             </w:r>
           </w:p>
         </w:tc>
@@ -2657,10 +3200,12 @@
               <w:rPr>
                 <w:rFonts w:ascii="Calibri" w:hAnsi="Calibri"/>
                 <w:b/>
+                <w:i w:val="0"/>
                 <w:color w:val="000000"/>
                 <w:sz w:val="20"/>
+                <w:u w:val="none"/>
               </w:rPr>
-              <w:t>Deviation</w:t>
+              <w:t>Remark</w:t>
             </w:r>
           </w:p>
         </w:tc>
@@ -2670,13 +3215,18 @@
             <w:shd w:val="clear" w:color="auto" w:fill="DAE3F3"/>
           </w:tcPr>
           <w:p>
+            <w:pPr>
+              <w:jc w:val="center"/>
+            </w:pPr>
             <w:r/>
             <w:r>
               <w:rPr>
                 <w:rFonts w:ascii="Calibri" w:hAnsi="Calibri"/>
                 <w:b/>
+                <w:i w:val="0"/>
                 <w:color w:val="000000"/>
                 <w:sz w:val="20"/>
+                <w:u w:val="none"/>
               </w:rPr>
               <w:t>Spec Ref.</w:t>
             </w:r>
@@ -2688,15 +3238,194 @@
             <w:shd w:val="clear" w:color="auto" w:fill="DAE3F3"/>
           </w:tcPr>
           <w:p>
+            <w:pPr>
+              <w:jc w:val="center"/>
+            </w:pPr>
             <w:r/>
             <w:r>
               <w:rPr>
                 <w:rFonts w:ascii="Calibri" w:hAnsi="Calibri"/>
                 <w:b/>
+                <w:i w:val="0"/>
                 <w:color w:val="000000"/>
                 <w:sz w:val="20"/>
+                <w:u w:val="none"/>
               </w:rPr>
-              <w:t>Severity</w:t>
+              <w:t>Status</w:t>
+            </w:r>
+          </w:p>
+        </w:tc>
+      </w:tr>
+      <w:tr>
+        <w:tc>
+          <w:tcPr>
+            <w:tcW w:type="dxa" w:w="720"/>
+          </w:tcPr>
+          <w:p>
+            <w:pPr>
+              <w:jc w:val="center"/>
+            </w:pPr>
+            <w:r/>
+            <w:r>
+              <w:rPr>
+                <w:rFonts w:ascii="Calibri" w:hAnsi="Calibri"/>
+                <w:b w:val="0"/>
+                <w:i w:val="0"/>
+                <w:color w:val="000000"/>
+                <w:sz w:val="20"/>
+                <w:u w:val="none"/>
+              </w:rPr>
+              <w:t>1</w:t>
+            </w:r>
+          </w:p>
+        </w:tc>
+        <w:tc>
+          <w:tcPr>
+            <w:tcW w:type="dxa" w:w="6624"/>
+          </w:tcPr>
+          <w:p>
+            <w:r/>
+            <w:r>
+              <w:rPr>
+                <w:rFonts w:ascii="Calibri" w:hAnsi="Calibri"/>
+                <w:b w:val="0"/>
+                <w:i w:val="0"/>
+                <w:color w:val="000000"/>
+                <w:sz w:val="20"/>
+                <w:u w:val="none"/>
+              </w:rPr>
+              <w:t>[Clarification, quantity verification, or question for the Engineer]</w:t>
+            </w:r>
+          </w:p>
+        </w:tc>
+        <w:tc>
+          <w:tcPr>
+            <w:tcW w:type="dxa" w:w="1440"/>
+          </w:tcPr>
+          <w:p>
+            <w:pPr>
+              <w:jc w:val="center"/>
+            </w:pPr>
+            <w:r/>
+            <w:r>
+              <w:rPr>
+                <w:rFonts w:ascii="Calibri" w:hAnsi="Calibri"/>
+                <w:b w:val="0"/>
+                <w:i w:val="0"/>
+                <w:color w:val="000000"/>
+                <w:sz w:val="20"/>
+                <w:u w:val="none"/>
+              </w:rPr>
+              <w:t>[## ## ##]</w:t>
+            </w:r>
+          </w:p>
+        </w:tc>
+        <w:tc>
+          <w:tcPr>
+            <w:tcW w:type="dxa" w:w="1440"/>
+          </w:tcPr>
+          <w:p>
+            <w:pPr>
+              <w:jc w:val="center"/>
+            </w:pPr>
+            <w:r/>
+            <w:r>
+              <w:rPr>
+                <w:rFonts w:ascii="Calibri" w:hAnsi="Calibri"/>
+                <w:b/>
+                <w:i w:val="0"/>
+                <w:color w:val="000000"/>
+                <w:sz w:val="18"/>
+                <w:u w:val="none"/>
+              </w:rPr>
+              <w:t>FOR REVIEW</w:t>
+            </w:r>
+          </w:p>
+        </w:tc>
+      </w:tr>
+      <w:tr>
+        <w:tc>
+          <w:tcPr>
+            <w:tcW w:type="dxa" w:w="720"/>
+          </w:tcPr>
+          <w:p>
+            <w:pPr>
+              <w:jc w:val="center"/>
+            </w:pPr>
+            <w:r/>
+            <w:r>
+              <w:rPr>
+                <w:rFonts w:ascii="Calibri" w:hAnsi="Calibri"/>
+                <w:b w:val="0"/>
+                <w:i w:val="0"/>
+                <w:color w:val="000000"/>
+                <w:sz w:val="20"/>
+                <w:u w:val="none"/>
+              </w:rPr>
+              <w:t>2</w:t>
+            </w:r>
+          </w:p>
+        </w:tc>
+        <w:tc>
+          <w:tcPr>
+            <w:tcW w:type="dxa" w:w="6624"/>
+          </w:tcPr>
+          <w:p>
+            <w:r/>
+            <w:r>
+              <w:rPr>
+                <w:rFonts w:ascii="Calibri" w:hAnsi="Calibri"/>
+                <w:b w:val="0"/>
+                <w:i w:val="0"/>
+                <w:color w:val="000000"/>
+                <w:sz w:val="20"/>
+                <w:u w:val="none"/>
+              </w:rPr>
+              <w:t>[Item not in this submittal but covered elsewhere or available on request]</w:t>
+            </w:r>
+          </w:p>
+        </w:tc>
+        <w:tc>
+          <w:tcPr>
+            <w:tcW w:type="dxa" w:w="1440"/>
+          </w:tcPr>
+          <w:p>
+            <w:pPr>
+              <w:jc w:val="center"/>
+            </w:pPr>
+            <w:r/>
+            <w:r>
+              <w:rPr>
+                <w:rFonts w:ascii="Calibri" w:hAnsi="Calibri"/>
+                <w:b w:val="0"/>
+                <w:i w:val="0"/>
+                <w:color w:val="000000"/>
+                <w:sz w:val="20"/>
+                <w:u w:val="none"/>
+              </w:rPr>
+              <w:t>[## ## ##]</w:t>
+            </w:r>
+          </w:p>
+        </w:tc>
+        <w:tc>
+          <w:tcPr>
+            <w:tcW w:type="dxa" w:w="1440"/>
+          </w:tcPr>
+          <w:p>
+            <w:pPr>
+              <w:jc w:val="center"/>
+            </w:pPr>
+            <w:r/>
+            <w:r>
+              <w:rPr>
+                <w:rFonts w:ascii="Calibri" w:hAnsi="Calibri"/>
+                <w:b/>
+                <w:i w:val="0"/>
+                <w:color w:val="000000"/>
+                <w:sz w:val="18"/>
+                <w:u w:val="none"/>
+              </w:rPr>
+              <w:t>FOR INFO</w:t>
             </w:r>
           </w:p>
         </w:tc>
@@ -2712,8 +3441,10 @@
               <w:rPr>
                 <w:rFonts w:ascii="Calibri" w:hAnsi="Calibri"/>
                 <w:b w:val="0"/>
+                <w:i w:val="0"/>
                 <w:color w:val="000000"/>
                 <w:sz w:val="20"/>
+                <w:u w:val="none"/>
               </w:rPr>
             </w:r>
           </w:p>
@@ -2728,8 +3459,10 @@
               <w:rPr>
                 <w:rFonts w:ascii="Calibri" w:hAnsi="Calibri"/>
                 <w:b w:val="0"/>
+                <w:i w:val="0"/>
                 <w:color w:val="000000"/>
                 <w:sz w:val="20"/>
+                <w:u w:val="none"/>
               </w:rPr>
             </w:r>
           </w:p>
@@ -2744,8 +3477,10 @@
               <w:rPr>
                 <w:rFonts w:ascii="Calibri" w:hAnsi="Calibri"/>
                 <w:b w:val="0"/>
+                <w:i w:val="0"/>
                 <w:color w:val="000000"/>
                 <w:sz w:val="20"/>
+                <w:u w:val="none"/>
               </w:rPr>
             </w:r>
           </w:p>
@@ -2760,146 +3495,30 @@
               <w:rPr>
                 <w:rFonts w:ascii="Calibri" w:hAnsi="Calibri"/>
                 <w:b w:val="0"/>
+                <w:i w:val="0"/>
                 <w:color w:val="000000"/>
                 <w:sz w:val="20"/>
-              </w:rPr>
-            </w:r>
-          </w:p>
-        </w:tc>
-      </w:tr>
-      <w:tr>
-        <w:tc>
-          <w:tcPr>
-            <w:tcW w:type="dxa" w:w="720"/>
-          </w:tcPr>
-          <w:p>
-            <w:r/>
-            <w:r>
-              <w:rPr>
-                <w:rFonts w:ascii="Calibri" w:hAnsi="Calibri"/>
-                <w:b w:val="0"/>
-                <w:color w:val="000000"/>
-                <w:sz w:val="20"/>
-              </w:rPr>
-            </w:r>
-          </w:p>
-        </w:tc>
-        <w:tc>
-          <w:tcPr>
-            <w:tcW w:type="dxa" w:w="6624"/>
-          </w:tcPr>
-          <w:p>
-            <w:r/>
-            <w:r>
-              <w:rPr>
-                <w:rFonts w:ascii="Calibri" w:hAnsi="Calibri"/>
-                <w:b w:val="0"/>
-                <w:color w:val="000000"/>
-                <w:sz w:val="20"/>
-              </w:rPr>
-            </w:r>
-          </w:p>
-        </w:tc>
-        <w:tc>
-          <w:tcPr>
-            <w:tcW w:type="dxa" w:w="1440"/>
-          </w:tcPr>
-          <w:p>
-            <w:r/>
-            <w:r>
-              <w:rPr>
-                <w:rFonts w:ascii="Calibri" w:hAnsi="Calibri"/>
-                <w:b w:val="0"/>
-                <w:color w:val="000000"/>
-                <w:sz w:val="20"/>
-              </w:rPr>
-            </w:r>
-          </w:p>
-        </w:tc>
-        <w:tc>
-          <w:tcPr>
-            <w:tcW w:type="dxa" w:w="1440"/>
-          </w:tcPr>
-          <w:p>
-            <w:r/>
-            <w:r>
-              <w:rPr>
-                <w:rFonts w:ascii="Calibri" w:hAnsi="Calibri"/>
-                <w:b w:val="0"/>
-                <w:color w:val="000000"/>
-                <w:sz w:val="20"/>
-              </w:rPr>
-            </w:r>
-          </w:p>
-        </w:tc>
-      </w:tr>
-      <w:tr>
-        <w:tc>
-          <w:tcPr>
-            <w:tcW w:type="dxa" w:w="720"/>
-          </w:tcPr>
-          <w:p>
-            <w:r/>
-            <w:r>
-              <w:rPr>
-                <w:rFonts w:ascii="Calibri" w:hAnsi="Calibri"/>
-                <w:b w:val="0"/>
-                <w:color w:val="000000"/>
-                <w:sz w:val="20"/>
-              </w:rPr>
-            </w:r>
-          </w:p>
-        </w:tc>
-        <w:tc>
-          <w:tcPr>
-            <w:tcW w:type="dxa" w:w="6624"/>
-          </w:tcPr>
-          <w:p>
-            <w:r/>
-            <w:r>
-              <w:rPr>
-                <w:rFonts w:ascii="Calibri" w:hAnsi="Calibri"/>
-                <w:b w:val="0"/>
-                <w:color w:val="000000"/>
-                <w:sz w:val="20"/>
-              </w:rPr>
-            </w:r>
-          </w:p>
-        </w:tc>
-        <w:tc>
-          <w:tcPr>
-            <w:tcW w:type="dxa" w:w="1440"/>
-          </w:tcPr>
-          <w:p>
-            <w:r/>
-            <w:r>
-              <w:rPr>
-                <w:rFonts w:ascii="Calibri" w:hAnsi="Calibri"/>
-                <w:b w:val="0"/>
-                <w:color w:val="000000"/>
-                <w:sz w:val="20"/>
-              </w:rPr>
-            </w:r>
-          </w:p>
-        </w:tc>
-        <w:tc>
-          <w:tcPr>
-            <w:tcW w:type="dxa" w:w="1440"/>
-          </w:tcPr>
-          <w:p>
-            <w:r/>
-            <w:r>
-              <w:rPr>
-                <w:rFonts w:ascii="Calibri" w:hAnsi="Calibri"/>
-                <w:b w:val="0"/>
-                <w:color w:val="000000"/>
-                <w:sz w:val="20"/>
+                <w:u w:val="none"/>
               </w:rPr>
             </w:r>
           </w:p>
         </w:tc>
       </w:tr>
     </w:tbl>
+    <w:p/>
+    <w:p>
+      <w:r>
+        <w:rPr>
+          <w:rFonts w:ascii="Calibri" w:hAnsi="Calibri"/>
+          <w:b w:val="0"/>
+          <w:i/>
+          <w:color w:val="1F3864"/>
+          <w:sz w:val="18"/>
+          <w:u w:val="none"/>
+        </w:rPr>
+        <w:t>Submittal No.: [## ## ##-##]  |  Date: [Date]  |  CSP #[##]  |  A/E Project #[##]</w:t>
+      </w:r>
+    </w:p>
     <w:sectPr>
       <w:pgSz w:w="12240" w:h="15840"/>
       <w:pgMar w:top="864" w:right="1008" w:bottom="864" w:left="1008" w:header="720" w:footer="720" w:gutter="0"/>
